--- a/08-传感器电路/02-光电传感器电路/光电池检测电路/光电池检测电路.docx
+++ b/08-传感器电路/02-光电传感器电路/光电池检测电路/光电池检测电路.docx
@@ -2983,6 +2983,20 @@
     </w:p>
     <w:bookmarkEnd w:id="26"/>
     <w:bookmarkEnd w:id="27"/>
+    <w:p>
+      <w:pPr>
+        <w:spacing w:before="360"/>
+        <w:jc w:val="center"/>
+      </w:pPr>
+      <w:r>
+        <w:rPr>
+          <w:rFonts w:ascii="Times New Roman" w:hAnsi="Times New Roman"/>
+          <w:color w:val="555555"/>
+          <w:sz w:val="21"/>
+        </w:rPr>
+        <w:t>材料收集者：杜文杰</w:t>
+      </w:r>
+    </w:p>
     <w:sectPr>
       <w:headerReference r:id="rId9" w:type="default"/>
       <w:footerReference r:id="rId10" w:type="default"/>

--- a/08-传感器电路/02-光电传感器电路/光电池检测电路/光电池检测电路.docx
+++ b/08-传感器电路/02-光电传感器电路/光电池检测电路/光电池检测电路.docx
@@ -1,6 +1,6 @@
 
 <file path=word/document.xml><?xml version="1.0" encoding="utf-8"?>
-<w:document xmlns:w="http://schemas.openxmlformats.org/wordprocessingml/2006/main" xmlns:m="http://schemas.openxmlformats.org/officeDocument/2006/math" xmlns:r="http://schemas.openxmlformats.org/officeDocument/2006/relationships" xmlns:o="urn:schemas-microsoft-com:office:office" xmlns:v="urn:schemas-microsoft-com:vml" xmlns:w10="urn:schemas-microsoft-com:office:word" xmlns:a="http://schemas.openxmlformats.org/drawingml/2006/main" xmlns:pic="http://schemas.openxmlformats.org/drawingml/2006/picture" xmlns:wp="http://schemas.openxmlformats.org/drawingml/2006/wordprocessingDrawing">
+<w:document xmlns:m="http://schemas.openxmlformats.org/officeDocument/2006/math" xmlns:r="http://schemas.openxmlformats.org/officeDocument/2006/relationships" xmlns:w="http://schemas.openxmlformats.org/wordprocessingml/2006/main" xmlns:o="urn:schemas-microsoft-com:office:office" xmlns:v="urn:schemas-microsoft-com:vml" xmlns:w10="urn:schemas-microsoft-com:office:word" xmlns:a="http://schemas.openxmlformats.org/drawingml/2006/main" xmlns:pic="http://schemas.openxmlformats.org/drawingml/2006/picture" xmlns:wp="http://schemas.openxmlformats.org/drawingml/2006/wordprocessingDrawing">
   <w:body>
     <w:bookmarkStart w:id="27" w:name="光电池检测电路"/>
     <w:p>
@@ -9,7 +9,7 @@
       </w:pPr>
       <w:r>
         <w:rPr>
-          <w:rFonts w:hint="eastAsia"/>
+          <w:rFonts w:hint="eastAsia" w:eastAsia="黑体"/>
         </w:rPr>
         <w:t xml:space="preserve">光电池检测电路</w:t>
       </w:r>
@@ -21,7 +21,7 @@
       </w:pPr>
       <w:r>
         <w:rPr>
-          <w:rFonts w:hint="eastAsia"/>
+          <w:rFonts w:hint="eastAsia" w:eastAsia="黑体"/>
         </w:rPr>
         <w:t xml:space="preserve">拓扑描述</w:t>
       </w:r>
@@ -32,27 +32,33 @@
       </w:pPr>
       <w:r>
         <w:rPr>
-          <w:rFonts w:hint="eastAsia"/>
+          <w:rFonts w:hint="eastAsia" w:eastAsia="黑体"/>
         </w:rPr>
         <w:t xml:space="preserve">由</w:t>
       </w:r>
       <w:r>
+        <w:rPr>
+          <w:rFonts w:eastAsia="黑体"/>
+        </w:rPr>
         <w:t xml:space="preserve"> </w:t>
       </w:r>
       <w:r>
         <w:rPr>
-          <w:rFonts w:hint="eastAsia"/>
+          <w:rFonts w:hint="eastAsia" w:eastAsia="黑体"/>
           <w:b/>
           <w:bCs/>
         </w:rPr>
         <w:t xml:space="preserve">光电池（光伏电池，作为光生电流源）</w:t>
       </w:r>
       <w:r>
+        <w:rPr>
+          <w:rFonts w:eastAsia="黑体"/>
+        </w:rPr>
         <w:t xml:space="preserve">、</w:t>
       </w:r>
       <w:r>
         <w:rPr>
-          <w:rFonts w:hint="eastAsia"/>
+          <w:rFonts w:hint="eastAsia" w:eastAsia="黑体"/>
           <w:b/>
           <w:bCs/>
         </w:rPr>
@@ -60,17 +66,21 @@
       </w:r>
       <w:r>
         <w:rPr>
+          <w:rFonts w:eastAsia="黑体"/>
           <w:b/>
           <w:bCs/>
         </w:rPr>
         <w:t xml:space="preserve"> A1</w:t>
       </w:r>
       <w:r>
+        <w:rPr>
+          <w:rFonts w:eastAsia="黑体"/>
+        </w:rPr>
         <w:t xml:space="preserve">、</w:t>
       </w:r>
       <w:r>
         <w:rPr>
-          <w:rFonts w:hint="eastAsia"/>
+          <w:rFonts w:hint="eastAsia" w:eastAsia="黑体"/>
           <w:b/>
           <w:bCs/>
         </w:rPr>
@@ -78,6 +88,7 @@
       </w:r>
       <w:r>
         <w:rPr>
+          <w:rFonts w:eastAsia="黑体"/>
           <w:b/>
           <w:bCs/>
         </w:rPr>
@@ -98,20 +109,26 @@
         </m:sSub>
       </m:oMath>
       <w:r>
+        <w:rPr>
+          <w:rFonts w:eastAsia="黑体"/>
+        </w:rPr>
         <w:t xml:space="preserve"> </w:t>
       </w:r>
       <w:r>
         <w:rPr>
-          <w:rFonts w:hint="eastAsia"/>
+          <w:rFonts w:hint="eastAsia" w:eastAsia="黑体"/>
         </w:rPr>
         <w:t xml:space="preserve">与并联的</w:t>
       </w:r>
       <w:r>
+        <w:rPr>
+          <w:rFonts w:eastAsia="黑体"/>
+        </w:rPr>
         <w:t xml:space="preserve"> </w:t>
       </w:r>
       <w:r>
         <w:rPr>
-          <w:rFonts w:hint="eastAsia"/>
+          <w:rFonts w:hint="eastAsia" w:eastAsia="黑体"/>
           <w:b/>
           <w:bCs/>
         </w:rPr>
@@ -119,6 +136,7 @@
       </w:r>
       <w:r>
         <w:rPr>
+          <w:rFonts w:eastAsia="黑体"/>
           <w:b/>
           <w:bCs/>
         </w:rPr>
@@ -139,20 +157,26 @@
         </m:sSub>
       </m:oMath>
       <w:r>
+        <w:rPr>
+          <w:rFonts w:eastAsia="黑体"/>
+        </w:rPr>
         <w:t xml:space="preserve"> </w:t>
       </w:r>
       <w:r>
         <w:rPr>
-          <w:rFonts w:hint="eastAsia"/>
+          <w:rFonts w:hint="eastAsia" w:eastAsia="黑体"/>
         </w:rPr>
         <w:t xml:space="preserve">组成跨阻放大器（TIA），或改用</w:t>
       </w:r>
       <w:r>
+        <w:rPr>
+          <w:rFonts w:eastAsia="黑体"/>
+        </w:rPr>
         <w:t xml:space="preserve"> </w:t>
       </w:r>
       <w:r>
         <w:rPr>
-          <w:rFonts w:hint="eastAsia"/>
+          <w:rFonts w:hint="eastAsia" w:eastAsia="黑体"/>
           <w:b/>
           <w:bCs/>
         </w:rPr>
@@ -160,22 +184,25 @@
       </w:r>
       <w:r>
         <w:rPr>
-          <w:rFonts w:hint="eastAsia"/>
+          <w:rFonts w:hint="eastAsia" w:eastAsia="黑体"/>
         </w:rPr>
         <w:t xml:space="preserve">。电路共有</w:t>
       </w:r>
       <w:r>
+        <w:rPr>
+          <w:rFonts w:eastAsia="黑体"/>
+        </w:rPr>
         <w:t xml:space="preserve"> 3 </w:t>
       </w:r>
       <w:r>
         <w:rPr>
-          <w:rFonts w:hint="eastAsia"/>
+          <w:rFonts w:hint="eastAsia" w:eastAsia="黑体"/>
         </w:rPr>
         <w:t xml:space="preserve">个关键节点：</w:t>
       </w:r>
       <w:r>
         <w:rPr>
-          <w:rFonts w:hint="eastAsia"/>
+          <w:rFonts w:hint="eastAsia" w:eastAsia="黑体"/>
           <w:b/>
           <w:bCs/>
         </w:rPr>
@@ -183,6 +210,7 @@
       </w:r>
       <w:r>
         <w:rPr>
+          <w:rFonts w:eastAsia="黑体"/>
           <w:b/>
           <w:bCs/>
         </w:rPr>
@@ -190,7 +218,7 @@
       </w:r>
       <w:r>
         <w:rPr>
-          <w:rFonts w:hint="eastAsia"/>
+          <w:rFonts w:hint="eastAsia" w:eastAsia="黑体"/>
           <w:b/>
           <w:bCs/>
         </w:rPr>
@@ -198,20 +226,26 @@
       </w:r>
       <w:r>
         <w:rPr>
-          <w:rFonts w:hint="eastAsia"/>
+          <w:rFonts w:hint="eastAsia" w:eastAsia="黑体"/>
         </w:rPr>
         <w:t xml:space="preserve">（光电池一端、A1</w:t>
       </w:r>
       <w:r>
+        <w:rPr>
+          <w:rFonts w:eastAsia="黑体"/>
+        </w:rPr>
         <w:t xml:space="preserve"> </w:t>
       </w:r>
       <w:r>
         <w:rPr>
-          <w:rFonts w:hint="eastAsia"/>
+          <w:rFonts w:hint="eastAsia" w:eastAsia="黑体"/>
         </w:rPr>
         <w:t xml:space="preserve">的反相输入端</w:t>
       </w:r>
       <w:r>
+        <w:rPr>
+          <w:rFonts w:eastAsia="黑体"/>
+        </w:rPr>
         <w:t xml:space="preserve"> IN−、</w:t>
       </w:r>
       <m:oMath>
@@ -229,15 +263,21 @@
         </m:sSub>
       </m:oMath>
       <w:r>
+        <w:rPr>
+          <w:rFonts w:eastAsia="黑体"/>
+        </w:rPr>
         <w:t xml:space="preserve"> </w:t>
       </w:r>
       <w:r>
         <w:rPr>
-          <w:rFonts w:hint="eastAsia"/>
+          <w:rFonts w:hint="eastAsia" w:eastAsia="黑体"/>
         </w:rPr>
         <w:t xml:space="preserve">一端与</w:t>
       </w:r>
       <w:r>
+        <w:rPr>
+          <w:rFonts w:eastAsia="黑体"/>
+        </w:rPr>
         <w:t xml:space="preserve"> </w:t>
       </w:r>
       <m:oMath>
@@ -255,17 +295,20 @@
         </m:sSub>
       </m:oMath>
       <w:r>
+        <w:rPr>
+          <w:rFonts w:eastAsia="黑体"/>
+        </w:rPr>
         <w:t xml:space="preserve"> </w:t>
       </w:r>
       <w:r>
         <w:rPr>
-          <w:rFonts w:hint="eastAsia"/>
+          <w:rFonts w:hint="eastAsia" w:eastAsia="黑体"/>
         </w:rPr>
         <w:t xml:space="preserve">一端相连）；</w:t>
       </w:r>
       <w:r>
         <w:rPr>
-          <w:rFonts w:hint="eastAsia"/>
+          <w:rFonts w:hint="eastAsia" w:eastAsia="黑体"/>
           <w:b/>
           <w:bCs/>
         </w:rPr>
@@ -273,6 +316,7 @@
       </w:r>
       <w:r>
         <w:rPr>
+          <w:rFonts w:eastAsia="黑体"/>
           <w:b/>
           <w:bCs/>
         </w:rPr>
@@ -280,7 +324,7 @@
       </w:r>
       <w:r>
         <w:rPr>
-          <w:rFonts w:hint="eastAsia"/>
+          <w:rFonts w:hint="eastAsia" w:eastAsia="黑体"/>
           <w:b/>
           <w:bCs/>
         </w:rPr>
@@ -288,40 +332,49 @@
       </w:r>
       <w:r>
         <w:rPr>
-          <w:rFonts w:hint="eastAsia"/>
+          <w:rFonts w:hint="eastAsia" w:eastAsia="黑体"/>
         </w:rPr>
         <w:t xml:space="preserve">（光电池另一端与</w:t>
       </w:r>
       <w:r>
+        <w:rPr>
+          <w:rFonts w:eastAsia="黑体"/>
+        </w:rPr>
         <w:t xml:space="preserve"> A1 </w:t>
       </w:r>
       <w:r>
         <w:rPr>
-          <w:rFonts w:hint="eastAsia"/>
+          <w:rFonts w:hint="eastAsia" w:eastAsia="黑体"/>
         </w:rPr>
         <w:t xml:space="preserve">的同相输入端</w:t>
       </w:r>
       <w:r>
+        <w:rPr>
+          <w:rFonts w:eastAsia="黑体"/>
+        </w:rPr>
         <w:t xml:space="preserve"> IN+ </w:t>
       </w:r>
       <w:r>
         <w:rPr>
-          <w:rFonts w:hint="eastAsia"/>
+          <w:rFonts w:hint="eastAsia" w:eastAsia="黑体"/>
         </w:rPr>
         <w:t xml:space="preserve">接地</w:t>
       </w:r>
       <w:r>
+        <w:rPr>
+          <w:rFonts w:eastAsia="黑体"/>
+        </w:rPr>
         <w:t xml:space="preserve"> </w:t>
       </w:r>
       <w:r>
         <w:rPr>
-          <w:rFonts w:hint="eastAsia"/>
+          <w:rFonts w:hint="eastAsia" w:eastAsia="黑体"/>
         </w:rPr>
         <w:t xml:space="preserve">GND）；</w:t>
       </w:r>
       <w:r>
         <w:rPr>
-          <w:rFonts w:hint="eastAsia"/>
+          <w:rFonts w:hint="eastAsia" w:eastAsia="黑体"/>
           <w:b/>
           <w:bCs/>
         </w:rPr>
@@ -329,6 +382,7 @@
       </w:r>
       <w:r>
         <w:rPr>
+          <w:rFonts w:eastAsia="黑体"/>
           <w:b/>
           <w:bCs/>
         </w:rPr>
@@ -336,7 +390,7 @@
       </w:r>
       <w:r>
         <w:rPr>
-          <w:rFonts w:hint="eastAsia"/>
+          <w:rFonts w:hint="eastAsia" w:eastAsia="黑体"/>
           <w:b/>
           <w:bCs/>
         </w:rPr>
@@ -344,29 +398,38 @@
       </w:r>
       <w:r>
         <w:rPr>
-          <w:rFonts w:hint="eastAsia"/>
+          <w:rFonts w:hint="eastAsia" w:eastAsia="黑体"/>
         </w:rPr>
         <w:t xml:space="preserve">（A1</w:t>
       </w:r>
       <w:r>
+        <w:rPr>
+          <w:rFonts w:eastAsia="黑体"/>
+        </w:rPr>
         <w:t xml:space="preserve"> </w:t>
       </w:r>
       <w:r>
         <w:rPr>
-          <w:rFonts w:hint="eastAsia"/>
+          <w:rFonts w:hint="eastAsia" w:eastAsia="黑体"/>
         </w:rPr>
         <w:t xml:space="preserve">的输出端</w:t>
       </w:r>
       <w:r>
+        <w:rPr>
+          <w:rFonts w:eastAsia="黑体"/>
+        </w:rPr>
         <w:t xml:space="preserve"> OUT </w:t>
       </w:r>
       <w:r>
         <w:rPr>
-          <w:rFonts w:hint="eastAsia"/>
+          <w:rFonts w:hint="eastAsia" w:eastAsia="黑体"/>
         </w:rPr>
         <w:t xml:space="preserve">与</w:t>
       </w:r>
       <w:r>
+        <w:rPr>
+          <w:rFonts w:eastAsia="黑体"/>
+        </w:rPr>
         <w:t xml:space="preserve"> </w:t>
       </w:r>
       <m:oMath>
@@ -384,6 +447,9 @@
         </m:sSub>
       </m:oMath>
       <w:r>
+        <w:rPr>
+          <w:rFonts w:eastAsia="黑体"/>
+        </w:rPr>
         <w:t xml:space="preserve">、</w:t>
       </w:r>
       <m:oMath>
@@ -401,15 +467,21 @@
         </m:sSub>
       </m:oMath>
       <w:r>
+        <w:rPr>
+          <w:rFonts w:eastAsia="黑体"/>
+        </w:rPr>
         <w:t xml:space="preserve"> </w:t>
       </w:r>
       <w:r>
         <w:rPr>
-          <w:rFonts w:hint="eastAsia"/>
+          <w:rFonts w:hint="eastAsia" w:eastAsia="黑体"/>
         </w:rPr>
         <w:t xml:space="preserve">的另一端相连，作为</w:t>
       </w:r>
       <w:r>
+        <w:rPr>
+          <w:rFonts w:eastAsia="黑体"/>
+        </w:rPr>
         <w:t xml:space="preserve"> </w:t>
       </w:r>
       <m:oMath>
@@ -434,7 +506,7 @@
       </m:oMath>
       <w:r>
         <w:rPr>
-          <w:rFonts w:hint="eastAsia"/>
+          <w:rFonts w:hint="eastAsia" w:eastAsia="黑体"/>
         </w:rPr>
         <w:t xml:space="preserve">）。</w:t>
       </w:r>
@@ -443,13 +515,13 @@
       <w:pPr/>
       <w:r>
         <w:rPr>
-          <w:rFonts w:hint="eastAsia"/>
+          <w:rFonts w:hint="eastAsia" w:eastAsia="黑体"/>
         </w:rPr>
         <w:t xml:space="preserve">各元件管脚连接：</w:t>
       </w:r>
       <w:r>
         <w:rPr>
-          <w:rFonts w:hint="eastAsia"/>
+          <w:rFonts w:hint="eastAsia" w:eastAsia="黑体"/>
           <w:b/>
           <w:bCs/>
         </w:rPr>
@@ -457,86 +529,111 @@
       </w:r>
       <w:r>
         <w:rPr>
-          <w:rFonts w:hint="eastAsia"/>
+          <w:rFonts w:hint="eastAsia" w:eastAsia="黑体"/>
         </w:rPr>
         <w:t xml:space="preserve">两端分别接节点①、节点②；</w:t>
       </w:r>
       <w:r>
         <w:rPr>
+          <w:rFonts w:eastAsia="黑体"/>
           <w:b/>
           <w:bCs/>
         </w:rPr>
         <w:t xml:space="preserve">A1</w:t>
       </w:r>
       <w:r>
+        <w:rPr>
+          <w:rFonts w:eastAsia="黑体"/>
+        </w:rPr>
         <w:t xml:space="preserve"> </w:t>
       </w:r>
       <w:r>
         <w:rPr>
-          <w:rFonts w:hint="eastAsia"/>
+          <w:rFonts w:hint="eastAsia" w:eastAsia="黑体"/>
         </w:rPr>
         <w:t xml:space="preserve">的</w:t>
       </w:r>
       <w:r>
+        <w:rPr>
+          <w:rFonts w:eastAsia="黑体"/>
+        </w:rPr>
         <w:t xml:space="preserve"> IN− </w:t>
       </w:r>
       <w:r>
         <w:rPr>
-          <w:rFonts w:hint="eastAsia"/>
+          <w:rFonts w:hint="eastAsia" w:eastAsia="黑体"/>
         </w:rPr>
         <w:t xml:space="preserve">接节点①、IN+</w:t>
       </w:r>
       <w:r>
+        <w:rPr>
+          <w:rFonts w:eastAsia="黑体"/>
+        </w:rPr>
         <w:t xml:space="preserve"> </w:t>
       </w:r>
       <w:r>
         <w:rPr>
-          <w:rFonts w:hint="eastAsia"/>
+          <w:rFonts w:hint="eastAsia" w:eastAsia="黑体"/>
         </w:rPr>
         <w:t xml:space="preserve">接节点②、OUT</w:t>
       </w:r>
       <w:r>
+        <w:rPr>
+          <w:rFonts w:eastAsia="黑体"/>
+        </w:rPr>
         <w:t xml:space="preserve"> </w:t>
       </w:r>
       <w:r>
         <w:rPr>
-          <w:rFonts w:hint="eastAsia"/>
+          <w:rFonts w:hint="eastAsia" w:eastAsia="黑体"/>
         </w:rPr>
         <w:t xml:space="preserve">接节点③、正电源</w:t>
       </w:r>
       <w:r>
+        <w:rPr>
+          <w:rFonts w:eastAsia="黑体"/>
+        </w:rPr>
         <w:t xml:space="preserve"> V+ </w:t>
       </w:r>
       <w:r>
         <w:rPr>
-          <w:rFonts w:hint="eastAsia"/>
+          <w:rFonts w:hint="eastAsia" w:eastAsia="黑体"/>
         </w:rPr>
         <w:t xml:space="preserve">接</w:t>
       </w:r>
       <w:r>
+        <w:rPr>
+          <w:rFonts w:eastAsia="黑体"/>
+        </w:rPr>
         <w:t xml:space="preserve"> </w:t>
       </w:r>
       <w:r>
         <w:rPr>
-          <w:rFonts w:hint="eastAsia"/>
+          <w:rFonts w:hint="eastAsia" w:eastAsia="黑体"/>
         </w:rPr>
         <w:t xml:space="preserve">+VCC、负电源</w:t>
       </w:r>
       <w:r>
+        <w:rPr>
+          <w:rFonts w:eastAsia="黑体"/>
+        </w:rPr>
         <w:t xml:space="preserve"> V− </w:t>
       </w:r>
       <w:r>
         <w:rPr>
-          <w:rFonts w:hint="eastAsia"/>
+          <w:rFonts w:hint="eastAsia" w:eastAsia="黑体"/>
         </w:rPr>
         <w:t xml:space="preserve">接</w:t>
       </w:r>
       <w:r>
+        <w:rPr>
+          <w:rFonts w:eastAsia="黑体"/>
+        </w:rPr>
         <w:t xml:space="preserve"> </w:t>
       </w:r>
       <w:r>
         <w:rPr>
-          <w:rFonts w:hint="eastAsia"/>
+          <w:rFonts w:hint="eastAsia" w:eastAsia="黑体"/>
         </w:rPr>
         <w:t xml:space="preserve">−VEE；</w:t>
       </w:r>
@@ -555,11 +652,14 @@
         </m:sSub>
       </m:oMath>
       <w:r>
+        <w:rPr>
+          <w:rFonts w:eastAsia="黑体"/>
+        </w:rPr>
         <w:t xml:space="preserve"> </w:t>
       </w:r>
       <w:r>
         <w:rPr>
-          <w:rFonts w:hint="eastAsia"/>
+          <w:rFonts w:hint="eastAsia" w:eastAsia="黑体"/>
         </w:rPr>
         <w:t xml:space="preserve">一端接节点①、另一端接节点③；</w:t>
       </w:r>
@@ -578,11 +678,14 @@
         </m:sSub>
       </m:oMath>
       <w:r>
+        <w:rPr>
+          <w:rFonts w:eastAsia="黑体"/>
+        </w:rPr>
         <w:t xml:space="preserve"> </w:t>
       </w:r>
       <w:r>
         <w:rPr>
-          <w:rFonts w:hint="eastAsia"/>
+          <w:rFonts w:hint="eastAsia" w:eastAsia="黑体"/>
         </w:rPr>
         <w:t xml:space="preserve">一端接节点①、另一端接节点③。</w:t>
       </w:r>
@@ -591,20 +694,26 @@
       <w:pPr/>
       <w:r>
         <w:rPr>
-          <w:rFonts w:hint="eastAsia"/>
+          <w:rFonts w:hint="eastAsia" w:eastAsia="黑体"/>
         </w:rPr>
         <w:t xml:space="preserve">由此构成”光电池（零偏近短路）+</w:t>
       </w:r>
       <w:r>
+        <w:rPr>
+          <w:rFonts w:eastAsia="黑体"/>
+        </w:rPr>
         <w:t xml:space="preserve"> </w:t>
       </w:r>
       <w:r>
         <w:rPr>
-          <w:rFonts w:hint="eastAsia"/>
+          <w:rFonts w:hint="eastAsia" w:eastAsia="黑体"/>
         </w:rPr>
         <w:t xml:space="preserve">跨阻放大”组态，输入节点被钳在虚地使光电池工作于短路点，光生电流</w:t>
       </w:r>
       <w:r>
+        <w:rPr>
+          <w:rFonts w:eastAsia="黑体"/>
+        </w:rPr>
         <w:t xml:space="preserve"> </w:t>
       </w:r>
       <m:oMath>
@@ -625,15 +734,21 @@
         </m:sSub>
       </m:oMath>
       <w:r>
+        <w:rPr>
+          <w:rFonts w:eastAsia="黑体"/>
+        </w:rPr>
         <w:t xml:space="preserve"> </w:t>
       </w:r>
       <w:r>
         <w:rPr>
-          <w:rFonts w:hint="eastAsia"/>
+          <w:rFonts w:hint="eastAsia" w:eastAsia="黑体"/>
         </w:rPr>
         <w:t xml:space="preserve">全部流过</w:t>
       </w:r>
       <w:r>
+        <w:rPr>
+          <w:rFonts w:eastAsia="黑体"/>
+        </w:rPr>
         <w:t xml:space="preserve"> </w:t>
       </w:r>
       <m:oMath>
@@ -652,11 +767,14 @@
       </m:oMath>
       <w:r>
         <w:rPr>
-          <w:rFonts w:hint="eastAsia"/>
+          <w:rFonts w:hint="eastAsia" w:eastAsia="黑体"/>
         </w:rPr>
         <w:t xml:space="preserve">，输出</w:t>
       </w:r>
       <w:r>
+        <w:rPr>
+          <w:rFonts w:eastAsia="黑体"/>
+        </w:rPr>
         <w:t xml:space="preserve"> </w:t>
       </w:r>
       <m:oMath>
@@ -720,7 +838,7 @@
       </m:oMath>
       <w:r>
         <w:rPr>
-          <w:rFonts w:hint="eastAsia"/>
+          <w:rFonts w:hint="eastAsia" w:eastAsia="黑体"/>
         </w:rPr>
         <w:t xml:space="preserve">，用于测光强或光伏功率。</w:t>
       </w:r>
@@ -733,7 +851,7 @@
       </w:pPr>
       <w:r>
         <w:rPr>
-          <w:rFonts w:hint="eastAsia"/>
+          <w:rFonts w:hint="eastAsia" w:eastAsia="黑体"/>
         </w:rPr>
         <w:t xml:space="preserve">工作原理</w:t>
       </w:r>
@@ -744,20 +862,26 @@
       </w:pPr>
       <w:r>
         <w:rPr>
-          <w:rFonts w:hint="eastAsia"/>
+          <w:rFonts w:hint="eastAsia" w:eastAsia="黑体"/>
         </w:rPr>
         <w:t xml:space="preserve">光电池的短路电流近似与入射光照度成正比。短路工作点下线性最好，故后级用跨阻放大器把输入节点钳在虚地（≈0</w:t>
       </w:r>
       <w:r>
+        <w:rPr>
+          <w:rFonts w:eastAsia="黑体"/>
+        </w:rPr>
         <w:t xml:space="preserve"> </w:t>
       </w:r>
       <w:r>
         <w:rPr>
-          <w:rFonts w:hint="eastAsia"/>
+          <w:rFonts w:hint="eastAsia" w:eastAsia="黑体"/>
         </w:rPr>
         <w:t xml:space="preserve">V），将光生电流</w:t>
       </w:r>
       <w:r>
+        <w:rPr>
+          <w:rFonts w:eastAsia="黑体"/>
+        </w:rPr>
         <w:t xml:space="preserve"> </w:t>
       </w:r>
       <m:oMath>
@@ -778,15 +902,21 @@
         </m:sSub>
       </m:oMath>
       <w:r>
+        <w:rPr>
+          <w:rFonts w:eastAsia="黑体"/>
+        </w:rPr>
         <w:t xml:space="preserve"> </w:t>
       </w:r>
       <w:r>
         <w:rPr>
-          <w:rFonts w:hint="eastAsia"/>
+          <w:rFonts w:hint="eastAsia" w:eastAsia="黑体"/>
         </w:rPr>
         <w:t xml:space="preserve">全部流过反馈电阻</w:t>
       </w:r>
       <w:r>
+        <w:rPr>
+          <w:rFonts w:eastAsia="黑体"/>
+        </w:rPr>
         <w:t xml:space="preserve"> </w:t>
       </w:r>
       <m:oMath>
@@ -805,11 +935,14 @@
       </m:oMath>
       <w:r>
         <w:rPr>
-          <w:rFonts w:hint="eastAsia"/>
+          <w:rFonts w:hint="eastAsia" w:eastAsia="黑体"/>
         </w:rPr>
         <w:t xml:space="preserve">，转为输出电压</w:t>
       </w:r>
       <w:r>
+        <w:rPr>
+          <w:rFonts w:eastAsia="黑体"/>
+        </w:rPr>
         <w:t xml:space="preserve"> </w:t>
       </w:r>
       <m:oMath>
@@ -872,6 +1005,9 @@
         </m:sSub>
       </m:oMath>
       <w:r>
+        <w:rPr>
+          <w:rFonts w:eastAsia="黑体"/>
+        </w:rPr>
         <w:t xml:space="preserve">。</w:t>
       </w:r>
     </w:p>
@@ -883,7 +1019,7 @@
       </w:pPr>
       <w:r>
         <w:rPr>
-          <w:rFonts w:hint="eastAsia"/>
+          <w:rFonts w:hint="eastAsia" w:eastAsia="黑体"/>
         </w:rPr>
         <w:t xml:space="preserve">关键计算公式</w:t>
       </w:r>
@@ -897,7 +1033,7 @@
       </w:pPr>
       <w:r>
         <w:rPr>
-          <w:rFonts w:hint="eastAsia"/>
+          <w:rFonts w:hint="eastAsia" w:eastAsia="黑体"/>
         </w:rPr>
         <w:t xml:space="preserve">输出电压（跨阻放大）：</w:t>
       </w:r>
@@ -981,7 +1117,7 @@
       </w:pPr>
       <w:r>
         <w:rPr>
-          <w:rFonts w:hint="eastAsia"/>
+          <w:rFonts w:hint="eastAsia" w:eastAsia="黑体"/>
         </w:rPr>
         <w:t xml:space="preserve">光生电流（短路电流）：</w:t>
       </w:r>
@@ -1044,7 +1180,7 @@
       </w:pPr>
       <w:r>
         <w:rPr>
-          <w:rFonts w:hint="eastAsia"/>
+          <w:rFonts w:hint="eastAsia" w:eastAsia="黑体"/>
         </w:rPr>
         <w:t xml:space="preserve">带宽（跨阻放大器）：</w:t>
       </w:r>
@@ -1131,7 +1267,7 @@
       </w:pPr>
       <w:r>
         <w:rPr>
-          <w:rFonts w:hint="eastAsia"/>
+          <w:rFonts w:hint="eastAsia" w:eastAsia="黑体"/>
         </w:rPr>
         <w:t xml:space="preserve">最大输出功率（光伏电池匹配负载）：</w:t>
       </w:r>
@@ -1234,7 +1370,7 @@
             </w:pPr>
             <w:r>
               <w:rPr>
-                <w:rFonts w:hint="eastAsia"/>
+                <w:rFonts w:hint="eastAsia" w:eastAsia="黑体"/>
               </w:rPr>
               <w:t xml:space="preserve">符号</w:t>
             </w:r>
@@ -1248,7 +1384,7 @@
             </w:pPr>
             <w:r>
               <w:rPr>
-                <w:rFonts w:hint="eastAsia"/>
+                <w:rFonts w:hint="eastAsia" w:eastAsia="黑体"/>
               </w:rPr>
               <w:t xml:space="preserve">含义</w:t>
             </w:r>
@@ -1262,7 +1398,7 @@
             </w:pPr>
             <w:r>
               <w:rPr>
-                <w:rFonts w:hint="eastAsia"/>
+                <w:rFonts w:hint="eastAsia" w:eastAsia="黑体"/>
               </w:rPr>
               <w:t xml:space="preserve">单位</w:t>
             </w:r>
@@ -1297,6 +1433,9 @@
               </m:sSub>
             </m:oMath>
             <w:r>
+              <w:rPr>
+                <w:rFonts w:eastAsia="黑体"/>
+              </w:rPr>
               <w:t xml:space="preserve">​</w:t>
             </w:r>
           </w:p>
@@ -1309,7 +1448,7 @@
             </w:pPr>
             <w:r>
               <w:rPr>
-                <w:rFonts w:hint="eastAsia"/>
+                <w:rFonts w:hint="eastAsia" w:eastAsia="黑体"/>
               </w:rPr>
               <w:t xml:space="preserve">输出电压</w:t>
             </w:r>
@@ -1322,6 +1461,9 @@
               <w:pStyle w:val="Compact"/>
             </w:pPr>
             <w:r>
+              <w:rPr>
+                <w:rFonts w:eastAsia="黑体"/>
+              </w:rPr>
               <w:t xml:space="preserve">V</w:t>
             </w:r>
           </w:p>
@@ -1352,6 +1494,9 @@
               </m:sSub>
             </m:oMath>
             <w:r>
+              <w:rPr>
+                <w:rFonts w:eastAsia="黑体"/>
+              </w:rPr>
               <w:t xml:space="preserve">​</w:t>
             </w:r>
           </w:p>
@@ -1364,7 +1509,7 @@
             </w:pPr>
             <w:r>
               <w:rPr>
-                <w:rFonts w:hint="eastAsia"/>
+                <w:rFonts w:hint="eastAsia" w:eastAsia="黑体"/>
               </w:rPr>
               <w:t xml:space="preserve">光生电流</w:t>
             </w:r>
@@ -1377,6 +1522,9 @@
               <w:pStyle w:val="Compact"/>
             </w:pPr>
             <w:r>
+              <w:rPr>
+                <w:rFonts w:eastAsia="黑体"/>
+              </w:rPr>
               <w:t xml:space="preserve">A</w:t>
             </w:r>
           </w:p>
@@ -1404,6 +1552,9 @@
               </m:sSub>
             </m:oMath>
             <w:r>
+              <w:rPr>
+                <w:rFonts w:eastAsia="黑体"/>
+              </w:rPr>
               <w:t xml:space="preserve">​</w:t>
             </w:r>
           </w:p>
@@ -1416,7 +1567,7 @@
             </w:pPr>
             <w:r>
               <w:rPr>
-                <w:rFonts w:hint="eastAsia"/>
+                <w:rFonts w:hint="eastAsia" w:eastAsia="黑体"/>
               </w:rPr>
               <w:t xml:space="preserve">反馈电阻</w:t>
             </w:r>
@@ -1429,6 +1580,9 @@
               <w:pStyle w:val="Compact"/>
             </w:pPr>
             <w:r>
+              <w:rPr>
+                <w:rFonts w:eastAsia="黑体"/>
+              </w:rPr>
               <w:t xml:space="preserve">Ω</w:t>
             </w:r>
           </w:p>
@@ -1450,6 +1604,9 @@
               </m:r>
             </m:oMath>
             <w:r>
+              <w:rPr>
+                <w:rFonts w:eastAsia="黑体"/>
+              </w:rPr>
               <w:t xml:space="preserve">​</w:t>
             </w:r>
           </w:p>
@@ -1462,7 +1619,7 @@
             </w:pPr>
             <w:r>
               <w:rPr>
-                <w:rFonts w:hint="eastAsia"/>
+                <w:rFonts w:hint="eastAsia" w:eastAsia="黑体"/>
               </w:rPr>
               <w:t xml:space="preserve">光谱响应度</w:t>
             </w:r>
@@ -1475,6 +1632,9 @@
               <w:pStyle w:val="Compact"/>
             </w:pPr>
             <w:r>
+              <w:rPr>
+                <w:rFonts w:eastAsia="黑体"/>
+              </w:rPr>
               <w:t xml:space="preserve">A/W</w:t>
             </w:r>
           </w:p>
@@ -1493,6 +1653,9 @@
               </m:r>
             </m:oMath>
             <w:r>
+              <w:rPr>
+                <w:rFonts w:eastAsia="黑体"/>
+              </w:rPr>
               <w:t xml:space="preserve">​</w:t>
             </w:r>
           </w:p>
@@ -1505,7 +1668,7 @@
             </w:pPr>
             <w:r>
               <w:rPr>
-                <w:rFonts w:hint="eastAsia"/>
+                <w:rFonts w:hint="eastAsia" w:eastAsia="黑体"/>
               </w:rPr>
               <w:t xml:space="preserve">入射光功率</w:t>
             </w:r>
@@ -1518,6 +1681,9 @@
               <w:pStyle w:val="Compact"/>
             </w:pPr>
             <w:r>
+              <w:rPr>
+                <w:rFonts w:eastAsia="黑体"/>
+              </w:rPr>
               <w:t xml:space="preserve">W</w:t>
             </w:r>
           </w:p>
@@ -1545,6 +1711,9 @@
               </m:sSub>
             </m:oMath>
             <w:r>
+              <w:rPr>
+                <w:rFonts w:eastAsia="黑体"/>
+              </w:rPr>
               <w:t xml:space="preserve">​</w:t>
             </w:r>
           </w:p>
@@ -1557,7 +1726,7 @@
             </w:pPr>
             <w:r>
               <w:rPr>
-                <w:rFonts w:hint="eastAsia"/>
+                <w:rFonts w:hint="eastAsia" w:eastAsia="黑体"/>
               </w:rPr>
               <w:t xml:space="preserve">反馈电容（相位补偿）</w:t>
             </w:r>
@@ -1570,6 +1739,9 @@
               <w:pStyle w:val="Compact"/>
             </w:pPr>
             <w:r>
+              <w:rPr>
+                <w:rFonts w:eastAsia="黑体"/>
+              </w:rPr>
               <w:t xml:space="preserve">F</w:t>
             </w:r>
           </w:p>
@@ -1603,6 +1775,9 @@
               </m:sSub>
             </m:oMath>
             <w:r>
+              <w:rPr>
+                <w:rFonts w:eastAsia="黑体"/>
+              </w:rPr>
               <w:t xml:space="preserve">​</w:t>
             </w:r>
           </w:p>
@@ -1615,7 +1790,7 @@
             </w:pPr>
             <w:r>
               <w:rPr>
-                <w:rFonts w:hint="eastAsia"/>
+                <w:rFonts w:hint="eastAsia" w:eastAsia="黑体"/>
               </w:rPr>
               <w:t xml:space="preserve">最大输出功率</w:t>
             </w:r>
@@ -1628,6 +1803,9 @@
               <w:pStyle w:val="Compact"/>
             </w:pPr>
             <w:r>
+              <w:rPr>
+                <w:rFonts w:eastAsia="黑体"/>
+              </w:rPr>
               <w:t xml:space="preserve">W</w:t>
             </w:r>
           </w:p>
@@ -1658,6 +1836,9 @@
               </m:sSub>
             </m:oMath>
             <w:r>
+              <w:rPr>
+                <w:rFonts w:eastAsia="黑体"/>
+              </w:rPr>
               <w:t xml:space="preserve">、</w:t>
             </w:r>
             <m:oMath>
@@ -1687,7 +1868,7 @@
             </w:pPr>
             <w:r>
               <w:rPr>
-                <w:rFonts w:hint="eastAsia"/>
+                <w:rFonts w:hint="eastAsia" w:eastAsia="黑体"/>
               </w:rPr>
               <w:t xml:space="preserve">最大功率点电流、电压</w:t>
             </w:r>
@@ -1700,6 +1881,9 @@
               <w:pStyle w:val="Compact"/>
             </w:pPr>
             <w:r>
+              <w:rPr>
+                <w:rFonts w:eastAsia="黑体"/>
+              </w:rPr>
               <w:t xml:space="preserve">A、V</w:t>
             </w:r>
           </w:p>
@@ -1714,7 +1898,7 @@
       </w:pPr>
       <w:r>
         <w:rPr>
-          <w:rFonts w:hint="eastAsia"/>
+          <w:rFonts w:hint="eastAsia" w:eastAsia="黑体"/>
         </w:rPr>
         <w:t xml:space="preserve">元件调整影响</w:t>
       </w:r>
@@ -1729,7 +1913,7 @@
       </w:pPr>
       <w:r>
         <w:rPr>
-          <w:rFonts w:hint="eastAsia"/>
+          <w:rFonts w:hint="eastAsia" w:eastAsia="黑体"/>
           <w:b/>
           <w:bCs/>
         </w:rPr>
@@ -1737,6 +1921,7 @@
       </w:r>
       <w:r>
         <w:rPr>
+          <w:rFonts w:eastAsia="黑体"/>
           <w:b/>
           <w:bCs/>
         </w:rPr>
@@ -1758,6 +1943,7 @@
       </m:oMath>
       <w:r>
         <w:rPr>
+          <w:rFonts w:eastAsia="黑体"/>
           <w:b/>
           <w:bCs/>
         </w:rPr>
@@ -1765,25 +1951,34 @@
       </w:r>
       <w:r>
         <w:rPr>
-          <w:rFonts w:hint="eastAsia"/>
+          <w:rFonts w:hint="eastAsia" w:eastAsia="黑体"/>
           <w:b/>
           <w:bCs/>
         </w:rPr>
         <w:t xml:space="preserve">增大</w:t>
       </w:r>
       <w:r>
+        <w:rPr>
+          <w:rFonts w:eastAsia="黑体"/>
+        </w:rPr>
         <w:t xml:space="preserve"> </w:t>
       </w:r>
       <w:r>
+        <w:rPr>
+          <w:rFonts w:eastAsia="黑体"/>
+        </w:rPr>
         <w:t xml:space="preserve">→ </w:t>
       </w:r>
       <w:r>
         <w:rPr>
-          <w:rFonts w:hint="eastAsia"/>
+          <w:rFonts w:hint="eastAsia" w:eastAsia="黑体"/>
         </w:rPr>
         <w:t xml:space="preserve">输出电压</w:t>
       </w:r>
       <w:r>
+        <w:rPr>
+          <w:rFonts w:eastAsia="黑体"/>
+        </w:rPr>
         <w:t xml:space="preserve"> </w:t>
       </w:r>
       <m:oMath>
@@ -1846,15 +2041,21 @@
         </m:sSub>
       </m:oMath>
       <w:r>
+        <w:rPr>
+          <w:rFonts w:eastAsia="黑体"/>
+        </w:rPr>
         <w:t xml:space="preserve"> </w:t>
       </w:r>
       <w:r>
         <w:rPr>
-          <w:rFonts w:hint="eastAsia"/>
+          <w:rFonts w:hint="eastAsia" w:eastAsia="黑体"/>
         </w:rPr>
         <w:t xml:space="preserve">线性增大、灵敏度提高，但带宽</w:t>
       </w:r>
       <w:r>
+        <w:rPr>
+          <w:rFonts w:eastAsia="黑体"/>
+        </w:rPr>
         <w:t xml:space="preserve"> </w:t>
       </w:r>
       <m:oMath>
@@ -1929,11 +2130,14 @@
         </m:r>
       </m:oMath>
       <w:r>
+        <w:rPr>
+          <w:rFonts w:eastAsia="黑体"/>
+        </w:rPr>
         <w:t xml:space="preserve"> </w:t>
       </w:r>
       <w:r>
         <w:rPr>
-          <w:rFonts w:hint="eastAsia"/>
+          <w:rFonts w:hint="eastAsia" w:eastAsia="黑体"/>
         </w:rPr>
         <w:t xml:space="preserve">降低、噪声与失调放大加剧。</w:t>
       </w:r>
@@ -1948,7 +2152,7 @@
       </w:pPr>
       <w:r>
         <w:rPr>
-          <w:rFonts w:hint="eastAsia"/>
+          <w:rFonts w:hint="eastAsia" w:eastAsia="黑体"/>
           <w:b/>
           <w:bCs/>
         </w:rPr>
@@ -1956,6 +2160,7 @@
       </w:r>
       <w:r>
         <w:rPr>
+          <w:rFonts w:eastAsia="黑体"/>
           <w:b/>
           <w:bCs/>
         </w:rPr>
@@ -1977,6 +2182,7 @@
       </m:oMath>
       <w:r>
         <w:rPr>
+          <w:rFonts w:eastAsia="黑体"/>
           <w:b/>
           <w:bCs/>
         </w:rPr>
@@ -1984,21 +2190,27 @@
       </w:r>
       <w:r>
         <w:rPr>
-          <w:rFonts w:hint="eastAsia"/>
+          <w:rFonts w:hint="eastAsia" w:eastAsia="黑体"/>
           <w:b/>
           <w:bCs/>
         </w:rPr>
         <w:t xml:space="preserve">增大</w:t>
       </w:r>
       <w:r>
+        <w:rPr>
+          <w:rFonts w:eastAsia="黑体"/>
+        </w:rPr>
         <w:t xml:space="preserve"> </w:t>
       </w:r>
       <w:r>
+        <w:rPr>
+          <w:rFonts w:eastAsia="黑体"/>
+        </w:rPr>
         <w:t xml:space="preserve">→ </w:t>
       </w:r>
       <w:r>
         <w:rPr>
-          <w:rFonts w:hint="eastAsia"/>
+          <w:rFonts w:hint="eastAsia" w:eastAsia="黑体"/>
         </w:rPr>
         <w:t xml:space="preserve">相位裕度增加、稳定性变好，但带宽下降、响应变慢。</w:t>
       </w:r>
@@ -2013,7 +2225,7 @@
       </w:pPr>
       <w:r>
         <w:rPr>
-          <w:rFonts w:hint="eastAsia"/>
+          <w:rFonts w:hint="eastAsia" w:eastAsia="黑体"/>
           <w:b/>
           <w:bCs/>
         </w:rPr>
@@ -2021,6 +2233,7 @@
       </w:r>
       <w:r>
         <w:rPr>
+          <w:rFonts w:eastAsia="黑体"/>
           <w:b/>
           <w:bCs/>
         </w:rPr>
@@ -2033,6 +2246,7 @@
       </m:oMath>
       <w:r>
         <w:rPr>
+          <w:rFonts w:eastAsia="黑体"/>
           <w:b/>
           <w:bCs/>
         </w:rPr>
@@ -2040,25 +2254,34 @@
       </w:r>
       <w:r>
         <w:rPr>
-          <w:rFonts w:hint="eastAsia"/>
+          <w:rFonts w:hint="eastAsia" w:eastAsia="黑体"/>
           <w:b/>
           <w:bCs/>
         </w:rPr>
         <w:t xml:space="preserve">增大</w:t>
       </w:r>
       <w:r>
+        <w:rPr>
+          <w:rFonts w:eastAsia="黑体"/>
+        </w:rPr>
         <w:t xml:space="preserve"> </w:t>
       </w:r>
       <w:r>
+        <w:rPr>
+          <w:rFonts w:eastAsia="黑体"/>
+        </w:rPr>
         <w:t xml:space="preserve">→ </w:t>
       </w:r>
       <w:r>
         <w:rPr>
-          <w:rFonts w:hint="eastAsia"/>
+          <w:rFonts w:hint="eastAsia" w:eastAsia="黑体"/>
         </w:rPr>
         <w:t xml:space="preserve">光生电流</w:t>
       </w:r>
       <w:r>
+        <w:rPr>
+          <w:rFonts w:eastAsia="黑体"/>
+        </w:rPr>
         <w:t xml:space="preserve"> </w:t>
       </w:r>
       <m:oMath>
@@ -2100,11 +2323,14 @@
         </m:r>
       </m:oMath>
       <w:r>
+        <w:rPr>
+          <w:rFonts w:eastAsia="黑体"/>
+        </w:rPr>
         <w:t xml:space="preserve"> </w:t>
       </w:r>
       <w:r>
         <w:rPr>
-          <w:rFonts w:hint="eastAsia"/>
+          <w:rFonts w:hint="eastAsia" w:eastAsia="黑体"/>
         </w:rPr>
         <w:t xml:space="preserve">线性增大，若超出运放输出摆幅则进入饱和。</w:t>
       </w:r>
@@ -2119,21 +2345,27 @@
       </w:pPr>
       <w:r>
         <w:rPr>
-          <w:rFonts w:hint="eastAsia"/>
+          <w:rFonts w:hint="eastAsia" w:eastAsia="黑体"/>
           <w:b/>
           <w:bCs/>
         </w:rPr>
         <w:t xml:space="preserve">运放输入偏置电流增大</w:t>
       </w:r>
       <w:r>
+        <w:rPr>
+          <w:rFonts w:eastAsia="黑体"/>
+        </w:rPr>
         <w:t xml:space="preserve"> </w:t>
       </w:r>
       <w:r>
+        <w:rPr>
+          <w:rFonts w:eastAsia="黑体"/>
+        </w:rPr>
         <w:t xml:space="preserve">→ </w:t>
       </w:r>
       <w:r>
         <w:rPr>
-          <w:rFonts w:hint="eastAsia"/>
+          <w:rFonts w:hint="eastAsia" w:eastAsia="黑体"/>
         </w:rPr>
         <w:t xml:space="preserve">对微小光电流引入更大误差，弱光检测需选低输入偏置运放。</w:t>
       </w:r>
@@ -2148,7 +2380,7 @@
       </w:pPr>
       <w:r>
         <w:rPr>
-          <w:rFonts w:hint="eastAsia"/>
+          <w:rFonts w:hint="eastAsia" w:eastAsia="黑体"/>
         </w:rPr>
         <w:t xml:space="preserve">反馈电阻换自感较小的薄膜/贴片电阻可减小并联寄生电容，避免高频自激。</w:t>
       </w:r>
@@ -2161,7 +2393,7 @@
       </w:pPr>
       <w:r>
         <w:rPr>
-          <w:rFonts w:hint="eastAsia"/>
+          <w:rFonts w:hint="eastAsia" w:eastAsia="黑体"/>
         </w:rPr>
         <w:t xml:space="preserve">典型参数示例</w:t>
       </w:r>
@@ -2176,11 +2408,14 @@
       </w:pPr>
       <w:r>
         <w:rPr>
-          <w:rFonts w:hint="eastAsia"/>
+          <w:rFonts w:hint="eastAsia" w:eastAsia="黑体"/>
         </w:rPr>
         <w:t xml:space="preserve">取</w:t>
       </w:r>
       <w:r>
+        <w:rPr>
+          <w:rFonts w:eastAsia="黑体"/>
+        </w:rPr>
         <w:t xml:space="preserve"> </w:t>
       </w:r>
       <m:oMath>
@@ -2211,6 +2446,9 @@
         </m:r>
       </m:oMath>
       <w:r>
+        <w:rPr>
+          <w:rFonts w:eastAsia="黑体"/>
+        </w:rPr>
         <w:t xml:space="preserve">、</w:t>
       </w:r>
       <m:oMath>
@@ -2239,7 +2477,7 @@
       </m:oMath>
       <w:r>
         <w:rPr>
-          <w:rFonts w:hint="eastAsia"/>
+          <w:rFonts w:hint="eastAsia" w:eastAsia="黑体"/>
         </w:rPr>
         <w:t xml:space="preserve">：</w:t>
       </w:r>
@@ -2313,6 +2551,9 @@
         </m:r>
       </m:oMath>
       <w:r>
+        <w:rPr>
+          <w:rFonts w:eastAsia="黑体"/>
+        </w:rPr>
         <w:t xml:space="preserve">。</w:t>
       </w:r>
     </w:p>
@@ -2326,11 +2567,14 @@
       </w:pPr>
       <w:r>
         <w:rPr>
-          <w:rFonts w:hint="eastAsia"/>
+          <w:rFonts w:hint="eastAsia" w:eastAsia="黑体"/>
         </w:rPr>
         <w:t xml:space="preserve">取</w:t>
       </w:r>
       <w:r>
+        <w:rPr>
+          <w:rFonts w:eastAsia="黑体"/>
+        </w:rPr>
         <w:t xml:space="preserve"> </w:t>
       </w:r>
       <m:oMath>
@@ -2370,6 +2614,9 @@
         </m:r>
       </m:oMath>
       <w:r>
+        <w:rPr>
+          <w:rFonts w:eastAsia="黑体"/>
+        </w:rPr>
         <w:t xml:space="preserve">、</w:t>
       </w:r>
       <m:oMath>
@@ -2407,7 +2654,7 @@
       </m:oMath>
       <w:r>
         <w:rPr>
-          <w:rFonts w:hint="eastAsia"/>
+          <w:rFonts w:hint="eastAsia" w:eastAsia="黑体"/>
         </w:rPr>
         <w:t xml:space="preserve">：</w:t>
       </w:r>
@@ -2523,6 +2770,9 @@
         </m:r>
       </m:oMath>
       <w:r>
+        <w:rPr>
+          <w:rFonts w:eastAsia="黑体"/>
+        </w:rPr>
         <w:t xml:space="preserve">。</w:t>
       </w:r>
     </w:p>
@@ -2536,11 +2786,14 @@
       </w:pPr>
       <w:r>
         <w:rPr>
-          <w:rFonts w:hint="eastAsia"/>
+          <w:rFonts w:hint="eastAsia" w:eastAsia="黑体"/>
         </w:rPr>
         <w:t xml:space="preserve">取</w:t>
       </w:r>
       <w:r>
+        <w:rPr>
+          <w:rFonts w:eastAsia="黑体"/>
+        </w:rPr>
         <w:t xml:space="preserve"> </w:t>
       </w:r>
       <m:oMath>
@@ -2577,6 +2830,9 @@
         </m:r>
       </m:oMath>
       <w:r>
+        <w:rPr>
+          <w:rFonts w:eastAsia="黑体"/>
+        </w:rPr>
         <w:t xml:space="preserve">、</w:t>
       </w:r>
       <m:oMath>
@@ -2614,7 +2870,7 @@
       </m:oMath>
       <w:r>
         <w:rPr>
-          <w:rFonts w:hint="eastAsia"/>
+          <w:rFonts w:hint="eastAsia" w:eastAsia="黑体"/>
         </w:rPr>
         <w:t xml:space="preserve">：</w:t>
       </w:r>
@@ -2727,6 +2983,9 @@
         </m:r>
       </m:oMath>
       <w:r>
+        <w:rPr>
+          <w:rFonts w:eastAsia="黑体"/>
+        </w:rPr>
         <w:t xml:space="preserve">。</w:t>
       </w:r>
     </w:p>
@@ -2738,7 +2997,7 @@
       </w:pPr>
       <w:r>
         <w:rPr>
-          <w:rFonts w:hint="eastAsia"/>
+          <w:rFonts w:hint="eastAsia" w:eastAsia="黑体"/>
         </w:rPr>
         <w:t xml:space="preserve">常见器件型号</w:t>
       </w:r>
@@ -2753,7 +3012,7 @@
       </w:pPr>
       <w:r>
         <w:rPr>
-          <w:rFonts w:hint="eastAsia"/>
+          <w:rFonts w:hint="eastAsia" w:eastAsia="黑体"/>
         </w:rPr>
         <w:t xml:space="preserve">运算放大器（TIA）：OPA335、LTC6228、ADA4610、OPA2156。</w:t>
       </w:r>
@@ -2768,7 +3027,7 @@
       </w:pPr>
       <w:r>
         <w:rPr>
-          <w:rFonts w:hint="eastAsia"/>
+          <w:rFonts w:hint="eastAsia" w:eastAsia="黑体"/>
         </w:rPr>
         <w:t xml:space="preserve">光电池/光电二极管：BPW34、S2386、OSD15-5T。</w:t>
       </w:r>
@@ -2783,25 +3042,31 @@
       </w:pPr>
       <w:r>
         <w:rPr>
-          <w:rFonts w:hint="eastAsia"/>
+          <w:rFonts w:hint="eastAsia" w:eastAsia="黑体"/>
         </w:rPr>
         <w:t xml:space="preserve">反馈电阻：高精度薄膜电阻（如</w:t>
       </w:r>
       <w:r>
+        <w:rPr>
+          <w:rFonts w:eastAsia="黑体"/>
+        </w:rPr>
         <w:t xml:space="preserve"> </w:t>
       </w:r>
       <w:r>
         <w:rPr>
-          <w:rFonts w:hint="eastAsia"/>
+          <w:rFonts w:hint="eastAsia" w:eastAsia="黑体"/>
         </w:rPr>
         <w:t xml:space="preserve">0.1%、低</w:t>
       </w:r>
       <w:r>
+        <w:rPr>
+          <w:rFonts w:eastAsia="黑体"/>
+        </w:rPr>
         <w:t xml:space="preserve"> TCR </w:t>
       </w:r>
       <w:r>
         <w:rPr>
-          <w:rFonts w:hint="eastAsia"/>
+          <w:rFonts w:hint="eastAsia" w:eastAsia="黑体"/>
         </w:rPr>
         <w:t xml:space="preserve">贴片）。</w:t>
       </w:r>
@@ -2814,7 +3079,7 @@
       </w:pPr>
       <w:r>
         <w:rPr>
-          <w:rFonts w:hint="eastAsia"/>
+          <w:rFonts w:hint="eastAsia" w:eastAsia="黑体"/>
         </w:rPr>
         <w:t xml:space="preserve">注意事项</w:t>
       </w:r>
@@ -2829,7 +3094,7 @@
       </w:pPr>
       <w:r>
         <w:rPr>
-          <w:rFonts w:hint="eastAsia"/>
+          <w:rFonts w:hint="eastAsia" w:eastAsia="黑体"/>
         </w:rPr>
         <w:t xml:space="preserve">跨阻放大输入节点被钳在虚地，必须保证光电池工作于短路/近短路点以获得最佳线性。</w:t>
       </w:r>
@@ -2844,7 +3109,7 @@
       </w:pPr>
       <w:r>
         <w:rPr>
-          <w:rFonts w:hint="eastAsia"/>
+          <w:rFonts w:hint="eastAsia" w:eastAsia="黑体"/>
         </w:rPr>
         <w:t xml:space="preserve">电源去耦与反馈电容要就近布局，防止跨阻放大自激振荡。</w:t>
       </w:r>
@@ -2859,16 +3124,19 @@
       </w:pPr>
       <w:r>
         <w:rPr>
-          <w:rFonts w:hint="eastAsia"/>
+          <w:rFonts w:hint="eastAsia" w:eastAsia="黑体"/>
         </w:rPr>
         <w:t xml:space="preserve">遮光、屏蔽与</w:t>
       </w:r>
       <w:r>
+        <w:rPr>
+          <w:rFonts w:eastAsia="黑体"/>
+        </w:rPr>
         <w:t xml:space="preserve"> PCB </w:t>
       </w:r>
       <w:r>
         <w:rPr>
-          <w:rFonts w:hint="eastAsia"/>
+          <w:rFonts w:hint="eastAsia" w:eastAsia="黑体"/>
         </w:rPr>
         <w:t xml:space="preserve">漏电流会影响微弱光电流的测量精度。</w:t>
       </w:r>
@@ -2883,11 +3151,14 @@
       </w:pPr>
       <w:r>
         <w:rPr>
-          <w:rFonts w:hint="eastAsia"/>
+          <w:rFonts w:hint="eastAsia" w:eastAsia="黑体"/>
         </w:rPr>
         <w:t xml:space="preserve">运放输出摆幅与供电决定最大可测光强，超出后应减小</w:t>
       </w:r>
       <w:r>
+        <w:rPr>
+          <w:rFonts w:eastAsia="黑体"/>
+        </w:rPr>
         <w:t xml:space="preserve"> </w:t>
       </w:r>
       <m:oMath>
@@ -2905,11 +3176,14 @@
         </m:sSub>
       </m:oMath>
       <w:r>
+        <w:rPr>
+          <w:rFonts w:eastAsia="黑体"/>
+        </w:rPr>
         <w:t xml:space="preserve"> </w:t>
       </w:r>
       <w:r>
         <w:rPr>
-          <w:rFonts w:hint="eastAsia"/>
+          <w:rFonts w:hint="eastAsia" w:eastAsia="黑体"/>
         </w:rPr>
         <w:t xml:space="preserve">或提高供电电压。</w:t>
       </w:r>
@@ -2922,7 +3196,7 @@
       </w:pPr>
       <w:r>
         <w:rPr>
-          <w:rFonts w:hint="eastAsia"/>
+          <w:rFonts w:hint="eastAsia" w:eastAsia="黑体"/>
         </w:rPr>
         <w:t xml:space="preserve">参考资料</w:t>
       </w:r>
@@ -2936,20 +3210,26 @@
         </w:numPr>
       </w:pPr>
       <w:r>
+        <w:rPr>
+          <w:rFonts w:eastAsia="黑体"/>
+        </w:rPr>
         <w:t xml:space="preserve">TI </w:t>
       </w:r>
       <w:r>
         <w:rPr>
-          <w:rFonts w:hint="eastAsia"/>
+          <w:rFonts w:hint="eastAsia" w:eastAsia="黑体"/>
         </w:rPr>
         <w:t xml:space="preserve">应用笔记</w:t>
       </w:r>
       <w:r>
+        <w:rPr>
+          <w:rFonts w:eastAsia="黑体"/>
+        </w:rPr>
         <w:t xml:space="preserve"> </w:t>
       </w:r>
       <w:r>
         <w:rPr>
-          <w:rFonts w:hint="eastAsia"/>
+          <w:rFonts w:hint="eastAsia" w:eastAsia="黑体"/>
         </w:rPr>
         <w:t xml:space="preserve">SBOA268（跨阻放大器设计）。</w:t>
       </w:r>
@@ -2963,6 +3243,9 @@
         </w:numPr>
       </w:pPr>
       <w:r>
+        <w:rPr>
+          <w:rFonts w:eastAsia="黑体"/>
+        </w:rPr>
         <w:t xml:space="preserve">Wikipedia: Transimpedance amplifier。</w:t>
       </w:r>
     </w:p>
@@ -2976,7 +3259,7 @@
       </w:pPr>
       <w:r>
         <w:rPr>
-          <w:rFonts w:hint="eastAsia"/>
+          <w:rFonts w:hint="eastAsia" w:eastAsia="黑体"/>
         </w:rPr>
         <w:t xml:space="preserve">《光伏发电工程技术》。</w:t>
       </w:r>
@@ -2990,11 +3273,11 @@
       </w:pPr>
       <w:r>
         <w:rPr>
-          <w:rFonts w:ascii="Times New Roman" w:hAnsi="Times New Roman"/>
+          <w:rFonts w:ascii="Times New Roman" w:hAnsi="Times New Roman" w:eastAsia="黑体"/>
           <w:color w:val="555555"/>
           <w:sz w:val="21"/>
         </w:rPr>
-        <w:t>材料收集者：杜文杰</w:t>
+        <w:t>材料收集者：杜文杰，WX手机：19519196569，QQ:3478827729</w:t>
       </w:r>
     </w:p>
     <w:sectPr>
@@ -3014,7 +3297,7 @@
 </file>
 
 <file path=word/footer1.xml><?xml version="1.0" encoding="utf-8"?>
-<w:ftr xmlns:m="http://schemas.openxmlformats.org/officeDocument/2006/math" xmlns:mc="http://schemas.openxmlformats.org/markup-compatibility/2006" xmlns:mo="http://schemas.microsoft.com/office/mac/office/2008/main" xmlns:mv="urn:schemas-microsoft-com:mac:vml" xmlns:o="urn:schemas-microsoft-com:office:office" xmlns:r="http://schemas.openxmlformats.org/officeDocument/2006/relationships" xmlns:v="urn:schemas-microsoft-com:vml" xmlns:w10="urn:schemas-microsoft-com:office:word" xmlns:w14="http://schemas.microsoft.com/office/word/2010/wordml" xmlns:w="http://schemas.openxmlformats.org/wordprocessingml/2006/main" xmlns:wne="http://schemas.microsoft.com/office/word/2006/wordml" xmlns:wp14="http://schemas.microsoft.com/office/word/2010/wordprocessingDrawing" xmlns:wp="http://schemas.openxmlformats.org/drawingml/2006/wordprocessingDrawing" xmlns:wpc="http://schemas.microsoft.com/office/word/2010/wordprocessingCanvas" xmlns:wpg="http://schemas.microsoft.com/office/word/2010/wordprocessingGroup" xmlns:wpi="http://schemas.microsoft.com/office/word/2010/wordprocessingInk" xmlns:wps="http://schemas.microsoft.com/office/word/2010/wordprocessingShape" mc:Ignorable="w14 wp14">
+<w:ftr xmlns:mc="http://schemas.openxmlformats.org/markup-compatibility/2006" xmlns:w="http://schemas.openxmlformats.org/wordprocessingml/2006/main" xmlns:m="http://schemas.openxmlformats.org/officeDocument/2006/math" xmlns:mo="http://schemas.microsoft.com/office/mac/office/2008/main" xmlns:mv="urn:schemas-microsoft-com:mac:vml" xmlns:o="urn:schemas-microsoft-com:office:office" xmlns:r="http://schemas.openxmlformats.org/officeDocument/2006/relationships" xmlns:v="urn:schemas-microsoft-com:vml" xmlns:w10="urn:schemas-microsoft-com:office:word" xmlns:w14="http://schemas.microsoft.com/office/word/2010/wordml" xmlns:wne="http://schemas.microsoft.com/office/word/2006/wordml" xmlns:wp14="http://schemas.microsoft.com/office/word/2010/wordprocessingDrawing" xmlns:wp="http://schemas.openxmlformats.org/drawingml/2006/wordprocessingDrawing" xmlns:wpc="http://schemas.microsoft.com/office/word/2010/wordprocessingCanvas" xmlns:wpg="http://schemas.microsoft.com/office/word/2010/wordprocessingGroup" xmlns:wpi="http://schemas.microsoft.com/office/word/2010/wordprocessingInk" xmlns:wps="http://schemas.microsoft.com/office/word/2010/wordprocessingShape" mc:Ignorable="w14 wp14">
   <w:p>
     <w:pPr>
       <w:pStyle w:val="Footer"/>
@@ -3022,12 +3305,14 @@
     </w:pPr>
     <w:r>
       <w:rPr>
+        <w:rFonts w:eastAsia="黑体"/>
         <w:sz w:val="18"/>
       </w:rPr>
       <w:t xml:space="preserve">第 </w:t>
     </w:r>
     <w:r>
       <w:rPr>
+        <w:rFonts w:eastAsia="黑体"/>
         <w:sz w:val="18"/>
       </w:rPr>
       <w:fldChar w:fldCharType="begin"/>
@@ -3036,6 +3321,7 @@
     </w:r>
     <w:r>
       <w:rPr>
+        <w:rFonts w:eastAsia="黑体"/>
         <w:sz w:val="18"/>
       </w:rPr>
       <w:t xml:space="preserve"> 页</w:t>
@@ -3049,6 +3335,9 @@
   <w:footnote w:type="continuationSeparator" w:id="0">
     <w:p>
       <w:r>
+        <w:rPr>
+          <w:rFonts w:eastAsia="黑体"/>
+        </w:rPr>
         <w:continuationSeparator/>
       </w:r>
     </w:p>
@@ -3056,6 +3345,9 @@
   <w:footnote w:type="separator" w:id="-1">
     <w:p>
       <w:r>
+        <w:rPr>
+          <w:rFonts w:eastAsia="黑体"/>
+        </w:rPr>
         <w:separator/>
       </w:r>
     </w:p>
@@ -3064,7 +3356,7 @@
 </file>
 
 <file path=word/header1.xml><?xml version="1.0" encoding="utf-8"?>
-<w:hdr xmlns:m="http://schemas.openxmlformats.org/officeDocument/2006/math" xmlns:mc="http://schemas.openxmlformats.org/markup-compatibility/2006" xmlns:mo="http://schemas.microsoft.com/office/mac/office/2008/main" xmlns:mv="urn:schemas-microsoft-com:mac:vml" xmlns:o="urn:schemas-microsoft-com:office:office" xmlns:r="http://schemas.openxmlformats.org/officeDocument/2006/relationships" xmlns:v="urn:schemas-microsoft-com:vml" xmlns:w10="urn:schemas-microsoft-com:office:word" xmlns:w14="http://schemas.microsoft.com/office/word/2010/wordml" xmlns:w="http://schemas.openxmlformats.org/wordprocessingml/2006/main" xmlns:wne="http://schemas.microsoft.com/office/word/2006/wordml" xmlns:wp14="http://schemas.microsoft.com/office/word/2010/wordprocessingDrawing" xmlns:wp="http://schemas.openxmlformats.org/drawingml/2006/wordprocessingDrawing" xmlns:wpc="http://schemas.microsoft.com/office/word/2010/wordprocessingCanvas" xmlns:wpg="http://schemas.microsoft.com/office/word/2010/wordprocessingGroup" xmlns:wpi="http://schemas.microsoft.com/office/word/2010/wordprocessingInk" xmlns:wps="http://schemas.microsoft.com/office/word/2010/wordprocessingShape" mc:Ignorable="w14 wp14">
+<w:hdr xmlns:mc="http://schemas.openxmlformats.org/markup-compatibility/2006" xmlns:w="http://schemas.openxmlformats.org/wordprocessingml/2006/main" xmlns:m="http://schemas.openxmlformats.org/officeDocument/2006/math" xmlns:mo="http://schemas.microsoft.com/office/mac/office/2008/main" xmlns:mv="urn:schemas-microsoft-com:mac:vml" xmlns:o="urn:schemas-microsoft-com:office:office" xmlns:r="http://schemas.openxmlformats.org/officeDocument/2006/relationships" xmlns:v="urn:schemas-microsoft-com:vml" xmlns:w10="urn:schemas-microsoft-com:office:word" xmlns:w14="http://schemas.microsoft.com/office/word/2010/wordml" xmlns:wne="http://schemas.microsoft.com/office/word/2006/wordml" xmlns:wp14="http://schemas.microsoft.com/office/word/2010/wordprocessingDrawing" xmlns:wp="http://schemas.openxmlformats.org/drawingml/2006/wordprocessingDrawing" xmlns:wpc="http://schemas.microsoft.com/office/word/2010/wordprocessingCanvas" xmlns:wpg="http://schemas.microsoft.com/office/word/2010/wordprocessingGroup" xmlns:wpi="http://schemas.microsoft.com/office/word/2010/wordprocessingInk" xmlns:wps="http://schemas.microsoft.com/office/word/2010/wordprocessingShape" mc:Ignorable="w14 wp14">
   <w:p>
     <w:pPr>
       <w:pStyle w:val="Header"/>
@@ -3072,7 +3364,7 @@
     </w:pPr>
     <w:r>
       <w:rPr>
-        <w:rFonts w:ascii="Times New Roman" w:hAnsi="Times New Roman"/>
+        <w:rFonts w:ascii="Times New Roman" w:hAnsi="Times New Roman" w:eastAsia="黑体"/>
         <w:sz w:val="18"/>
         <w:rFonts w:eastAsia="黑体"/>
         <w:rFonts w:eastAsia="黑体"/>
@@ -3084,7 +3376,7 @@
 </file>
 
 <file path=word/numbering.xml><?xml version="1.0" encoding="utf-8"?>
-<w:numbering xmlns:m="http://schemas.openxmlformats.org/officeDocument/2006/math" xmlns:mc="http://schemas.openxmlformats.org/markup-compatibility/2006" xmlns:mo="http://schemas.microsoft.com/office/mac/office/2008/main" xmlns:mv="urn:schemas-microsoft-com:mac:vml" xmlns:o="urn:schemas-microsoft-com:office:office" xmlns:r="http://schemas.openxmlformats.org/officeDocument/2006/relationships" xmlns:v="urn:schemas-microsoft-com:vml" xmlns:w="http://schemas.openxmlformats.org/wordprocessingml/2006/main" xmlns:w10="urn:schemas-microsoft-com:office:word" xmlns:w14="http://schemas.microsoft.com/office/word/2010/wordml" xmlns:wne="http://schemas.microsoft.com/office/word/2006/wordml" xmlns:wp="http://schemas.openxmlformats.org/drawingml/2006/wordprocessingDrawing" xmlns:wp14="http://schemas.microsoft.com/office/word/2010/wordprocessingDrawing" xmlns:wpc="http://schemas.microsoft.com/office/word/2010/wordprocessingCanvas" xmlns:wpg="http://schemas.microsoft.com/office/word/2010/wordprocessingGroup" xmlns:wpi="http://schemas.microsoft.com/office/word/2010/wordprocessingInk" xmlns:wps="http://schemas.microsoft.com/office/word/2010/wordprocessingShape" mc:Ignorable="w14 wp14">
+<w:numbering xmlns:mc="http://schemas.openxmlformats.org/markup-compatibility/2006" xmlns:w="http://schemas.openxmlformats.org/wordprocessingml/2006/main" xmlns:m="http://schemas.openxmlformats.org/officeDocument/2006/math" xmlns:mo="http://schemas.microsoft.com/office/mac/office/2008/main" xmlns:mv="urn:schemas-microsoft-com:mac:vml" xmlns:o="urn:schemas-microsoft-com:office:office" xmlns:r="http://schemas.openxmlformats.org/officeDocument/2006/relationships" xmlns:v="urn:schemas-microsoft-com:vml" xmlns:w10="urn:schemas-microsoft-com:office:word" xmlns:w14="http://schemas.microsoft.com/office/word/2010/wordml" xmlns:wne="http://schemas.microsoft.com/office/word/2006/wordml" xmlns:wp="http://schemas.openxmlformats.org/drawingml/2006/wordprocessingDrawing" xmlns:wp14="http://schemas.microsoft.com/office/word/2010/wordprocessingDrawing" xmlns:wpc="http://schemas.microsoft.com/office/word/2010/wordprocessingCanvas" xmlns:wpg="http://schemas.microsoft.com/office/word/2010/wordprocessingGroup" xmlns:wpi="http://schemas.microsoft.com/office/word/2010/wordprocessingInk" xmlns:wps="http://schemas.microsoft.com/office/word/2010/wordprocessingShape" mc:Ignorable="w14 wp14">
   <w:abstractNum w:abstractNumId="0">
     <w:nsid w:val="FFFFFF7C"/>
     <w:multiLevelType w:val="singleLevel"/>
@@ -3171,7 +3463,7 @@
         <w:ind w:hanging="360" w:left="1440"/>
       </w:pPr>
       <w:rPr>
-        <w:rFonts w:ascii="Symbol" w:hAnsi="Symbol" w:hint="default"/>
+        <w:rFonts w:ascii="Symbol" w:hAnsi="Symbol" w:hint="default" w:eastAsia="黑体"/>
       </w:rPr>
     </w:lvl>
   </w:abstractNum>
@@ -3192,7 +3484,7 @@
         <w:ind w:hanging="360" w:left="1080"/>
       </w:pPr>
       <w:rPr>
-        <w:rFonts w:ascii="Symbol" w:hAnsi="Symbol" w:hint="default"/>
+        <w:rFonts w:ascii="Symbol" w:hAnsi="Symbol" w:hint="default" w:eastAsia="黑体"/>
       </w:rPr>
     </w:lvl>
   </w:abstractNum>
@@ -3213,7 +3505,7 @@
         <w:ind w:hanging="360" w:left="720"/>
       </w:pPr>
       <w:rPr>
-        <w:rFonts w:ascii="Symbol" w:hAnsi="Symbol" w:hint="default"/>
+        <w:rFonts w:ascii="Symbol" w:hAnsi="Symbol" w:hint="default" w:eastAsia="黑体"/>
       </w:rPr>
     </w:lvl>
   </w:abstractNum>
@@ -3252,7 +3544,7 @@
         <w:ind w:hanging="360" w:left="360"/>
       </w:pPr>
       <w:rPr>
-        <w:rFonts w:ascii="Symbol" w:hAnsi="Symbol" w:hint="default"/>
+        <w:rFonts w:ascii="Symbol" w:hAnsi="Symbol" w:hint="default" w:eastAsia="黑体"/>
       </w:rPr>
     </w:lvl>
   </w:abstractNum>
@@ -3343,7 +3635,7 @@
         <w:ind w:left="720" w:hanging="360"/>
       </w:pPr>
       <w:rPr>
-        <w:rFonts w:ascii="Symbol" w:hAnsi="Symbol" w:cs="Symbol" w:hint="default"/>
+        <w:rFonts w:ascii="Symbol" w:hAnsi="Symbol" w:cs="Symbol" w:hint="default" w:eastAsia="黑体"/>
       </w:rPr>
     </w:lvl>
     <w:lvl w:ilvl="1">
@@ -3354,7 +3646,7 @@
         <w:ind w:left="1440" w:hanging="360"/>
       </w:pPr>
       <w:rPr>
-        <w:rFonts w:ascii="Courier New" w:hAnsi="Courier New" w:cs="Courier New" w:hint="default"/>
+        <w:rFonts w:ascii="Courier New" w:hAnsi="Courier New" w:cs="Courier New" w:hint="default" w:eastAsia="黑体"/>
       </w:rPr>
     </w:lvl>
     <w:lvl w:ilvl="2">
@@ -3365,7 +3657,7 @@
         <w:ind w:left="2160" w:hanging="360"/>
       </w:pPr>
       <w:rPr>
-        <w:rFonts w:ascii="Wingdings" w:hAnsi="Wingdings" w:cs="Wingdings" w:hint="default"/>
+        <w:rFonts w:ascii="Wingdings" w:hAnsi="Wingdings" w:cs="Wingdings" w:hint="default" w:eastAsia="黑体"/>
       </w:rPr>
     </w:lvl>
     <w:lvl w:ilvl="3">
@@ -3376,7 +3668,7 @@
         <w:ind w:left="2880" w:hanging="360"/>
       </w:pPr>
       <w:rPr>
-        <w:rFonts w:ascii="Symbol" w:hAnsi="Symbol" w:cs="Symbol" w:hint="default"/>
+        <w:rFonts w:ascii="Symbol" w:hAnsi="Symbol" w:cs="Symbol" w:hint="default" w:eastAsia="黑体"/>
       </w:rPr>
     </w:lvl>
     <w:lvl w:ilvl="4">
@@ -3387,7 +3679,7 @@
         <w:ind w:left="3600" w:hanging="360"/>
       </w:pPr>
       <w:rPr>
-        <w:rFonts w:ascii="Courier New" w:hAnsi="Courier New" w:cs="Courier New" w:hint="default"/>
+        <w:rFonts w:ascii="Courier New" w:hAnsi="Courier New" w:cs="Courier New" w:hint="default" w:eastAsia="黑体"/>
       </w:rPr>
     </w:lvl>
     <w:lvl w:ilvl="5">
@@ -3398,7 +3690,7 @@
         <w:ind w:left="4320" w:hanging="360"/>
       </w:pPr>
       <w:rPr>
-        <w:rFonts w:ascii="Wingdings" w:hAnsi="Wingdings" w:cs="Wingdings" w:hint="default"/>
+        <w:rFonts w:ascii="Wingdings" w:hAnsi="Wingdings" w:cs="Wingdings" w:hint="default" w:eastAsia="黑体"/>
       </w:rPr>
     </w:lvl>
     <w:lvl w:ilvl="6">
@@ -3409,7 +3701,7 @@
         <w:ind w:left="5040" w:hanging="360"/>
       </w:pPr>
       <w:rPr>
-        <w:rFonts w:ascii="Symbol" w:hAnsi="Symbol" w:cs="Symbol" w:hint="default"/>
+        <w:rFonts w:ascii="Symbol" w:hAnsi="Symbol" w:cs="Symbol" w:hint="default" w:eastAsia="黑体"/>
       </w:rPr>
     </w:lvl>
     <w:lvl w:ilvl="7">
@@ -3420,7 +3712,7 @@
         <w:ind w:left="5760" w:hanging="360"/>
       </w:pPr>
       <w:rPr>
-        <w:rFonts w:ascii="Courier New" w:hAnsi="Courier New" w:cs="Courier New" w:hint="default"/>
+        <w:rFonts w:ascii="Courier New" w:hAnsi="Courier New" w:cs="Courier New" w:hint="default" w:eastAsia="黑体"/>
       </w:rPr>
     </w:lvl>
     <w:lvl w:ilvl="8">
@@ -3431,7 +3723,7 @@
         <w:ind w:left="6480" w:hanging="360"/>
       </w:pPr>
       <w:rPr>
-        <w:rFonts w:ascii="Wingdings" w:hAnsi="Wingdings" w:cs="Wingdings" w:hint="default"/>
+        <w:rFonts w:ascii="Wingdings" w:hAnsi="Wingdings" w:cs="Wingdings" w:hint="default" w:eastAsia="黑体"/>
       </w:rPr>
     </w:lvl>
   </w:abstractNum>
@@ -3487,11 +3779,11 @@
 </file>
 
 <file path=word/styles.xml><?xml version="1.0" encoding="utf-8"?>
-<w:styles xmlns:mc="http://schemas.openxmlformats.org/markup-compatibility/2006" xmlns:r="http://schemas.openxmlformats.org/officeDocument/2006/relationships" xmlns:w="http://schemas.openxmlformats.org/wordprocessingml/2006/main" xmlns:w14="http://schemas.microsoft.com/office/word/2010/wordml" mc:Ignorable="w14">
+<w:styles xmlns:mc="http://schemas.openxmlformats.org/markup-compatibility/2006" xmlns:w="http://schemas.openxmlformats.org/wordprocessingml/2006/main" xmlns:r="http://schemas.openxmlformats.org/officeDocument/2006/relationships" xmlns:w14="http://schemas.microsoft.com/office/word/2010/wordml" mc:Ignorable="w14">
   <w:docDefaults>
     <w:rPrDefault>
       <w:rPr>
-        <w:rFonts w:asciiTheme="minorHAnsi" w:cstheme="minorBidi" w:eastAsiaTheme="minorEastAsia" w:hAnsiTheme="minorHAnsi"/>
+        <w:rFonts w:asciiTheme="minorHAnsi" w:cstheme="minorBidi" w:hAnsiTheme="minorHAnsi" w:eastAsia="黑体"/>
         <w:sz w:val="22"/>
         <w:szCs w:val="22"/>
         <w:lang w:bidi="ar-SA" w:eastAsia="en-US" w:val="en-US"/>
@@ -3713,7 +4005,7 @@
       <w:outlineLvl w:val="0"/>
     </w:pPr>
     <w:rPr>
-      <w:rFonts w:ascii="Times New Roman" w:asciiTheme="majorHAnsi" w:cstheme="majorBidi" w:eastAsia="黑体" w:eastAsiaTheme="majorEastAsia" w:hAnsi="Times New Roman" w:hAnsiTheme="majorHAnsi"/>
+      <w:rFonts w:ascii="Times New Roman" w:asciiTheme="majorHAnsi" w:cstheme="majorBidi" w:eastAsia="黑体" w:hAnsi="Times New Roman" w:hAnsiTheme="majorHAnsi"/>
       <w:b/>
       <w:bCs/>
       <w:color w:val="1F3864"/>
@@ -3737,7 +4029,7 @@
       <w:outlineLvl w:val="1"/>
     </w:pPr>
     <w:rPr>
-      <w:rFonts w:ascii="Times New Roman" w:asciiTheme="majorHAnsi" w:cstheme="majorBidi" w:eastAsia="黑体" w:eastAsiaTheme="majorEastAsia" w:hAnsi="Times New Roman" w:hAnsiTheme="majorHAnsi"/>
+      <w:rFonts w:ascii="Times New Roman" w:asciiTheme="majorHAnsi" w:cstheme="majorBidi" w:eastAsia="黑体" w:hAnsi="Times New Roman" w:hAnsiTheme="majorHAnsi"/>
       <w:b/>
       <w:bCs/>
       <w:color w:val="2E4E7E"/>
@@ -3761,7 +4053,7 @@
       <w:outlineLvl w:val="2"/>
     </w:pPr>
     <w:rPr>
-      <w:rFonts w:ascii="Times New Roman" w:asciiTheme="majorHAnsi" w:cstheme="majorBidi" w:eastAsia="黑体" w:eastAsiaTheme="majorEastAsia" w:hAnsi="Times New Roman" w:hAnsiTheme="majorHAnsi"/>
+      <w:rFonts w:ascii="Times New Roman" w:asciiTheme="majorHAnsi" w:cstheme="majorBidi" w:eastAsia="黑体" w:hAnsi="Times New Roman" w:hAnsiTheme="majorHAnsi"/>
       <w:b/>
       <w:bCs/>
       <w:color w:val="2E4E7E"/>
@@ -3785,7 +4077,7 @@
       <w:outlineLvl w:val="3"/>
     </w:pPr>
     <w:rPr>
-      <w:rFonts w:ascii="Times New Roman" w:asciiTheme="majorHAnsi" w:cstheme="majorBidi" w:eastAsia="黑体" w:eastAsiaTheme="majorEastAsia" w:hAnsi="Times New Roman" w:hAnsiTheme="majorHAnsi"/>
+      <w:rFonts w:ascii="Times New Roman" w:asciiTheme="majorHAnsi" w:cstheme="majorBidi" w:eastAsia="黑体" w:hAnsi="Times New Roman" w:hAnsiTheme="majorHAnsi"/>
       <w:b/>
       <w:bCs/>
       <w:i/>
@@ -3811,7 +4103,7 @@
       <w:outlineLvl w:val="4"/>
     </w:pPr>
     <w:rPr>
-      <w:rFonts w:ascii="Times New Roman" w:asciiTheme="majorHAnsi" w:cstheme="majorBidi" w:eastAsia="黑体" w:eastAsiaTheme="majorEastAsia" w:hAnsi="Times New Roman" w:hAnsiTheme="majorHAnsi"/>
+      <w:rFonts w:ascii="Times New Roman" w:asciiTheme="majorHAnsi" w:cstheme="majorBidi" w:eastAsia="黑体" w:hAnsi="Times New Roman" w:hAnsiTheme="majorHAnsi"/>
       <w:b/>
       <w:color w:val="333333"/>
       <w:sz w:val="22"/>
@@ -3834,7 +4126,7 @@
       <w:outlineLvl w:val="5"/>
     </w:pPr>
     <w:rPr>
-      <w:rFonts w:asciiTheme="majorHAnsi" w:cstheme="majorBidi" w:eastAsiaTheme="majorEastAsia" w:hAnsiTheme="majorHAnsi"/>
+      <w:rFonts w:asciiTheme="majorHAnsi" w:cstheme="majorBidi" w:hAnsiTheme="majorHAnsi" w:eastAsia="黑体"/>
       <w:i/>
       <w:iCs/>
       <w:color w:themeColor="accent1" w:themeShade="7F" w:val="243F60"/>
@@ -3857,7 +4149,7 @@
       <w:outlineLvl w:val="6"/>
     </w:pPr>
     <w:rPr>
-      <w:rFonts w:asciiTheme="majorHAnsi" w:cstheme="majorBidi" w:eastAsiaTheme="majorEastAsia" w:hAnsiTheme="majorHAnsi"/>
+      <w:rFonts w:asciiTheme="majorHAnsi" w:cstheme="majorBidi" w:hAnsiTheme="majorHAnsi" w:eastAsia="黑体"/>
       <w:i/>
       <w:iCs/>
       <w:color w:themeColor="text1" w:themeTint="BF" w:val="404040"/>
@@ -3880,7 +4172,7 @@
       <w:outlineLvl w:val="7"/>
     </w:pPr>
     <w:rPr>
-      <w:rFonts w:asciiTheme="majorHAnsi" w:cstheme="majorBidi" w:eastAsiaTheme="majorEastAsia" w:hAnsiTheme="majorHAnsi"/>
+      <w:rFonts w:asciiTheme="majorHAnsi" w:cstheme="majorBidi" w:hAnsiTheme="majorHAnsi" w:eastAsia="黑体"/>
       <w:color w:themeColor="accent1" w:val="4F81BD"/>
       <w:sz w:val="20"/>
       <w:szCs w:val="20"/>
@@ -3903,7 +4195,7 @@
       <w:outlineLvl w:val="8"/>
     </w:pPr>
     <w:rPr>
-      <w:rFonts w:asciiTheme="majorHAnsi" w:cstheme="majorBidi" w:eastAsiaTheme="majorEastAsia" w:hAnsiTheme="majorHAnsi"/>
+      <w:rFonts w:asciiTheme="majorHAnsi" w:cstheme="majorBidi" w:hAnsiTheme="majorHAnsi" w:eastAsia="黑体"/>
       <w:i/>
       <w:iCs/>
       <w:color w:themeColor="text1" w:themeTint="BF" w:val="404040"/>
@@ -3954,7 +4246,7 @@
     <w:uiPriority w:val="9"/>
     <w:rsid w:val="00FC693F"/>
     <w:rPr>
-      <w:rFonts w:asciiTheme="majorHAnsi" w:cstheme="majorBidi" w:eastAsiaTheme="majorEastAsia" w:hAnsiTheme="majorHAnsi"/>
+      <w:rFonts w:asciiTheme="majorHAnsi" w:cstheme="majorBidi" w:hAnsiTheme="majorHAnsi" w:eastAsia="黑体"/>
       <w:b/>
       <w:bCs/>
       <w:color w:themeColor="accent1" w:themeShade="BF" w:val="365F91"/>
@@ -3969,7 +4261,7 @@
     <w:uiPriority w:val="9"/>
     <w:rsid w:val="00FC693F"/>
     <w:rPr>
-      <w:rFonts w:asciiTheme="majorHAnsi" w:cstheme="majorBidi" w:eastAsiaTheme="majorEastAsia" w:hAnsiTheme="majorHAnsi"/>
+      <w:rFonts w:asciiTheme="majorHAnsi" w:cstheme="majorBidi" w:hAnsiTheme="majorHAnsi" w:eastAsia="黑体"/>
       <w:b/>
       <w:bCs/>
       <w:color w:themeColor="accent1" w:val="4F81BD"/>
@@ -3984,7 +4276,7 @@
     <w:uiPriority w:val="9"/>
     <w:rsid w:val="00FC693F"/>
     <w:rPr>
-      <w:rFonts w:asciiTheme="majorHAnsi" w:cstheme="majorBidi" w:eastAsiaTheme="majorEastAsia" w:hAnsiTheme="majorHAnsi"/>
+      <w:rFonts w:asciiTheme="majorHAnsi" w:cstheme="majorBidi" w:hAnsiTheme="majorHAnsi" w:eastAsia="黑体"/>
       <w:b/>
       <w:bCs/>
       <w:color w:themeColor="accent1" w:val="4F81BD"/>
@@ -4007,7 +4299,7 @@
       <w:contextualSpacing/>
     </w:pPr>
     <w:rPr>
-      <w:rFonts w:ascii="Times New Roman" w:asciiTheme="majorHAnsi" w:cstheme="majorBidi" w:eastAsia="黑体" w:eastAsiaTheme="majorEastAsia" w:hAnsi="Times New Roman" w:hAnsiTheme="majorHAnsi"/>
+      <w:rFonts w:ascii="Times New Roman" w:asciiTheme="majorHAnsi" w:cstheme="majorBidi" w:eastAsia="黑体" w:hAnsi="Times New Roman" w:hAnsiTheme="majorHAnsi"/>
       <w:b/>
       <w:color w:val="1F3864"/>
       <w:spacing w:val="5"/>
@@ -4023,7 +4315,7 @@
     <w:uiPriority w:val="10"/>
     <w:rsid w:val="00FC693F"/>
     <w:rPr>
-      <w:rFonts w:asciiTheme="majorHAnsi" w:cstheme="majorBidi" w:eastAsiaTheme="majorEastAsia" w:hAnsiTheme="majorHAnsi"/>
+      <w:rFonts w:asciiTheme="majorHAnsi" w:cstheme="majorBidi" w:hAnsiTheme="majorHAnsi" w:eastAsia="黑体"/>
       <w:color w:themeColor="text2" w:themeShade="BF" w:val="17365D"/>
       <w:spacing w:val="5"/>
       <w:kern w:val="28"/>
@@ -4045,7 +4337,7 @@
       </w:numPr>
     </w:pPr>
     <w:rPr>
-      <w:rFonts w:asciiTheme="majorHAnsi" w:cstheme="majorBidi" w:eastAsiaTheme="majorEastAsia" w:hAnsiTheme="majorHAnsi"/>
+      <w:rFonts w:asciiTheme="majorHAnsi" w:cstheme="majorBidi" w:hAnsiTheme="majorHAnsi" w:eastAsia="黑体"/>
       <w:i/>
       <w:iCs/>
       <w:color w:themeColor="accent1" w:val="4F81BD"/>
@@ -4061,7 +4353,7 @@
     <w:uiPriority w:val="11"/>
     <w:rsid w:val="00FC693F"/>
     <w:rPr>
-      <w:rFonts w:asciiTheme="majorHAnsi" w:cstheme="majorBidi" w:eastAsiaTheme="majorEastAsia" w:hAnsiTheme="majorHAnsi"/>
+      <w:rFonts w:asciiTheme="majorHAnsi" w:cstheme="majorBidi" w:hAnsiTheme="majorHAnsi" w:eastAsia="黑体"/>
       <w:i/>
       <w:iCs/>
       <w:color w:themeColor="accent1" w:val="4F81BD"/>
@@ -4128,6 +4420,7 @@
       <w:spacing w:after="120"/>
     </w:pPr>
     <w:rPr>
+      <w:rFonts w:eastAsia="黑体"/>
       <w:sz w:val="16"/>
       <w:szCs w:val="16"/>
     </w:rPr>
@@ -4139,6 +4432,7 @@
     <w:uiPriority w:val="99"/>
     <w:rsid w:val="00AA1D8D"/>
     <w:rPr>
+      <w:rFonts w:eastAsia="黑体"/>
       <w:sz w:val="16"/>
       <w:szCs w:val="16"/>
     </w:rPr>
@@ -4308,7 +4602,7 @@
       </w:tabs>
     </w:pPr>
     <w:rPr>
-      <w:rFonts w:ascii="Courier" w:hAnsi="Courier"/>
+      <w:rFonts w:ascii="Courier" w:hAnsi="Courier" w:eastAsia="黑体"/>
       <w:sz w:val="20"/>
       <w:szCs w:val="20"/>
     </w:rPr>
@@ -4320,7 +4614,7 @@
     <w:uiPriority w:val="99"/>
     <w:rsid w:val="0029639D"/>
     <w:rPr>
-      <w:rFonts w:ascii="Courier" w:hAnsi="Courier"/>
+      <w:rFonts w:ascii="Courier" w:hAnsi="Courier" w:eastAsia="黑体"/>
       <w:sz w:val="20"/>
       <w:szCs w:val="20"/>
     </w:rPr>
@@ -4356,6 +4650,7 @@
     <w:uiPriority w:val="29"/>
     <w:rsid w:val="00FC693F"/>
     <w:rPr>
+      <w:rFonts w:eastAsia="黑体"/>
       <w:i/>
       <w:iCs/>
       <w:color w:themeColor="text1" w:val="000000"/>
@@ -4369,7 +4664,7 @@
     <w:semiHidden/>
     <w:rsid w:val="00FC693F"/>
     <w:rPr>
-      <w:rFonts w:asciiTheme="majorHAnsi" w:cstheme="majorBidi" w:eastAsiaTheme="majorEastAsia" w:hAnsiTheme="majorHAnsi"/>
+      <w:rFonts w:asciiTheme="majorHAnsi" w:cstheme="majorBidi" w:hAnsiTheme="majorHAnsi" w:eastAsia="黑体"/>
       <w:b/>
       <w:bCs/>
       <w:i/>
@@ -4385,7 +4680,7 @@
     <w:semiHidden/>
     <w:rsid w:val="00FC693F"/>
     <w:rPr>
-      <w:rFonts w:asciiTheme="majorHAnsi" w:cstheme="majorBidi" w:eastAsiaTheme="majorEastAsia" w:hAnsiTheme="majorHAnsi"/>
+      <w:rFonts w:asciiTheme="majorHAnsi" w:cstheme="majorBidi" w:hAnsiTheme="majorHAnsi" w:eastAsia="黑体"/>
       <w:color w:themeColor="accent1" w:themeShade="7F" w:val="243F60"/>
     </w:rPr>
   </w:style>
@@ -4397,7 +4692,7 @@
     <w:semiHidden/>
     <w:rsid w:val="00FC693F"/>
     <w:rPr>
-      <w:rFonts w:asciiTheme="majorHAnsi" w:cstheme="majorBidi" w:eastAsiaTheme="majorEastAsia" w:hAnsiTheme="majorHAnsi"/>
+      <w:rFonts w:asciiTheme="majorHAnsi" w:cstheme="majorBidi" w:hAnsiTheme="majorHAnsi" w:eastAsia="黑体"/>
       <w:i/>
       <w:iCs/>
       <w:color w:themeColor="accent1" w:themeShade="7F" w:val="243F60"/>
@@ -4411,7 +4706,7 @@
     <w:semiHidden/>
     <w:rsid w:val="00FC693F"/>
     <w:rPr>
-      <w:rFonts w:asciiTheme="majorHAnsi" w:cstheme="majorBidi" w:eastAsiaTheme="majorEastAsia" w:hAnsiTheme="majorHAnsi"/>
+      <w:rFonts w:asciiTheme="majorHAnsi" w:cstheme="majorBidi" w:hAnsiTheme="majorHAnsi" w:eastAsia="黑体"/>
       <w:i/>
       <w:iCs/>
       <w:color w:themeColor="text1" w:themeTint="BF" w:val="404040"/>
@@ -4425,7 +4720,7 @@
     <w:semiHidden/>
     <w:rsid w:val="00FC693F"/>
     <w:rPr>
-      <w:rFonts w:asciiTheme="majorHAnsi" w:cstheme="majorBidi" w:eastAsiaTheme="majorEastAsia" w:hAnsiTheme="majorHAnsi"/>
+      <w:rFonts w:asciiTheme="majorHAnsi" w:cstheme="majorBidi" w:hAnsiTheme="majorHAnsi" w:eastAsia="黑体"/>
       <w:color w:themeColor="accent1" w:val="4F81BD"/>
       <w:sz w:val="20"/>
       <w:szCs w:val="20"/>
@@ -4439,7 +4734,7 @@
     <w:semiHidden/>
     <w:rsid w:val="00FC693F"/>
     <w:rPr>
-      <w:rFonts w:asciiTheme="majorHAnsi" w:cstheme="majorBidi" w:eastAsiaTheme="majorEastAsia" w:hAnsiTheme="majorHAnsi"/>
+      <w:rFonts w:asciiTheme="majorHAnsi" w:cstheme="majorBidi" w:hAnsiTheme="majorHAnsi" w:eastAsia="黑体"/>
       <w:i/>
       <w:iCs/>
       <w:color w:themeColor="text1" w:themeTint="BF" w:val="404040"/>
@@ -4460,6 +4755,7 @@
       <w:spacing w:line="240" w:lineRule="auto"/>
     </w:pPr>
     <w:rPr>
+      <w:rFonts w:eastAsia="黑体"/>
       <w:b/>
       <w:bCs/>
       <w:color w:themeColor="accent1" w:val="4F81BD"/>
@@ -4474,6 +4770,7 @@
     <w:qFormat/>
     <w:rsid w:val="00FC693F"/>
     <w:rPr>
+      <w:rFonts w:eastAsia="黑体"/>
       <w:b/>
       <w:bCs/>
     </w:rPr>
@@ -4485,6 +4782,7 @@
     <w:qFormat/>
     <w:rsid w:val="00FC693F"/>
     <w:rPr>
+      <w:rFonts w:eastAsia="黑体"/>
       <w:i/>
       <w:iCs/>
     </w:rPr>
@@ -4505,6 +4803,7 @@
       <w:ind w:left="936" w:right="936"/>
     </w:pPr>
     <w:rPr>
+      <w:rFonts w:eastAsia="黑体"/>
       <w:b/>
       <w:bCs/>
       <w:i/>
@@ -4519,6 +4818,7 @@
     <w:uiPriority w:val="30"/>
     <w:rsid w:val="00FC693F"/>
     <w:rPr>
+      <w:rFonts w:eastAsia="黑体"/>
       <w:b/>
       <w:bCs/>
       <w:i/>
@@ -4533,6 +4833,7 @@
     <w:qFormat/>
     <w:rsid w:val="00FC693F"/>
     <w:rPr>
+      <w:rFonts w:eastAsia="黑体"/>
       <w:i/>
       <w:iCs/>
       <w:color w:themeColor="text1" w:themeTint="7F" w:val="808080"/>
@@ -4545,6 +4846,7 @@
     <w:qFormat/>
     <w:rsid w:val="00FC693F"/>
     <w:rPr>
+      <w:rFonts w:eastAsia="黑体"/>
       <w:b/>
       <w:bCs/>
       <w:i/>
@@ -4559,6 +4861,7 @@
     <w:qFormat/>
     <w:rsid w:val="00FC693F"/>
     <w:rPr>
+      <w:rFonts w:eastAsia="黑体"/>
       <w:smallCaps/>
       <w:color w:themeColor="accent2" w:val="C0504D"/>
       <w:u w:val="single"/>
@@ -4571,6 +4874,7 @@
     <w:qFormat/>
     <w:rsid w:val="00FC693F"/>
     <w:rPr>
+      <w:rFonts w:eastAsia="黑体"/>
       <w:b/>
       <w:bCs/>
       <w:smallCaps/>
@@ -4586,6 +4890,7 @@
     <w:qFormat/>
     <w:rsid w:val="00FC693F"/>
     <w:rPr>
+      <w:rFonts w:eastAsia="黑体"/>
       <w:b/>
       <w:bCs/>
       <w:smallCaps/>
@@ -4640,6 +4945,7 @@
       <w:spacing w:after="0" w:line="240" w:lineRule="auto"/>
     </w:pPr>
     <w:rPr>
+      <w:rFonts w:eastAsia="黑体"/>
       <w:color w:themeColor="text1" w:themeShade="BF" w:val="000000"/>
     </w:rPr>
     <w:tblPr>
@@ -4662,6 +4968,7 @@
         <w:spacing w:after="0" w:before="0" w:line="240" w:lineRule="auto"/>
       </w:pPr>
       <w:rPr>
+        <w:rFonts w:eastAsia="黑体"/>
         <w:b/>
         <w:bCs/>
       </w:rPr>
@@ -4682,6 +4989,7 @@
         <w:spacing w:after="0" w:before="0" w:line="240" w:lineRule="auto"/>
       </w:pPr>
       <w:rPr>
+        <w:rFonts w:eastAsia="黑体"/>
         <w:b/>
         <w:bCs/>
       </w:rPr>
@@ -4699,12 +5007,14 @@
     </w:tblStylePr>
     <w:tblStylePr w:type="firstCol">
       <w:rPr>
+        <w:rFonts w:eastAsia="黑体"/>
         <w:b/>
         <w:bCs/>
       </w:rPr>
     </w:tblStylePr>
     <w:tblStylePr w:type="lastCol">
       <w:rPr>
+        <w:rFonts w:eastAsia="黑体"/>
         <w:b/>
         <w:bCs/>
       </w:rPr>
@@ -4743,6 +5053,7 @@
       <w:spacing w:after="0" w:line="240" w:lineRule="auto"/>
     </w:pPr>
     <w:rPr>
+      <w:rFonts w:eastAsia="黑体"/>
       <w:color w:themeColor="accent1" w:themeShade="BF" w:val="365F91"/>
     </w:rPr>
     <w:tblPr>
@@ -4765,6 +5076,7 @@
         <w:spacing w:after="0" w:before="0" w:line="240" w:lineRule="auto"/>
       </w:pPr>
       <w:rPr>
+        <w:rFonts w:eastAsia="黑体"/>
         <w:b/>
         <w:bCs/>
       </w:rPr>
@@ -4785,6 +5097,7 @@
         <w:spacing w:after="0" w:before="0" w:line="240" w:lineRule="auto"/>
       </w:pPr>
       <w:rPr>
+        <w:rFonts w:eastAsia="黑体"/>
         <w:b/>
         <w:bCs/>
       </w:rPr>
@@ -4802,12 +5115,14 @@
     </w:tblStylePr>
     <w:tblStylePr w:type="firstCol">
       <w:rPr>
+        <w:rFonts w:eastAsia="黑体"/>
         <w:b/>
         <w:bCs/>
       </w:rPr>
     </w:tblStylePr>
     <w:tblStylePr w:type="lastCol">
       <w:rPr>
+        <w:rFonts w:eastAsia="黑体"/>
         <w:b/>
         <w:bCs/>
       </w:rPr>
@@ -4846,6 +5161,7 @@
       <w:spacing w:after="0" w:line="240" w:lineRule="auto"/>
     </w:pPr>
     <w:rPr>
+      <w:rFonts w:eastAsia="黑体"/>
       <w:color w:themeColor="accent2" w:themeShade="BF" w:val="943634"/>
     </w:rPr>
     <w:tblPr>
@@ -4868,6 +5184,7 @@
         <w:spacing w:after="0" w:before="0" w:line="240" w:lineRule="auto"/>
       </w:pPr>
       <w:rPr>
+        <w:rFonts w:eastAsia="黑体"/>
         <w:b/>
         <w:bCs/>
       </w:rPr>
@@ -4888,6 +5205,7 @@
         <w:spacing w:after="0" w:before="0" w:line="240" w:lineRule="auto"/>
       </w:pPr>
       <w:rPr>
+        <w:rFonts w:eastAsia="黑体"/>
         <w:b/>
         <w:bCs/>
       </w:rPr>
@@ -4905,12 +5223,14 @@
     </w:tblStylePr>
     <w:tblStylePr w:type="firstCol">
       <w:rPr>
+        <w:rFonts w:eastAsia="黑体"/>
         <w:b/>
         <w:bCs/>
       </w:rPr>
     </w:tblStylePr>
     <w:tblStylePr w:type="lastCol">
       <w:rPr>
+        <w:rFonts w:eastAsia="黑体"/>
         <w:b/>
         <w:bCs/>
       </w:rPr>
@@ -4949,6 +5269,7 @@
       <w:spacing w:after="0" w:line="240" w:lineRule="auto"/>
     </w:pPr>
     <w:rPr>
+      <w:rFonts w:eastAsia="黑体"/>
       <w:color w:themeColor="accent3" w:themeShade="BF" w:val="76923C"/>
     </w:rPr>
     <w:tblPr>
@@ -4971,6 +5292,7 @@
         <w:spacing w:after="0" w:before="0" w:line="240" w:lineRule="auto"/>
       </w:pPr>
       <w:rPr>
+        <w:rFonts w:eastAsia="黑体"/>
         <w:b/>
         <w:bCs/>
       </w:rPr>
@@ -4991,6 +5313,7 @@
         <w:spacing w:after="0" w:before="0" w:line="240" w:lineRule="auto"/>
       </w:pPr>
       <w:rPr>
+        <w:rFonts w:eastAsia="黑体"/>
         <w:b/>
         <w:bCs/>
       </w:rPr>
@@ -5008,12 +5331,14 @@
     </w:tblStylePr>
     <w:tblStylePr w:type="firstCol">
       <w:rPr>
+        <w:rFonts w:eastAsia="黑体"/>
         <w:b/>
         <w:bCs/>
       </w:rPr>
     </w:tblStylePr>
     <w:tblStylePr w:type="lastCol">
       <w:rPr>
+        <w:rFonts w:eastAsia="黑体"/>
         <w:b/>
         <w:bCs/>
       </w:rPr>
@@ -5052,6 +5377,7 @@
       <w:spacing w:after="0" w:line="240" w:lineRule="auto"/>
     </w:pPr>
     <w:rPr>
+      <w:rFonts w:eastAsia="黑体"/>
       <w:color w:themeColor="accent4" w:themeShade="BF" w:val="5F497A"/>
     </w:rPr>
     <w:tblPr>
@@ -5074,6 +5400,7 @@
         <w:spacing w:after="0" w:before="0" w:line="240" w:lineRule="auto"/>
       </w:pPr>
       <w:rPr>
+        <w:rFonts w:eastAsia="黑体"/>
         <w:b/>
         <w:bCs/>
       </w:rPr>
@@ -5094,6 +5421,7 @@
         <w:spacing w:after="0" w:before="0" w:line="240" w:lineRule="auto"/>
       </w:pPr>
       <w:rPr>
+        <w:rFonts w:eastAsia="黑体"/>
         <w:b/>
         <w:bCs/>
       </w:rPr>
@@ -5111,12 +5439,14 @@
     </w:tblStylePr>
     <w:tblStylePr w:type="firstCol">
       <w:rPr>
+        <w:rFonts w:eastAsia="黑体"/>
         <w:b/>
         <w:bCs/>
       </w:rPr>
     </w:tblStylePr>
     <w:tblStylePr w:type="lastCol">
       <w:rPr>
+        <w:rFonts w:eastAsia="黑体"/>
         <w:b/>
         <w:bCs/>
       </w:rPr>
@@ -5155,6 +5485,7 @@
       <w:spacing w:after="0" w:line="240" w:lineRule="auto"/>
     </w:pPr>
     <w:rPr>
+      <w:rFonts w:eastAsia="黑体"/>
       <w:color w:themeColor="accent5" w:themeShade="BF" w:val="31849B"/>
     </w:rPr>
     <w:tblPr>
@@ -5177,6 +5508,7 @@
         <w:spacing w:after="0" w:before="0" w:line="240" w:lineRule="auto"/>
       </w:pPr>
       <w:rPr>
+        <w:rFonts w:eastAsia="黑体"/>
         <w:b/>
         <w:bCs/>
       </w:rPr>
@@ -5197,6 +5529,7 @@
         <w:spacing w:after="0" w:before="0" w:line="240" w:lineRule="auto"/>
       </w:pPr>
       <w:rPr>
+        <w:rFonts w:eastAsia="黑体"/>
         <w:b/>
         <w:bCs/>
       </w:rPr>
@@ -5214,12 +5547,14 @@
     </w:tblStylePr>
     <w:tblStylePr w:type="firstCol">
       <w:rPr>
+        <w:rFonts w:eastAsia="黑体"/>
         <w:b/>
         <w:bCs/>
       </w:rPr>
     </w:tblStylePr>
     <w:tblStylePr w:type="lastCol">
       <w:rPr>
+        <w:rFonts w:eastAsia="黑体"/>
         <w:b/>
         <w:bCs/>
       </w:rPr>
@@ -5258,6 +5593,7 @@
       <w:spacing w:after="0" w:line="240" w:lineRule="auto"/>
     </w:pPr>
     <w:rPr>
+      <w:rFonts w:eastAsia="黑体"/>
       <w:color w:themeColor="accent6" w:themeShade="BF" w:val="E36C0A"/>
     </w:rPr>
     <w:tblPr>
@@ -5280,6 +5616,7 @@
         <w:spacing w:after="0" w:before="0" w:line="240" w:lineRule="auto"/>
       </w:pPr>
       <w:rPr>
+        <w:rFonts w:eastAsia="黑体"/>
         <w:b/>
         <w:bCs/>
       </w:rPr>
@@ -5300,6 +5637,7 @@
         <w:spacing w:after="0" w:before="0" w:line="240" w:lineRule="auto"/>
       </w:pPr>
       <w:rPr>
+        <w:rFonts w:eastAsia="黑体"/>
         <w:b/>
         <w:bCs/>
       </w:rPr>
@@ -5317,12 +5655,14 @@
     </w:tblStylePr>
     <w:tblStylePr w:type="firstCol">
       <w:rPr>
+        <w:rFonts w:eastAsia="黑体"/>
         <w:b/>
         <w:bCs/>
       </w:rPr>
     </w:tblStylePr>
     <w:tblStylePr w:type="lastCol">
       <w:rPr>
+        <w:rFonts w:eastAsia="黑体"/>
         <w:b/>
         <w:bCs/>
       </w:rPr>
@@ -5382,6 +5722,7 @@
         <w:spacing w:after="0" w:before="0" w:line="240" w:lineRule="auto"/>
       </w:pPr>
       <w:rPr>
+        <w:rFonts w:eastAsia="黑体"/>
         <w:b/>
         <w:bCs/>
         <w:color w:themeColor="background1" w:val="FFFFFF"/>
@@ -5396,6 +5737,7 @@
         <w:spacing w:after="0" w:before="0" w:line="240" w:lineRule="auto"/>
       </w:pPr>
       <w:rPr>
+        <w:rFonts w:eastAsia="黑体"/>
         <w:b/>
         <w:bCs/>
       </w:rPr>
@@ -5411,12 +5753,14 @@
     </w:tblStylePr>
     <w:tblStylePr w:type="firstCol">
       <w:rPr>
+        <w:rFonts w:eastAsia="黑体"/>
         <w:b/>
         <w:bCs/>
       </w:rPr>
     </w:tblStylePr>
     <w:tblStylePr w:type="lastCol">
       <w:rPr>
+        <w:rFonts w:eastAsia="黑体"/>
         <w:b/>
         <w:bCs/>
       </w:rPr>
@@ -5474,6 +5818,7 @@
         <w:spacing w:after="0" w:before="0" w:line="240" w:lineRule="auto"/>
       </w:pPr>
       <w:rPr>
+        <w:rFonts w:eastAsia="黑体"/>
         <w:b/>
         <w:bCs/>
         <w:color w:themeColor="background1" w:val="FFFFFF"/>
@@ -5488,6 +5833,7 @@
         <w:spacing w:after="0" w:before="0" w:line="240" w:lineRule="auto"/>
       </w:pPr>
       <w:rPr>
+        <w:rFonts w:eastAsia="黑体"/>
         <w:b/>
         <w:bCs/>
       </w:rPr>
@@ -5503,12 +5849,14 @@
     </w:tblStylePr>
     <w:tblStylePr w:type="firstCol">
       <w:rPr>
+        <w:rFonts w:eastAsia="黑体"/>
         <w:b/>
         <w:bCs/>
       </w:rPr>
     </w:tblStylePr>
     <w:tblStylePr w:type="lastCol">
       <w:rPr>
+        <w:rFonts w:eastAsia="黑体"/>
         <w:b/>
         <w:bCs/>
       </w:rPr>
@@ -5566,6 +5914,7 @@
         <w:spacing w:after="0" w:before="0" w:line="240" w:lineRule="auto"/>
       </w:pPr>
       <w:rPr>
+        <w:rFonts w:eastAsia="黑体"/>
         <w:b/>
         <w:bCs/>
         <w:color w:themeColor="background1" w:val="FFFFFF"/>
@@ -5580,6 +5929,7 @@
         <w:spacing w:after="0" w:before="0" w:line="240" w:lineRule="auto"/>
       </w:pPr>
       <w:rPr>
+        <w:rFonts w:eastAsia="黑体"/>
         <w:b/>
         <w:bCs/>
       </w:rPr>
@@ -5595,12 +5945,14 @@
     </w:tblStylePr>
     <w:tblStylePr w:type="firstCol">
       <w:rPr>
+        <w:rFonts w:eastAsia="黑体"/>
         <w:b/>
         <w:bCs/>
       </w:rPr>
     </w:tblStylePr>
     <w:tblStylePr w:type="lastCol">
       <w:rPr>
+        <w:rFonts w:eastAsia="黑体"/>
         <w:b/>
         <w:bCs/>
       </w:rPr>
@@ -5658,6 +6010,7 @@
         <w:spacing w:after="0" w:before="0" w:line="240" w:lineRule="auto"/>
       </w:pPr>
       <w:rPr>
+        <w:rFonts w:eastAsia="黑体"/>
         <w:b/>
         <w:bCs/>
         <w:color w:themeColor="background1" w:val="FFFFFF"/>
@@ -5672,6 +6025,7 @@
         <w:spacing w:after="0" w:before="0" w:line="240" w:lineRule="auto"/>
       </w:pPr>
       <w:rPr>
+        <w:rFonts w:eastAsia="黑体"/>
         <w:b/>
         <w:bCs/>
       </w:rPr>
@@ -5687,12 +6041,14 @@
     </w:tblStylePr>
     <w:tblStylePr w:type="firstCol">
       <w:rPr>
+        <w:rFonts w:eastAsia="黑体"/>
         <w:b/>
         <w:bCs/>
       </w:rPr>
     </w:tblStylePr>
     <w:tblStylePr w:type="lastCol">
       <w:rPr>
+        <w:rFonts w:eastAsia="黑体"/>
         <w:b/>
         <w:bCs/>
       </w:rPr>
@@ -5750,6 +6106,7 @@
         <w:spacing w:after="0" w:before="0" w:line="240" w:lineRule="auto"/>
       </w:pPr>
       <w:rPr>
+        <w:rFonts w:eastAsia="黑体"/>
         <w:b/>
         <w:bCs/>
         <w:color w:themeColor="background1" w:val="FFFFFF"/>
@@ -5764,6 +6121,7 @@
         <w:spacing w:after="0" w:before="0" w:line="240" w:lineRule="auto"/>
       </w:pPr>
       <w:rPr>
+        <w:rFonts w:eastAsia="黑体"/>
         <w:b/>
         <w:bCs/>
       </w:rPr>
@@ -5779,12 +6137,14 @@
     </w:tblStylePr>
     <w:tblStylePr w:type="firstCol">
       <w:rPr>
+        <w:rFonts w:eastAsia="黑体"/>
         <w:b/>
         <w:bCs/>
       </w:rPr>
     </w:tblStylePr>
     <w:tblStylePr w:type="lastCol">
       <w:rPr>
+        <w:rFonts w:eastAsia="黑体"/>
         <w:b/>
         <w:bCs/>
       </w:rPr>
@@ -5842,6 +6202,7 @@
         <w:spacing w:after="0" w:before="0" w:line="240" w:lineRule="auto"/>
       </w:pPr>
       <w:rPr>
+        <w:rFonts w:eastAsia="黑体"/>
         <w:b/>
         <w:bCs/>
         <w:color w:themeColor="background1" w:val="FFFFFF"/>
@@ -5856,6 +6217,7 @@
         <w:spacing w:after="0" w:before="0" w:line="240" w:lineRule="auto"/>
       </w:pPr>
       <w:rPr>
+        <w:rFonts w:eastAsia="黑体"/>
         <w:b/>
         <w:bCs/>
       </w:rPr>
@@ -5871,12 +6233,14 @@
     </w:tblStylePr>
     <w:tblStylePr w:type="firstCol">
       <w:rPr>
+        <w:rFonts w:eastAsia="黑体"/>
         <w:b/>
         <w:bCs/>
       </w:rPr>
     </w:tblStylePr>
     <w:tblStylePr w:type="lastCol">
       <w:rPr>
+        <w:rFonts w:eastAsia="黑体"/>
         <w:b/>
         <w:bCs/>
       </w:rPr>
@@ -5934,6 +6298,7 @@
         <w:spacing w:after="0" w:before="0" w:line="240" w:lineRule="auto"/>
       </w:pPr>
       <w:rPr>
+        <w:rFonts w:eastAsia="黑体"/>
         <w:b/>
         <w:bCs/>
         <w:color w:themeColor="background1" w:val="FFFFFF"/>
@@ -5948,6 +6313,7 @@
         <w:spacing w:after="0" w:before="0" w:line="240" w:lineRule="auto"/>
       </w:pPr>
       <w:rPr>
+        <w:rFonts w:eastAsia="黑体"/>
         <w:b/>
         <w:bCs/>
       </w:rPr>
@@ -5963,12 +6329,14 @@
     </w:tblStylePr>
     <w:tblStylePr w:type="firstCol">
       <w:rPr>
+        <w:rFonts w:eastAsia="黑体"/>
         <w:b/>
         <w:bCs/>
       </w:rPr>
     </w:tblStylePr>
     <w:tblStylePr w:type="lastCol">
       <w:rPr>
+        <w:rFonts w:eastAsia="黑体"/>
         <w:b/>
         <w:bCs/>
       </w:rPr>
@@ -6028,7 +6396,7 @@
         <w:spacing w:after="0" w:before="0" w:line="240" w:lineRule="auto"/>
       </w:pPr>
       <w:rPr>
-        <w:rFonts w:asciiTheme="majorHAnsi" w:cstheme="majorBidi" w:eastAsiaTheme="majorEastAsia" w:hAnsiTheme="majorHAnsi"/>
+        <w:rFonts w:asciiTheme="majorHAnsi" w:cstheme="majorBidi" w:hAnsiTheme="majorHAnsi" w:eastAsia="黑体"/>
         <w:b/>
         <w:bCs/>
       </w:rPr>
@@ -6049,7 +6417,7 @@
         <w:spacing w:after="0" w:before="0" w:line="240" w:lineRule="auto"/>
       </w:pPr>
       <w:rPr>
-        <w:rFonts w:asciiTheme="majorHAnsi" w:cstheme="majorBidi" w:eastAsiaTheme="majorEastAsia" w:hAnsiTheme="majorHAnsi"/>
+        <w:rFonts w:asciiTheme="majorHAnsi" w:cstheme="majorBidi" w:hAnsiTheme="majorHAnsi" w:eastAsia="黑体"/>
         <w:b/>
         <w:bCs/>
       </w:rPr>
@@ -6067,14 +6435,14 @@
     </w:tblStylePr>
     <w:tblStylePr w:type="firstCol">
       <w:rPr>
-        <w:rFonts w:asciiTheme="majorHAnsi" w:cstheme="majorBidi" w:eastAsiaTheme="majorEastAsia" w:hAnsiTheme="majorHAnsi"/>
+        <w:rFonts w:asciiTheme="majorHAnsi" w:cstheme="majorBidi" w:hAnsiTheme="majorHAnsi" w:eastAsia="黑体"/>
         <w:b/>
         <w:bCs/>
       </w:rPr>
     </w:tblStylePr>
     <w:tblStylePr w:type="lastCol">
       <w:rPr>
-        <w:rFonts w:asciiTheme="majorHAnsi" w:cstheme="majorBidi" w:eastAsiaTheme="majorEastAsia" w:hAnsiTheme="majorHAnsi"/>
+        <w:rFonts w:asciiTheme="majorHAnsi" w:cstheme="majorBidi" w:hAnsiTheme="majorHAnsi" w:eastAsia="黑体"/>
         <w:b/>
         <w:bCs/>
       </w:rPr>
@@ -6158,7 +6526,7 @@
         <w:spacing w:after="0" w:before="0" w:line="240" w:lineRule="auto"/>
       </w:pPr>
       <w:rPr>
-        <w:rFonts w:asciiTheme="majorHAnsi" w:cstheme="majorBidi" w:eastAsiaTheme="majorEastAsia" w:hAnsiTheme="majorHAnsi"/>
+        <w:rFonts w:asciiTheme="majorHAnsi" w:cstheme="majorBidi" w:hAnsiTheme="majorHAnsi" w:eastAsia="黑体"/>
         <w:b/>
         <w:bCs/>
       </w:rPr>
@@ -6179,7 +6547,7 @@
         <w:spacing w:after="0" w:before="0" w:line="240" w:lineRule="auto"/>
       </w:pPr>
       <w:rPr>
-        <w:rFonts w:asciiTheme="majorHAnsi" w:cstheme="majorBidi" w:eastAsiaTheme="majorEastAsia" w:hAnsiTheme="majorHAnsi"/>
+        <w:rFonts w:asciiTheme="majorHAnsi" w:cstheme="majorBidi" w:hAnsiTheme="majorHAnsi" w:eastAsia="黑体"/>
         <w:b/>
         <w:bCs/>
       </w:rPr>
@@ -6197,14 +6565,14 @@
     </w:tblStylePr>
     <w:tblStylePr w:type="firstCol">
       <w:rPr>
-        <w:rFonts w:asciiTheme="majorHAnsi" w:cstheme="majorBidi" w:eastAsiaTheme="majorEastAsia" w:hAnsiTheme="majorHAnsi"/>
+        <w:rFonts w:asciiTheme="majorHAnsi" w:cstheme="majorBidi" w:hAnsiTheme="majorHAnsi" w:eastAsia="黑体"/>
         <w:b/>
         <w:bCs/>
       </w:rPr>
     </w:tblStylePr>
     <w:tblStylePr w:type="lastCol">
       <w:rPr>
-        <w:rFonts w:asciiTheme="majorHAnsi" w:cstheme="majorBidi" w:eastAsiaTheme="majorEastAsia" w:hAnsiTheme="majorHAnsi"/>
+        <w:rFonts w:asciiTheme="majorHAnsi" w:cstheme="majorBidi" w:hAnsiTheme="majorHAnsi" w:eastAsia="黑体"/>
         <w:b/>
         <w:bCs/>
       </w:rPr>
@@ -6288,7 +6656,7 @@
         <w:spacing w:after="0" w:before="0" w:line="240" w:lineRule="auto"/>
       </w:pPr>
       <w:rPr>
-        <w:rFonts w:asciiTheme="majorHAnsi" w:cstheme="majorBidi" w:eastAsiaTheme="majorEastAsia" w:hAnsiTheme="majorHAnsi"/>
+        <w:rFonts w:asciiTheme="majorHAnsi" w:cstheme="majorBidi" w:hAnsiTheme="majorHAnsi" w:eastAsia="黑体"/>
         <w:b/>
         <w:bCs/>
       </w:rPr>
@@ -6309,7 +6677,7 @@
         <w:spacing w:after="0" w:before="0" w:line="240" w:lineRule="auto"/>
       </w:pPr>
       <w:rPr>
-        <w:rFonts w:asciiTheme="majorHAnsi" w:cstheme="majorBidi" w:eastAsiaTheme="majorEastAsia" w:hAnsiTheme="majorHAnsi"/>
+        <w:rFonts w:asciiTheme="majorHAnsi" w:cstheme="majorBidi" w:hAnsiTheme="majorHAnsi" w:eastAsia="黑体"/>
         <w:b/>
         <w:bCs/>
       </w:rPr>
@@ -6327,14 +6695,14 @@
     </w:tblStylePr>
     <w:tblStylePr w:type="firstCol">
       <w:rPr>
-        <w:rFonts w:asciiTheme="majorHAnsi" w:cstheme="majorBidi" w:eastAsiaTheme="majorEastAsia" w:hAnsiTheme="majorHAnsi"/>
+        <w:rFonts w:asciiTheme="majorHAnsi" w:cstheme="majorBidi" w:hAnsiTheme="majorHAnsi" w:eastAsia="黑体"/>
         <w:b/>
         <w:bCs/>
       </w:rPr>
     </w:tblStylePr>
     <w:tblStylePr w:type="lastCol">
       <w:rPr>
-        <w:rFonts w:asciiTheme="majorHAnsi" w:cstheme="majorBidi" w:eastAsiaTheme="majorEastAsia" w:hAnsiTheme="majorHAnsi"/>
+        <w:rFonts w:asciiTheme="majorHAnsi" w:cstheme="majorBidi" w:hAnsiTheme="majorHAnsi" w:eastAsia="黑体"/>
         <w:b/>
         <w:bCs/>
       </w:rPr>
@@ -6418,7 +6786,7 @@
         <w:spacing w:after="0" w:before="0" w:line="240" w:lineRule="auto"/>
       </w:pPr>
       <w:rPr>
-        <w:rFonts w:asciiTheme="majorHAnsi" w:cstheme="majorBidi" w:eastAsiaTheme="majorEastAsia" w:hAnsiTheme="majorHAnsi"/>
+        <w:rFonts w:asciiTheme="majorHAnsi" w:cstheme="majorBidi" w:hAnsiTheme="majorHAnsi" w:eastAsia="黑体"/>
         <w:b/>
         <w:bCs/>
       </w:rPr>
@@ -6439,7 +6807,7 @@
         <w:spacing w:after="0" w:before="0" w:line="240" w:lineRule="auto"/>
       </w:pPr>
       <w:rPr>
-        <w:rFonts w:asciiTheme="majorHAnsi" w:cstheme="majorBidi" w:eastAsiaTheme="majorEastAsia" w:hAnsiTheme="majorHAnsi"/>
+        <w:rFonts w:asciiTheme="majorHAnsi" w:cstheme="majorBidi" w:hAnsiTheme="majorHAnsi" w:eastAsia="黑体"/>
         <w:b/>
         <w:bCs/>
       </w:rPr>
@@ -6457,14 +6825,14 @@
     </w:tblStylePr>
     <w:tblStylePr w:type="firstCol">
       <w:rPr>
-        <w:rFonts w:asciiTheme="majorHAnsi" w:cstheme="majorBidi" w:eastAsiaTheme="majorEastAsia" w:hAnsiTheme="majorHAnsi"/>
+        <w:rFonts w:asciiTheme="majorHAnsi" w:cstheme="majorBidi" w:hAnsiTheme="majorHAnsi" w:eastAsia="黑体"/>
         <w:b/>
         <w:bCs/>
       </w:rPr>
     </w:tblStylePr>
     <w:tblStylePr w:type="lastCol">
       <w:rPr>
-        <w:rFonts w:asciiTheme="majorHAnsi" w:cstheme="majorBidi" w:eastAsiaTheme="majorEastAsia" w:hAnsiTheme="majorHAnsi"/>
+        <w:rFonts w:asciiTheme="majorHAnsi" w:cstheme="majorBidi" w:hAnsiTheme="majorHAnsi" w:eastAsia="黑体"/>
         <w:b/>
         <w:bCs/>
       </w:rPr>
@@ -6548,7 +6916,7 @@
         <w:spacing w:after="0" w:before="0" w:line="240" w:lineRule="auto"/>
       </w:pPr>
       <w:rPr>
-        <w:rFonts w:asciiTheme="majorHAnsi" w:cstheme="majorBidi" w:eastAsiaTheme="majorEastAsia" w:hAnsiTheme="majorHAnsi"/>
+        <w:rFonts w:asciiTheme="majorHAnsi" w:cstheme="majorBidi" w:hAnsiTheme="majorHAnsi" w:eastAsia="黑体"/>
         <w:b/>
         <w:bCs/>
       </w:rPr>
@@ -6569,7 +6937,7 @@
         <w:spacing w:after="0" w:before="0" w:line="240" w:lineRule="auto"/>
       </w:pPr>
       <w:rPr>
-        <w:rFonts w:asciiTheme="majorHAnsi" w:cstheme="majorBidi" w:eastAsiaTheme="majorEastAsia" w:hAnsiTheme="majorHAnsi"/>
+        <w:rFonts w:asciiTheme="majorHAnsi" w:cstheme="majorBidi" w:hAnsiTheme="majorHAnsi" w:eastAsia="黑体"/>
         <w:b/>
         <w:bCs/>
       </w:rPr>
@@ -6587,14 +6955,14 @@
     </w:tblStylePr>
     <w:tblStylePr w:type="firstCol">
       <w:rPr>
-        <w:rFonts w:asciiTheme="majorHAnsi" w:cstheme="majorBidi" w:eastAsiaTheme="majorEastAsia" w:hAnsiTheme="majorHAnsi"/>
+        <w:rFonts w:asciiTheme="majorHAnsi" w:cstheme="majorBidi" w:hAnsiTheme="majorHAnsi" w:eastAsia="黑体"/>
         <w:b/>
         <w:bCs/>
       </w:rPr>
     </w:tblStylePr>
     <w:tblStylePr w:type="lastCol">
       <w:rPr>
-        <w:rFonts w:asciiTheme="majorHAnsi" w:cstheme="majorBidi" w:eastAsiaTheme="majorEastAsia" w:hAnsiTheme="majorHAnsi"/>
+        <w:rFonts w:asciiTheme="majorHAnsi" w:cstheme="majorBidi" w:hAnsiTheme="majorHAnsi" w:eastAsia="黑体"/>
         <w:b/>
         <w:bCs/>
       </w:rPr>
@@ -6678,7 +7046,7 @@
         <w:spacing w:after="0" w:before="0" w:line="240" w:lineRule="auto"/>
       </w:pPr>
       <w:rPr>
-        <w:rFonts w:asciiTheme="majorHAnsi" w:cstheme="majorBidi" w:eastAsiaTheme="majorEastAsia" w:hAnsiTheme="majorHAnsi"/>
+        <w:rFonts w:asciiTheme="majorHAnsi" w:cstheme="majorBidi" w:hAnsiTheme="majorHAnsi" w:eastAsia="黑体"/>
         <w:b/>
         <w:bCs/>
       </w:rPr>
@@ -6699,7 +7067,7 @@
         <w:spacing w:after="0" w:before="0" w:line="240" w:lineRule="auto"/>
       </w:pPr>
       <w:rPr>
-        <w:rFonts w:asciiTheme="majorHAnsi" w:cstheme="majorBidi" w:eastAsiaTheme="majorEastAsia" w:hAnsiTheme="majorHAnsi"/>
+        <w:rFonts w:asciiTheme="majorHAnsi" w:cstheme="majorBidi" w:hAnsiTheme="majorHAnsi" w:eastAsia="黑体"/>
         <w:b/>
         <w:bCs/>
       </w:rPr>
@@ -6717,14 +7085,14 @@
     </w:tblStylePr>
     <w:tblStylePr w:type="firstCol">
       <w:rPr>
-        <w:rFonts w:asciiTheme="majorHAnsi" w:cstheme="majorBidi" w:eastAsiaTheme="majorEastAsia" w:hAnsiTheme="majorHAnsi"/>
+        <w:rFonts w:asciiTheme="majorHAnsi" w:cstheme="majorBidi" w:hAnsiTheme="majorHAnsi" w:eastAsia="黑体"/>
         <w:b/>
         <w:bCs/>
       </w:rPr>
     </w:tblStylePr>
     <w:tblStylePr w:type="lastCol">
       <w:rPr>
-        <w:rFonts w:asciiTheme="majorHAnsi" w:cstheme="majorBidi" w:eastAsiaTheme="majorEastAsia" w:hAnsiTheme="majorHAnsi"/>
+        <w:rFonts w:asciiTheme="majorHAnsi" w:cstheme="majorBidi" w:hAnsiTheme="majorHAnsi" w:eastAsia="黑体"/>
         <w:b/>
         <w:bCs/>
       </w:rPr>
@@ -6808,7 +7176,7 @@
         <w:spacing w:after="0" w:before="0" w:line="240" w:lineRule="auto"/>
       </w:pPr>
       <w:rPr>
-        <w:rFonts w:asciiTheme="majorHAnsi" w:cstheme="majorBidi" w:eastAsiaTheme="majorEastAsia" w:hAnsiTheme="majorHAnsi"/>
+        <w:rFonts w:asciiTheme="majorHAnsi" w:cstheme="majorBidi" w:hAnsiTheme="majorHAnsi" w:eastAsia="黑体"/>
         <w:b/>
         <w:bCs/>
       </w:rPr>
@@ -6829,7 +7197,7 @@
         <w:spacing w:after="0" w:before="0" w:line="240" w:lineRule="auto"/>
       </w:pPr>
       <w:rPr>
-        <w:rFonts w:asciiTheme="majorHAnsi" w:cstheme="majorBidi" w:eastAsiaTheme="majorEastAsia" w:hAnsiTheme="majorHAnsi"/>
+        <w:rFonts w:asciiTheme="majorHAnsi" w:cstheme="majorBidi" w:hAnsiTheme="majorHAnsi" w:eastAsia="黑体"/>
         <w:b/>
         <w:bCs/>
       </w:rPr>
@@ -6847,14 +7215,14 @@
     </w:tblStylePr>
     <w:tblStylePr w:type="firstCol">
       <w:rPr>
-        <w:rFonts w:asciiTheme="majorHAnsi" w:cstheme="majorBidi" w:eastAsiaTheme="majorEastAsia" w:hAnsiTheme="majorHAnsi"/>
+        <w:rFonts w:asciiTheme="majorHAnsi" w:cstheme="majorBidi" w:hAnsiTheme="majorHAnsi" w:eastAsia="黑体"/>
         <w:b/>
         <w:bCs/>
       </w:rPr>
     </w:tblStylePr>
     <w:tblStylePr w:type="lastCol">
       <w:rPr>
-        <w:rFonts w:asciiTheme="majorHAnsi" w:cstheme="majorBidi" w:eastAsiaTheme="majorEastAsia" w:hAnsiTheme="majorHAnsi"/>
+        <w:rFonts w:asciiTheme="majorHAnsi" w:cstheme="majorBidi" w:hAnsiTheme="majorHAnsi" w:eastAsia="黑体"/>
         <w:b/>
         <w:bCs/>
       </w:rPr>
@@ -6937,6 +7305,7 @@
         <w:spacing w:after="0" w:before="0" w:line="240" w:lineRule="auto"/>
       </w:pPr>
       <w:rPr>
+        <w:rFonts w:eastAsia="黑体"/>
         <w:b/>
         <w:bCs/>
         <w:color w:themeColor="background1" w:val="FFFFFF"/>
@@ -6959,6 +7328,7 @@
         <w:spacing w:after="0" w:before="0" w:line="240" w:lineRule="auto"/>
       </w:pPr>
       <w:rPr>
+        <w:rFonts w:eastAsia="黑体"/>
         <w:b/>
         <w:bCs/>
       </w:rPr>
@@ -6976,12 +7346,14 @@
     </w:tblStylePr>
     <w:tblStylePr w:type="firstCol">
       <w:rPr>
+        <w:rFonts w:eastAsia="黑体"/>
         <w:b/>
         <w:bCs/>
       </w:rPr>
     </w:tblStylePr>
     <w:tblStylePr w:type="lastCol">
       <w:rPr>
+        <w:rFonts w:eastAsia="黑体"/>
         <w:b/>
         <w:bCs/>
       </w:rPr>
@@ -7043,6 +7415,7 @@
         <w:spacing w:after="0" w:before="0" w:line="240" w:lineRule="auto"/>
       </w:pPr>
       <w:rPr>
+        <w:rFonts w:eastAsia="黑体"/>
         <w:b/>
         <w:bCs/>
         <w:color w:themeColor="background1" w:val="FFFFFF"/>
@@ -7065,6 +7438,7 @@
         <w:spacing w:after="0" w:before="0" w:line="240" w:lineRule="auto"/>
       </w:pPr>
       <w:rPr>
+        <w:rFonts w:eastAsia="黑体"/>
         <w:b/>
         <w:bCs/>
       </w:rPr>
@@ -7082,12 +7456,14 @@
     </w:tblStylePr>
     <w:tblStylePr w:type="firstCol">
       <w:rPr>
+        <w:rFonts w:eastAsia="黑体"/>
         <w:b/>
         <w:bCs/>
       </w:rPr>
     </w:tblStylePr>
     <w:tblStylePr w:type="lastCol">
       <w:rPr>
+        <w:rFonts w:eastAsia="黑体"/>
         <w:b/>
         <w:bCs/>
       </w:rPr>
@@ -7149,6 +7525,7 @@
         <w:spacing w:after="0" w:before="0" w:line="240" w:lineRule="auto"/>
       </w:pPr>
       <w:rPr>
+        <w:rFonts w:eastAsia="黑体"/>
         <w:b/>
         <w:bCs/>
         <w:color w:themeColor="background1" w:val="FFFFFF"/>
@@ -7171,6 +7548,7 @@
         <w:spacing w:after="0" w:before="0" w:line="240" w:lineRule="auto"/>
       </w:pPr>
       <w:rPr>
+        <w:rFonts w:eastAsia="黑体"/>
         <w:b/>
         <w:bCs/>
       </w:rPr>
@@ -7188,12 +7566,14 @@
     </w:tblStylePr>
     <w:tblStylePr w:type="firstCol">
       <w:rPr>
+        <w:rFonts w:eastAsia="黑体"/>
         <w:b/>
         <w:bCs/>
       </w:rPr>
     </w:tblStylePr>
     <w:tblStylePr w:type="lastCol">
       <w:rPr>
+        <w:rFonts w:eastAsia="黑体"/>
         <w:b/>
         <w:bCs/>
       </w:rPr>
@@ -7255,6 +7635,7 @@
         <w:spacing w:after="0" w:before="0" w:line="240" w:lineRule="auto"/>
       </w:pPr>
       <w:rPr>
+        <w:rFonts w:eastAsia="黑体"/>
         <w:b/>
         <w:bCs/>
         <w:color w:themeColor="background1" w:val="FFFFFF"/>
@@ -7277,6 +7658,7 @@
         <w:spacing w:after="0" w:before="0" w:line="240" w:lineRule="auto"/>
       </w:pPr>
       <w:rPr>
+        <w:rFonts w:eastAsia="黑体"/>
         <w:b/>
         <w:bCs/>
       </w:rPr>
@@ -7294,12 +7676,14 @@
     </w:tblStylePr>
     <w:tblStylePr w:type="firstCol">
       <w:rPr>
+        <w:rFonts w:eastAsia="黑体"/>
         <w:b/>
         <w:bCs/>
       </w:rPr>
     </w:tblStylePr>
     <w:tblStylePr w:type="lastCol">
       <w:rPr>
+        <w:rFonts w:eastAsia="黑体"/>
         <w:b/>
         <w:bCs/>
       </w:rPr>
@@ -7361,6 +7745,7 @@
         <w:spacing w:after="0" w:before="0" w:line="240" w:lineRule="auto"/>
       </w:pPr>
       <w:rPr>
+        <w:rFonts w:eastAsia="黑体"/>
         <w:b/>
         <w:bCs/>
         <w:color w:themeColor="background1" w:val="FFFFFF"/>
@@ -7383,6 +7768,7 @@
         <w:spacing w:after="0" w:before="0" w:line="240" w:lineRule="auto"/>
       </w:pPr>
       <w:rPr>
+        <w:rFonts w:eastAsia="黑体"/>
         <w:b/>
         <w:bCs/>
       </w:rPr>
@@ -7400,12 +7786,14 @@
     </w:tblStylePr>
     <w:tblStylePr w:type="firstCol">
       <w:rPr>
+        <w:rFonts w:eastAsia="黑体"/>
         <w:b/>
         <w:bCs/>
       </w:rPr>
     </w:tblStylePr>
     <w:tblStylePr w:type="lastCol">
       <w:rPr>
+        <w:rFonts w:eastAsia="黑体"/>
         <w:b/>
         <w:bCs/>
       </w:rPr>
@@ -7467,6 +7855,7 @@
         <w:spacing w:after="0" w:before="0" w:line="240" w:lineRule="auto"/>
       </w:pPr>
       <w:rPr>
+        <w:rFonts w:eastAsia="黑体"/>
         <w:b/>
         <w:bCs/>
         <w:color w:themeColor="background1" w:val="FFFFFF"/>
@@ -7489,6 +7878,7 @@
         <w:spacing w:after="0" w:before="0" w:line="240" w:lineRule="auto"/>
       </w:pPr>
       <w:rPr>
+        <w:rFonts w:eastAsia="黑体"/>
         <w:b/>
         <w:bCs/>
       </w:rPr>
@@ -7506,12 +7896,14 @@
     </w:tblStylePr>
     <w:tblStylePr w:type="firstCol">
       <w:rPr>
+        <w:rFonts w:eastAsia="黑体"/>
         <w:b/>
         <w:bCs/>
       </w:rPr>
     </w:tblStylePr>
     <w:tblStylePr w:type="lastCol">
       <w:rPr>
+        <w:rFonts w:eastAsia="黑体"/>
         <w:b/>
         <w:bCs/>
       </w:rPr>
@@ -7573,6 +7965,7 @@
         <w:spacing w:after="0" w:before="0" w:line="240" w:lineRule="auto"/>
       </w:pPr>
       <w:rPr>
+        <w:rFonts w:eastAsia="黑体"/>
         <w:b/>
         <w:bCs/>
         <w:color w:themeColor="background1" w:val="FFFFFF"/>
@@ -7595,6 +7988,7 @@
         <w:spacing w:after="0" w:before="0" w:line="240" w:lineRule="auto"/>
       </w:pPr>
       <w:rPr>
+        <w:rFonts w:eastAsia="黑体"/>
         <w:b/>
         <w:bCs/>
       </w:rPr>
@@ -7612,12 +8006,14 @@
     </w:tblStylePr>
     <w:tblStylePr w:type="firstCol">
       <w:rPr>
+        <w:rFonts w:eastAsia="黑体"/>
         <w:b/>
         <w:bCs/>
       </w:rPr>
     </w:tblStylePr>
     <w:tblStylePr w:type="lastCol">
       <w:rPr>
+        <w:rFonts w:eastAsia="黑体"/>
         <w:b/>
         <w:bCs/>
       </w:rPr>
@@ -7676,6 +8072,7 @@
         <w:spacing w:after="0" w:before="0" w:line="240" w:lineRule="auto"/>
       </w:pPr>
       <w:rPr>
+        <w:rFonts w:eastAsia="黑体"/>
         <w:b/>
         <w:bCs/>
         <w:color w:themeColor="background1" w:val="FFFFFF"/>
@@ -7698,6 +8095,7 @@
         <w:spacing w:after="0" w:before="0" w:line="240" w:lineRule="auto"/>
       </w:pPr>
       <w:rPr>
+        <w:rFonts w:eastAsia="黑体"/>
         <w:color w:val="auto"/>
       </w:rPr>
       <w:tblPr/>
@@ -7715,6 +8113,7 @@
     </w:tblStylePr>
     <w:tblStylePr w:type="firstCol">
       <w:rPr>
+        <w:rFonts w:eastAsia="黑体"/>
         <w:b/>
         <w:bCs/>
         <w:color w:themeColor="background1" w:val="FFFFFF"/>
@@ -7734,6 +8133,7 @@
     </w:tblStylePr>
     <w:tblStylePr w:type="lastCol">
       <w:rPr>
+        <w:rFonts w:eastAsia="黑体"/>
         <w:b/>
         <w:bCs/>
         <w:color w:themeColor="background1" w:val="FFFFFF"/>
@@ -7782,6 +8182,7 @@
     </w:tblStylePr>
     <w:tblStylePr w:type="nwCell">
       <w:rPr>
+        <w:rFonts w:eastAsia="黑体"/>
         <w:color w:themeColor="background1" w:val="FFFFFF"/>
       </w:rPr>
       <w:tblPr/>
@@ -7825,6 +8226,7 @@
         <w:spacing w:after="0" w:before="0" w:line="240" w:lineRule="auto"/>
       </w:pPr>
       <w:rPr>
+        <w:rFonts w:eastAsia="黑体"/>
         <w:b/>
         <w:bCs/>
         <w:color w:themeColor="background1" w:val="FFFFFF"/>
@@ -7847,6 +8249,7 @@
         <w:spacing w:after="0" w:before="0" w:line="240" w:lineRule="auto"/>
       </w:pPr>
       <w:rPr>
+        <w:rFonts w:eastAsia="黑体"/>
         <w:color w:val="auto"/>
       </w:rPr>
       <w:tblPr/>
@@ -7864,6 +8267,7 @@
     </w:tblStylePr>
     <w:tblStylePr w:type="firstCol">
       <w:rPr>
+        <w:rFonts w:eastAsia="黑体"/>
         <w:b/>
         <w:bCs/>
         <w:color w:themeColor="background1" w:val="FFFFFF"/>
@@ -7883,6 +8287,7 @@
     </w:tblStylePr>
     <w:tblStylePr w:type="lastCol">
       <w:rPr>
+        <w:rFonts w:eastAsia="黑体"/>
         <w:b/>
         <w:bCs/>
         <w:color w:themeColor="background1" w:val="FFFFFF"/>
@@ -7931,6 +8336,7 @@
     </w:tblStylePr>
     <w:tblStylePr w:type="nwCell">
       <w:rPr>
+        <w:rFonts w:eastAsia="黑体"/>
         <w:color w:themeColor="background1" w:val="FFFFFF"/>
       </w:rPr>
       <w:tblPr/>
@@ -7974,6 +8380,7 @@
         <w:spacing w:after="0" w:before="0" w:line="240" w:lineRule="auto"/>
       </w:pPr>
       <w:rPr>
+        <w:rFonts w:eastAsia="黑体"/>
         <w:b/>
         <w:bCs/>
         <w:color w:themeColor="background1" w:val="FFFFFF"/>
@@ -7996,6 +8403,7 @@
         <w:spacing w:after="0" w:before="0" w:line="240" w:lineRule="auto"/>
       </w:pPr>
       <w:rPr>
+        <w:rFonts w:eastAsia="黑体"/>
         <w:color w:val="auto"/>
       </w:rPr>
       <w:tblPr/>
@@ -8013,6 +8421,7 @@
     </w:tblStylePr>
     <w:tblStylePr w:type="firstCol">
       <w:rPr>
+        <w:rFonts w:eastAsia="黑体"/>
         <w:b/>
         <w:bCs/>
         <w:color w:themeColor="background1" w:val="FFFFFF"/>
@@ -8032,6 +8441,7 @@
     </w:tblStylePr>
     <w:tblStylePr w:type="lastCol">
       <w:rPr>
+        <w:rFonts w:eastAsia="黑体"/>
         <w:b/>
         <w:bCs/>
         <w:color w:themeColor="background1" w:val="FFFFFF"/>
@@ -8080,6 +8490,7 @@
     </w:tblStylePr>
     <w:tblStylePr w:type="nwCell">
       <w:rPr>
+        <w:rFonts w:eastAsia="黑体"/>
         <w:color w:themeColor="background1" w:val="FFFFFF"/>
       </w:rPr>
       <w:tblPr/>
@@ -8123,6 +8534,7 @@
         <w:spacing w:after="0" w:before="0" w:line="240" w:lineRule="auto"/>
       </w:pPr>
       <w:rPr>
+        <w:rFonts w:eastAsia="黑体"/>
         <w:b/>
         <w:bCs/>
         <w:color w:themeColor="background1" w:val="FFFFFF"/>
@@ -8145,6 +8557,7 @@
         <w:spacing w:after="0" w:before="0" w:line="240" w:lineRule="auto"/>
       </w:pPr>
       <w:rPr>
+        <w:rFonts w:eastAsia="黑体"/>
         <w:color w:val="auto"/>
       </w:rPr>
       <w:tblPr/>
@@ -8162,6 +8575,7 @@
     </w:tblStylePr>
     <w:tblStylePr w:type="firstCol">
       <w:rPr>
+        <w:rFonts w:eastAsia="黑体"/>
         <w:b/>
         <w:bCs/>
         <w:color w:themeColor="background1" w:val="FFFFFF"/>
@@ -8181,6 +8595,7 @@
     </w:tblStylePr>
     <w:tblStylePr w:type="lastCol">
       <w:rPr>
+        <w:rFonts w:eastAsia="黑体"/>
         <w:b/>
         <w:bCs/>
         <w:color w:themeColor="background1" w:val="FFFFFF"/>
@@ -8229,6 +8644,7 @@
     </w:tblStylePr>
     <w:tblStylePr w:type="nwCell">
       <w:rPr>
+        <w:rFonts w:eastAsia="黑体"/>
         <w:color w:themeColor="background1" w:val="FFFFFF"/>
       </w:rPr>
       <w:tblPr/>
@@ -8272,6 +8688,7 @@
         <w:spacing w:after="0" w:before="0" w:line="240" w:lineRule="auto"/>
       </w:pPr>
       <w:rPr>
+        <w:rFonts w:eastAsia="黑体"/>
         <w:b/>
         <w:bCs/>
         <w:color w:themeColor="background1" w:val="FFFFFF"/>
@@ -8294,6 +8711,7 @@
         <w:spacing w:after="0" w:before="0" w:line="240" w:lineRule="auto"/>
       </w:pPr>
       <w:rPr>
+        <w:rFonts w:eastAsia="黑体"/>
         <w:color w:val="auto"/>
       </w:rPr>
       <w:tblPr/>
@@ -8311,6 +8729,7 @@
     </w:tblStylePr>
     <w:tblStylePr w:type="firstCol">
       <w:rPr>
+        <w:rFonts w:eastAsia="黑体"/>
         <w:b/>
         <w:bCs/>
         <w:color w:themeColor="background1" w:val="FFFFFF"/>
@@ -8330,6 +8749,7 @@
     </w:tblStylePr>
     <w:tblStylePr w:type="lastCol">
       <w:rPr>
+        <w:rFonts w:eastAsia="黑体"/>
         <w:b/>
         <w:bCs/>
         <w:color w:themeColor="background1" w:val="FFFFFF"/>
@@ -8378,6 +8798,7 @@
     </w:tblStylePr>
     <w:tblStylePr w:type="nwCell">
       <w:rPr>
+        <w:rFonts w:eastAsia="黑体"/>
         <w:color w:themeColor="background1" w:val="FFFFFF"/>
       </w:rPr>
       <w:tblPr/>
@@ -8421,6 +8842,7 @@
         <w:spacing w:after="0" w:before="0" w:line="240" w:lineRule="auto"/>
       </w:pPr>
       <w:rPr>
+        <w:rFonts w:eastAsia="黑体"/>
         <w:b/>
         <w:bCs/>
         <w:color w:themeColor="background1" w:val="FFFFFF"/>
@@ -8443,6 +8865,7 @@
         <w:spacing w:after="0" w:before="0" w:line="240" w:lineRule="auto"/>
       </w:pPr>
       <w:rPr>
+        <w:rFonts w:eastAsia="黑体"/>
         <w:color w:val="auto"/>
       </w:rPr>
       <w:tblPr/>
@@ -8460,6 +8883,7 @@
     </w:tblStylePr>
     <w:tblStylePr w:type="firstCol">
       <w:rPr>
+        <w:rFonts w:eastAsia="黑体"/>
         <w:b/>
         <w:bCs/>
         <w:color w:themeColor="background1" w:val="FFFFFF"/>
@@ -8479,6 +8903,7 @@
     </w:tblStylePr>
     <w:tblStylePr w:type="lastCol">
       <w:rPr>
+        <w:rFonts w:eastAsia="黑体"/>
         <w:b/>
         <w:bCs/>
         <w:color w:themeColor="background1" w:val="FFFFFF"/>
@@ -8527,6 +8952,7 @@
     </w:tblStylePr>
     <w:tblStylePr w:type="nwCell">
       <w:rPr>
+        <w:rFonts w:eastAsia="黑体"/>
         <w:color w:themeColor="background1" w:val="FFFFFF"/>
       </w:rPr>
       <w:tblPr/>
@@ -8570,6 +8996,7 @@
         <w:spacing w:after="0" w:before="0" w:line="240" w:lineRule="auto"/>
       </w:pPr>
       <w:rPr>
+        <w:rFonts w:eastAsia="黑体"/>
         <w:b/>
         <w:bCs/>
         <w:color w:themeColor="background1" w:val="FFFFFF"/>
@@ -8592,6 +9019,7 @@
         <w:spacing w:after="0" w:before="0" w:line="240" w:lineRule="auto"/>
       </w:pPr>
       <w:rPr>
+        <w:rFonts w:eastAsia="黑体"/>
         <w:color w:val="auto"/>
       </w:rPr>
       <w:tblPr/>
@@ -8609,6 +9037,7 @@
     </w:tblStylePr>
     <w:tblStylePr w:type="firstCol">
       <w:rPr>
+        <w:rFonts w:eastAsia="黑体"/>
         <w:b/>
         <w:bCs/>
         <w:color w:themeColor="background1" w:val="FFFFFF"/>
@@ -8628,6 +9057,7 @@
     </w:tblStylePr>
     <w:tblStylePr w:type="lastCol">
       <w:rPr>
+        <w:rFonts w:eastAsia="黑体"/>
         <w:b/>
         <w:bCs/>
         <w:color w:themeColor="background1" w:val="FFFFFF"/>
@@ -8676,6 +9106,7 @@
     </w:tblStylePr>
     <w:tblStylePr w:type="nwCell">
       <w:rPr>
+        <w:rFonts w:eastAsia="黑体"/>
         <w:color w:themeColor="background1" w:val="FFFFFF"/>
       </w:rPr>
       <w:tblPr/>
@@ -8700,6 +9131,7 @@
       <w:spacing w:after="0" w:line="240" w:lineRule="auto"/>
     </w:pPr>
     <w:rPr>
+      <w:rFonts w:eastAsia="黑体"/>
       <w:color w:themeColor="text1" w:val="000000"/>
     </w:rPr>
     <w:tblPr>
@@ -8719,7 +9151,7 @@
     </w:tblPr>
     <w:tblStylePr w:type="firstRow">
       <w:rPr>
-        <w:rFonts w:asciiTheme="majorHAnsi" w:cstheme="majorBidi" w:eastAsiaTheme="majorEastAsia" w:hAnsiTheme="majorHAnsi"/>
+        <w:rFonts w:asciiTheme="majorHAnsi" w:cstheme="majorBidi" w:hAnsiTheme="majorHAnsi" w:eastAsia="黑体"/>
       </w:rPr>
       <w:tblPr/>
       <w:tcPr>
@@ -8731,6 +9163,7 @@
     </w:tblStylePr>
     <w:tblStylePr w:type="lastRow">
       <w:rPr>
+        <w:rFonts w:eastAsia="黑体"/>
         <w:b/>
         <w:bCs/>
         <w:color w:themeColor="text2" w:val="1F497D"/>
@@ -8745,12 +9178,14 @@
     </w:tblStylePr>
     <w:tblStylePr w:type="firstCol">
       <w:rPr>
+        <w:rFonts w:eastAsia="黑体"/>
         <w:b/>
         <w:bCs/>
       </w:rPr>
     </w:tblStylePr>
     <w:tblStylePr w:type="lastCol">
       <w:rPr>
+        <w:rFonts w:eastAsia="黑体"/>
         <w:b/>
         <w:bCs/>
       </w:rPr>
@@ -8784,6 +9219,7 @@
       <w:spacing w:after="0" w:line="240" w:lineRule="auto"/>
     </w:pPr>
     <w:rPr>
+      <w:rFonts w:eastAsia="黑体"/>
       <w:color w:themeColor="text1" w:val="000000"/>
     </w:rPr>
     <w:tblPr>
@@ -8803,7 +9239,7 @@
     </w:tblPr>
     <w:tblStylePr w:type="firstRow">
       <w:rPr>
-        <w:rFonts w:asciiTheme="majorHAnsi" w:cstheme="majorBidi" w:eastAsiaTheme="majorEastAsia" w:hAnsiTheme="majorHAnsi"/>
+        <w:rFonts w:asciiTheme="majorHAnsi" w:cstheme="majorBidi" w:hAnsiTheme="majorHAnsi" w:eastAsia="黑体"/>
       </w:rPr>
       <w:tblPr/>
       <w:tcPr>
@@ -8815,6 +9251,7 @@
     </w:tblStylePr>
     <w:tblStylePr w:type="lastRow">
       <w:rPr>
+        <w:rFonts w:eastAsia="黑体"/>
         <w:b/>
         <w:bCs/>
         <w:color w:themeColor="text2" w:val="1F497D"/>
@@ -8829,12 +9266,14 @@
     </w:tblStylePr>
     <w:tblStylePr w:type="firstCol">
       <w:rPr>
+        <w:rFonts w:eastAsia="黑体"/>
         <w:b/>
         <w:bCs/>
       </w:rPr>
     </w:tblStylePr>
     <w:tblStylePr w:type="lastCol">
       <w:rPr>
+        <w:rFonts w:eastAsia="黑体"/>
         <w:b/>
         <w:bCs/>
       </w:rPr>
@@ -8868,6 +9307,7 @@
       <w:spacing w:after="0" w:line="240" w:lineRule="auto"/>
     </w:pPr>
     <w:rPr>
+      <w:rFonts w:eastAsia="黑体"/>
       <w:color w:themeColor="text1" w:val="000000"/>
     </w:rPr>
     <w:tblPr>
@@ -8887,7 +9327,7 @@
     </w:tblPr>
     <w:tblStylePr w:type="firstRow">
       <w:rPr>
-        <w:rFonts w:asciiTheme="majorHAnsi" w:cstheme="majorBidi" w:eastAsiaTheme="majorEastAsia" w:hAnsiTheme="majorHAnsi"/>
+        <w:rFonts w:asciiTheme="majorHAnsi" w:cstheme="majorBidi" w:hAnsiTheme="majorHAnsi" w:eastAsia="黑体"/>
       </w:rPr>
       <w:tblPr/>
       <w:tcPr>
@@ -8899,6 +9339,7 @@
     </w:tblStylePr>
     <w:tblStylePr w:type="lastRow">
       <w:rPr>
+        <w:rFonts w:eastAsia="黑体"/>
         <w:b/>
         <w:bCs/>
         <w:color w:themeColor="text2" w:val="1F497D"/>
@@ -8913,12 +9354,14 @@
     </w:tblStylePr>
     <w:tblStylePr w:type="firstCol">
       <w:rPr>
+        <w:rFonts w:eastAsia="黑体"/>
         <w:b/>
         <w:bCs/>
       </w:rPr>
     </w:tblStylePr>
     <w:tblStylePr w:type="lastCol">
       <w:rPr>
+        <w:rFonts w:eastAsia="黑体"/>
         <w:b/>
         <w:bCs/>
       </w:rPr>
@@ -8952,6 +9395,7 @@
       <w:spacing w:after="0" w:line="240" w:lineRule="auto"/>
     </w:pPr>
     <w:rPr>
+      <w:rFonts w:eastAsia="黑体"/>
       <w:color w:themeColor="text1" w:val="000000"/>
     </w:rPr>
     <w:tblPr>
@@ -8971,7 +9415,7 @@
     </w:tblPr>
     <w:tblStylePr w:type="firstRow">
       <w:rPr>
-        <w:rFonts w:asciiTheme="majorHAnsi" w:cstheme="majorBidi" w:eastAsiaTheme="majorEastAsia" w:hAnsiTheme="majorHAnsi"/>
+        <w:rFonts w:asciiTheme="majorHAnsi" w:cstheme="majorBidi" w:hAnsiTheme="majorHAnsi" w:eastAsia="黑体"/>
       </w:rPr>
       <w:tblPr/>
       <w:tcPr>
@@ -8983,6 +9427,7 @@
     </w:tblStylePr>
     <w:tblStylePr w:type="lastRow">
       <w:rPr>
+        <w:rFonts w:eastAsia="黑体"/>
         <w:b/>
         <w:bCs/>
         <w:color w:themeColor="text2" w:val="1F497D"/>
@@ -8997,12 +9442,14 @@
     </w:tblStylePr>
     <w:tblStylePr w:type="firstCol">
       <w:rPr>
+        <w:rFonts w:eastAsia="黑体"/>
         <w:b/>
         <w:bCs/>
       </w:rPr>
     </w:tblStylePr>
     <w:tblStylePr w:type="lastCol">
       <w:rPr>
+        <w:rFonts w:eastAsia="黑体"/>
         <w:b/>
         <w:bCs/>
       </w:rPr>
@@ -9036,6 +9483,7 @@
       <w:spacing w:after="0" w:line="240" w:lineRule="auto"/>
     </w:pPr>
     <w:rPr>
+      <w:rFonts w:eastAsia="黑体"/>
       <w:color w:themeColor="text1" w:val="000000"/>
     </w:rPr>
     <w:tblPr>
@@ -9055,7 +9503,7 @@
     </w:tblPr>
     <w:tblStylePr w:type="firstRow">
       <w:rPr>
-        <w:rFonts w:asciiTheme="majorHAnsi" w:cstheme="majorBidi" w:eastAsiaTheme="majorEastAsia" w:hAnsiTheme="majorHAnsi"/>
+        <w:rFonts w:asciiTheme="majorHAnsi" w:cstheme="majorBidi" w:hAnsiTheme="majorHAnsi" w:eastAsia="黑体"/>
       </w:rPr>
       <w:tblPr/>
       <w:tcPr>
@@ -9067,6 +9515,7 @@
     </w:tblStylePr>
     <w:tblStylePr w:type="lastRow">
       <w:rPr>
+        <w:rFonts w:eastAsia="黑体"/>
         <w:b/>
         <w:bCs/>
         <w:color w:themeColor="text2" w:val="1F497D"/>
@@ -9081,12 +9530,14 @@
     </w:tblStylePr>
     <w:tblStylePr w:type="firstCol">
       <w:rPr>
+        <w:rFonts w:eastAsia="黑体"/>
         <w:b/>
         <w:bCs/>
       </w:rPr>
     </w:tblStylePr>
     <w:tblStylePr w:type="lastCol">
       <w:rPr>
+        <w:rFonts w:eastAsia="黑体"/>
         <w:b/>
         <w:bCs/>
       </w:rPr>
@@ -9120,6 +9571,7 @@
       <w:spacing w:after="0" w:line="240" w:lineRule="auto"/>
     </w:pPr>
     <w:rPr>
+      <w:rFonts w:eastAsia="黑体"/>
       <w:color w:themeColor="text1" w:val="000000"/>
     </w:rPr>
     <w:tblPr>
@@ -9139,7 +9591,7 @@
     </w:tblPr>
     <w:tblStylePr w:type="firstRow">
       <w:rPr>
-        <w:rFonts w:asciiTheme="majorHAnsi" w:cstheme="majorBidi" w:eastAsiaTheme="majorEastAsia" w:hAnsiTheme="majorHAnsi"/>
+        <w:rFonts w:asciiTheme="majorHAnsi" w:cstheme="majorBidi" w:hAnsiTheme="majorHAnsi" w:eastAsia="黑体"/>
       </w:rPr>
       <w:tblPr/>
       <w:tcPr>
@@ -9151,6 +9603,7 @@
     </w:tblStylePr>
     <w:tblStylePr w:type="lastRow">
       <w:rPr>
+        <w:rFonts w:eastAsia="黑体"/>
         <w:b/>
         <w:bCs/>
         <w:color w:themeColor="text2" w:val="1F497D"/>
@@ -9165,12 +9618,14 @@
     </w:tblStylePr>
     <w:tblStylePr w:type="firstCol">
       <w:rPr>
+        <w:rFonts w:eastAsia="黑体"/>
         <w:b/>
         <w:bCs/>
       </w:rPr>
     </w:tblStylePr>
     <w:tblStylePr w:type="lastCol">
       <w:rPr>
+        <w:rFonts w:eastAsia="黑体"/>
         <w:b/>
         <w:bCs/>
       </w:rPr>
@@ -9204,6 +9659,7 @@
       <w:spacing w:after="0" w:line="240" w:lineRule="auto"/>
     </w:pPr>
     <w:rPr>
+      <w:rFonts w:eastAsia="黑体"/>
       <w:color w:themeColor="text1" w:val="000000"/>
     </w:rPr>
     <w:tblPr>
@@ -9223,7 +9679,7 @@
     </w:tblPr>
     <w:tblStylePr w:type="firstRow">
       <w:rPr>
-        <w:rFonts w:asciiTheme="majorHAnsi" w:cstheme="majorBidi" w:eastAsiaTheme="majorEastAsia" w:hAnsiTheme="majorHAnsi"/>
+        <w:rFonts w:asciiTheme="majorHAnsi" w:cstheme="majorBidi" w:hAnsiTheme="majorHAnsi" w:eastAsia="黑体"/>
       </w:rPr>
       <w:tblPr/>
       <w:tcPr>
@@ -9235,6 +9691,7 @@
     </w:tblStylePr>
     <w:tblStylePr w:type="lastRow">
       <w:rPr>
+        <w:rFonts w:eastAsia="黑体"/>
         <w:b/>
         <w:bCs/>
         <w:color w:themeColor="text2" w:val="1F497D"/>
@@ -9249,12 +9706,14 @@
     </w:tblStylePr>
     <w:tblStylePr w:type="firstCol">
       <w:rPr>
+        <w:rFonts w:eastAsia="黑体"/>
         <w:b/>
         <w:bCs/>
       </w:rPr>
     </w:tblStylePr>
     <w:tblStylePr w:type="lastCol">
       <w:rPr>
+        <w:rFonts w:eastAsia="黑体"/>
         <w:b/>
         <w:bCs/>
       </w:rPr>
@@ -9288,7 +9747,7 @@
       <w:spacing w:after="0" w:line="240" w:lineRule="auto"/>
     </w:pPr>
     <w:rPr>
-      <w:rFonts w:asciiTheme="majorHAnsi" w:cstheme="majorBidi" w:eastAsiaTheme="majorEastAsia" w:hAnsiTheme="majorHAnsi"/>
+      <w:rFonts w:asciiTheme="majorHAnsi" w:cstheme="majorBidi" w:hAnsiTheme="majorHAnsi" w:eastAsia="黑体"/>
       <w:color w:themeColor="text1" w:val="000000"/>
     </w:rPr>
     <w:tblPr>
@@ -9310,6 +9769,7 @@
     </w:tblPr>
     <w:tblStylePr w:type="firstRow">
       <w:rPr>
+        <w:rFonts w:eastAsia="黑体"/>
         <w:sz w:val="24"/>
         <w:szCs w:val="24"/>
       </w:rPr>
@@ -9416,7 +9876,7 @@
       <w:spacing w:after="0" w:line="240" w:lineRule="auto"/>
     </w:pPr>
     <w:rPr>
-      <w:rFonts w:asciiTheme="majorHAnsi" w:cstheme="majorBidi" w:eastAsiaTheme="majorEastAsia" w:hAnsiTheme="majorHAnsi"/>
+      <w:rFonts w:asciiTheme="majorHAnsi" w:cstheme="majorBidi" w:hAnsiTheme="majorHAnsi" w:eastAsia="黑体"/>
       <w:color w:themeColor="text1" w:val="000000"/>
     </w:rPr>
     <w:tblPr>
@@ -9438,6 +9898,7 @@
     </w:tblPr>
     <w:tblStylePr w:type="firstRow">
       <w:rPr>
+        <w:rFonts w:eastAsia="黑体"/>
         <w:sz w:val="24"/>
         <w:szCs w:val="24"/>
       </w:rPr>
@@ -9544,7 +10005,7 @@
       <w:spacing w:after="0" w:line="240" w:lineRule="auto"/>
     </w:pPr>
     <w:rPr>
-      <w:rFonts w:asciiTheme="majorHAnsi" w:cstheme="majorBidi" w:eastAsiaTheme="majorEastAsia" w:hAnsiTheme="majorHAnsi"/>
+      <w:rFonts w:asciiTheme="majorHAnsi" w:cstheme="majorBidi" w:hAnsiTheme="majorHAnsi" w:eastAsia="黑体"/>
       <w:color w:themeColor="text1" w:val="000000"/>
     </w:rPr>
     <w:tblPr>
@@ -9566,6 +10027,7 @@
     </w:tblPr>
     <w:tblStylePr w:type="firstRow">
       <w:rPr>
+        <w:rFonts w:eastAsia="黑体"/>
         <w:sz w:val="24"/>
         <w:szCs w:val="24"/>
       </w:rPr>
@@ -9672,7 +10134,7 @@
       <w:spacing w:after="0" w:line="240" w:lineRule="auto"/>
     </w:pPr>
     <w:rPr>
-      <w:rFonts w:asciiTheme="majorHAnsi" w:cstheme="majorBidi" w:eastAsiaTheme="majorEastAsia" w:hAnsiTheme="majorHAnsi"/>
+      <w:rFonts w:asciiTheme="majorHAnsi" w:cstheme="majorBidi" w:hAnsiTheme="majorHAnsi" w:eastAsia="黑体"/>
       <w:color w:themeColor="text1" w:val="000000"/>
     </w:rPr>
     <w:tblPr>
@@ -9694,6 +10156,7 @@
     </w:tblPr>
     <w:tblStylePr w:type="firstRow">
       <w:rPr>
+        <w:rFonts w:eastAsia="黑体"/>
         <w:sz w:val="24"/>
         <w:szCs w:val="24"/>
       </w:rPr>
@@ -9800,7 +10263,7 @@
       <w:spacing w:after="0" w:line="240" w:lineRule="auto"/>
     </w:pPr>
     <w:rPr>
-      <w:rFonts w:asciiTheme="majorHAnsi" w:cstheme="majorBidi" w:eastAsiaTheme="majorEastAsia" w:hAnsiTheme="majorHAnsi"/>
+      <w:rFonts w:asciiTheme="majorHAnsi" w:cstheme="majorBidi" w:hAnsiTheme="majorHAnsi" w:eastAsia="黑体"/>
       <w:color w:themeColor="text1" w:val="000000"/>
     </w:rPr>
     <w:tblPr>
@@ -9822,6 +10285,7 @@
     </w:tblPr>
     <w:tblStylePr w:type="firstRow">
       <w:rPr>
+        <w:rFonts w:eastAsia="黑体"/>
         <w:sz w:val="24"/>
         <w:szCs w:val="24"/>
       </w:rPr>
@@ -9928,7 +10392,7 @@
       <w:spacing w:after="0" w:line="240" w:lineRule="auto"/>
     </w:pPr>
     <w:rPr>
-      <w:rFonts w:asciiTheme="majorHAnsi" w:cstheme="majorBidi" w:eastAsiaTheme="majorEastAsia" w:hAnsiTheme="majorHAnsi"/>
+      <w:rFonts w:asciiTheme="majorHAnsi" w:cstheme="majorBidi" w:hAnsiTheme="majorHAnsi" w:eastAsia="黑体"/>
       <w:color w:themeColor="text1" w:val="000000"/>
     </w:rPr>
     <w:tblPr>
@@ -9950,6 +10414,7 @@
     </w:tblPr>
     <w:tblStylePr w:type="firstRow">
       <w:rPr>
+        <w:rFonts w:eastAsia="黑体"/>
         <w:sz w:val="24"/>
         <w:szCs w:val="24"/>
       </w:rPr>
@@ -10056,7 +10521,7 @@
       <w:spacing w:after="0" w:line="240" w:lineRule="auto"/>
     </w:pPr>
     <w:rPr>
-      <w:rFonts w:asciiTheme="majorHAnsi" w:cstheme="majorBidi" w:eastAsiaTheme="majorEastAsia" w:hAnsiTheme="majorHAnsi"/>
+      <w:rFonts w:asciiTheme="majorHAnsi" w:cstheme="majorBidi" w:hAnsiTheme="majorHAnsi" w:eastAsia="黑体"/>
       <w:color w:themeColor="text1" w:val="000000"/>
     </w:rPr>
     <w:tblPr>
@@ -10078,6 +10543,7 @@
     </w:tblPr>
     <w:tblStylePr w:type="firstRow">
       <w:rPr>
+        <w:rFonts w:eastAsia="黑体"/>
         <w:sz w:val="24"/>
         <w:szCs w:val="24"/>
       </w:rPr>
@@ -10207,12 +10673,14 @@
     </w:tcPr>
     <w:tblStylePr w:type="firstRow">
       <w:rPr>
+        <w:rFonts w:eastAsia="黑体"/>
         <w:b/>
         <w:bCs/>
       </w:rPr>
     </w:tblStylePr>
     <w:tblStylePr w:type="lastRow">
       <w:rPr>
+        <w:rFonts w:eastAsia="黑体"/>
         <w:b/>
         <w:bCs/>
       </w:rPr>
@@ -10225,12 +10693,14 @@
     </w:tblStylePr>
     <w:tblStylePr w:type="firstCol">
       <w:rPr>
+        <w:rFonts w:eastAsia="黑体"/>
         <w:b/>
         <w:bCs/>
       </w:rPr>
     </w:tblStylePr>
     <w:tblStylePr w:type="lastCol">
       <w:rPr>
+        <w:rFonts w:eastAsia="黑体"/>
         <w:b/>
         <w:bCs/>
       </w:rPr>
@@ -10280,12 +10750,14 @@
     </w:tcPr>
     <w:tblStylePr w:type="firstRow">
       <w:rPr>
+        <w:rFonts w:eastAsia="黑体"/>
         <w:b/>
         <w:bCs/>
       </w:rPr>
     </w:tblStylePr>
     <w:tblStylePr w:type="lastRow">
       <w:rPr>
+        <w:rFonts w:eastAsia="黑体"/>
         <w:b/>
         <w:bCs/>
       </w:rPr>
@@ -10298,12 +10770,14 @@
     </w:tblStylePr>
     <w:tblStylePr w:type="firstCol">
       <w:rPr>
+        <w:rFonts w:eastAsia="黑体"/>
         <w:b/>
         <w:bCs/>
       </w:rPr>
     </w:tblStylePr>
     <w:tblStylePr w:type="lastCol">
       <w:rPr>
+        <w:rFonts w:eastAsia="黑体"/>
         <w:b/>
         <w:bCs/>
       </w:rPr>
@@ -10353,12 +10827,14 @@
     </w:tcPr>
     <w:tblStylePr w:type="firstRow">
       <w:rPr>
+        <w:rFonts w:eastAsia="黑体"/>
         <w:b/>
         <w:bCs/>
       </w:rPr>
     </w:tblStylePr>
     <w:tblStylePr w:type="lastRow">
       <w:rPr>
+        <w:rFonts w:eastAsia="黑体"/>
         <w:b/>
         <w:bCs/>
       </w:rPr>
@@ -10371,12 +10847,14 @@
     </w:tblStylePr>
     <w:tblStylePr w:type="firstCol">
       <w:rPr>
+        <w:rFonts w:eastAsia="黑体"/>
         <w:b/>
         <w:bCs/>
       </w:rPr>
     </w:tblStylePr>
     <w:tblStylePr w:type="lastCol">
       <w:rPr>
+        <w:rFonts w:eastAsia="黑体"/>
         <w:b/>
         <w:bCs/>
       </w:rPr>
@@ -10426,12 +10904,14 @@
     </w:tcPr>
     <w:tblStylePr w:type="firstRow">
       <w:rPr>
+        <w:rFonts w:eastAsia="黑体"/>
         <w:b/>
         <w:bCs/>
       </w:rPr>
     </w:tblStylePr>
     <w:tblStylePr w:type="lastRow">
       <w:rPr>
+        <w:rFonts w:eastAsia="黑体"/>
         <w:b/>
         <w:bCs/>
       </w:rPr>
@@ -10444,12 +10924,14 @@
     </w:tblStylePr>
     <w:tblStylePr w:type="firstCol">
       <w:rPr>
+        <w:rFonts w:eastAsia="黑体"/>
         <w:b/>
         <w:bCs/>
       </w:rPr>
     </w:tblStylePr>
     <w:tblStylePr w:type="lastCol">
       <w:rPr>
+        <w:rFonts w:eastAsia="黑体"/>
         <w:b/>
         <w:bCs/>
       </w:rPr>
@@ -10499,12 +10981,14 @@
     </w:tcPr>
     <w:tblStylePr w:type="firstRow">
       <w:rPr>
+        <w:rFonts w:eastAsia="黑体"/>
         <w:b/>
         <w:bCs/>
       </w:rPr>
     </w:tblStylePr>
     <w:tblStylePr w:type="lastRow">
       <w:rPr>
+        <w:rFonts w:eastAsia="黑体"/>
         <w:b/>
         <w:bCs/>
       </w:rPr>
@@ -10517,12 +11001,14 @@
     </w:tblStylePr>
     <w:tblStylePr w:type="firstCol">
       <w:rPr>
+        <w:rFonts w:eastAsia="黑体"/>
         <w:b/>
         <w:bCs/>
       </w:rPr>
     </w:tblStylePr>
     <w:tblStylePr w:type="lastCol">
       <w:rPr>
+        <w:rFonts w:eastAsia="黑体"/>
         <w:b/>
         <w:bCs/>
       </w:rPr>
@@ -10572,12 +11058,14 @@
     </w:tcPr>
     <w:tblStylePr w:type="firstRow">
       <w:rPr>
+        <w:rFonts w:eastAsia="黑体"/>
         <w:b/>
         <w:bCs/>
       </w:rPr>
     </w:tblStylePr>
     <w:tblStylePr w:type="lastRow">
       <w:rPr>
+        <w:rFonts w:eastAsia="黑体"/>
         <w:b/>
         <w:bCs/>
       </w:rPr>
@@ -10590,12 +11078,14 @@
     </w:tblStylePr>
     <w:tblStylePr w:type="firstCol">
       <w:rPr>
+        <w:rFonts w:eastAsia="黑体"/>
         <w:b/>
         <w:bCs/>
       </w:rPr>
     </w:tblStylePr>
     <w:tblStylePr w:type="lastCol">
       <w:rPr>
+        <w:rFonts w:eastAsia="黑体"/>
         <w:b/>
         <w:bCs/>
       </w:rPr>
@@ -10645,12 +11135,14 @@
     </w:tcPr>
     <w:tblStylePr w:type="firstRow">
       <w:rPr>
+        <w:rFonts w:eastAsia="黑体"/>
         <w:b/>
         <w:bCs/>
       </w:rPr>
     </w:tblStylePr>
     <w:tblStylePr w:type="lastRow">
       <w:rPr>
+        <w:rFonts w:eastAsia="黑体"/>
         <w:b/>
         <w:bCs/>
       </w:rPr>
@@ -10663,12 +11155,14 @@
     </w:tblStylePr>
     <w:tblStylePr w:type="firstCol">
       <w:rPr>
+        <w:rFonts w:eastAsia="黑体"/>
         <w:b/>
         <w:bCs/>
       </w:rPr>
     </w:tblStylePr>
     <w:tblStylePr w:type="lastCol">
       <w:rPr>
+        <w:rFonts w:eastAsia="黑体"/>
         <w:b/>
         <w:bCs/>
       </w:rPr>
@@ -10695,7 +11189,7 @@
       <w:spacing w:after="0" w:line="240" w:lineRule="auto"/>
     </w:pPr>
     <w:rPr>
-      <w:rFonts w:asciiTheme="majorHAnsi" w:cstheme="majorBidi" w:eastAsiaTheme="majorEastAsia" w:hAnsiTheme="majorHAnsi"/>
+      <w:rFonts w:asciiTheme="majorHAnsi" w:cstheme="majorBidi" w:hAnsiTheme="majorHAnsi" w:eastAsia="黑体"/>
       <w:color w:themeColor="text1" w:val="000000"/>
     </w:rPr>
     <w:tblPr>
@@ -10722,6 +11216,7 @@
     </w:tcPr>
     <w:tblStylePr w:type="firstRow">
       <w:rPr>
+        <w:rFonts w:eastAsia="黑体"/>
         <w:b/>
         <w:bCs/>
         <w:color w:themeColor="text1" w:val="000000"/>
@@ -10733,6 +11228,7 @@
     </w:tblStylePr>
     <w:tblStylePr w:type="lastRow">
       <w:rPr>
+        <w:rFonts w:eastAsia="黑体"/>
         <w:b/>
         <w:bCs/>
         <w:color w:themeColor="text1" w:val="000000"/>
@@ -10752,6 +11248,7 @@
     </w:tblStylePr>
     <w:tblStylePr w:type="firstCol">
       <w:rPr>
+        <w:rFonts w:eastAsia="黑体"/>
         <w:b/>
         <w:bCs/>
         <w:color w:themeColor="text1" w:val="000000"/>
@@ -10771,6 +11268,7 @@
     </w:tblStylePr>
     <w:tblStylePr w:type="lastCol">
       <w:rPr>
+        <w:rFonts w:eastAsia="黑体"/>
         <w:b w:val="0"/>
         <w:bCs w:val="0"/>
         <w:color w:themeColor="text1" w:val="000000"/>
@@ -10820,7 +11318,7 @@
       <w:spacing w:after="0" w:line="240" w:lineRule="auto"/>
     </w:pPr>
     <w:rPr>
-      <w:rFonts w:asciiTheme="majorHAnsi" w:cstheme="majorBidi" w:eastAsiaTheme="majorEastAsia" w:hAnsiTheme="majorHAnsi"/>
+      <w:rFonts w:asciiTheme="majorHAnsi" w:cstheme="majorBidi" w:hAnsiTheme="majorHAnsi" w:eastAsia="黑体"/>
       <w:color w:themeColor="text1" w:val="000000"/>
     </w:rPr>
     <w:tblPr>
@@ -10847,6 +11345,7 @@
     </w:tcPr>
     <w:tblStylePr w:type="firstRow">
       <w:rPr>
+        <w:rFonts w:eastAsia="黑体"/>
         <w:b/>
         <w:bCs/>
         <w:color w:themeColor="text1" w:val="000000"/>
@@ -10858,6 +11357,7 @@
     </w:tblStylePr>
     <w:tblStylePr w:type="lastRow">
       <w:rPr>
+        <w:rFonts w:eastAsia="黑体"/>
         <w:b/>
         <w:bCs/>
         <w:color w:themeColor="text1" w:val="000000"/>
@@ -10877,6 +11377,7 @@
     </w:tblStylePr>
     <w:tblStylePr w:type="firstCol">
       <w:rPr>
+        <w:rFonts w:eastAsia="黑体"/>
         <w:b/>
         <w:bCs/>
         <w:color w:themeColor="text1" w:val="000000"/>
@@ -10896,6 +11397,7 @@
     </w:tblStylePr>
     <w:tblStylePr w:type="lastCol">
       <w:rPr>
+        <w:rFonts w:eastAsia="黑体"/>
         <w:b w:val="0"/>
         <w:bCs w:val="0"/>
         <w:color w:themeColor="text1" w:val="000000"/>
@@ -10945,7 +11447,7 @@
       <w:spacing w:after="0" w:line="240" w:lineRule="auto"/>
     </w:pPr>
     <w:rPr>
-      <w:rFonts w:asciiTheme="majorHAnsi" w:cstheme="majorBidi" w:eastAsiaTheme="majorEastAsia" w:hAnsiTheme="majorHAnsi"/>
+      <w:rFonts w:asciiTheme="majorHAnsi" w:cstheme="majorBidi" w:hAnsiTheme="majorHAnsi" w:eastAsia="黑体"/>
       <w:color w:themeColor="text1" w:val="000000"/>
     </w:rPr>
     <w:tblPr>
@@ -10972,6 +11474,7 @@
     </w:tcPr>
     <w:tblStylePr w:type="firstRow">
       <w:rPr>
+        <w:rFonts w:eastAsia="黑体"/>
         <w:b/>
         <w:bCs/>
         <w:color w:themeColor="text1" w:val="000000"/>
@@ -10983,6 +11486,7 @@
     </w:tblStylePr>
     <w:tblStylePr w:type="lastRow">
       <w:rPr>
+        <w:rFonts w:eastAsia="黑体"/>
         <w:b/>
         <w:bCs/>
         <w:color w:themeColor="text1" w:val="000000"/>
@@ -11002,6 +11506,7 @@
     </w:tblStylePr>
     <w:tblStylePr w:type="firstCol">
       <w:rPr>
+        <w:rFonts w:eastAsia="黑体"/>
         <w:b/>
         <w:bCs/>
         <w:color w:themeColor="text1" w:val="000000"/>
@@ -11021,6 +11526,7 @@
     </w:tblStylePr>
     <w:tblStylePr w:type="lastCol">
       <w:rPr>
+        <w:rFonts w:eastAsia="黑体"/>
         <w:b w:val="0"/>
         <w:bCs w:val="0"/>
         <w:color w:themeColor="text1" w:val="000000"/>
@@ -11070,7 +11576,7 @@
       <w:spacing w:after="0" w:line="240" w:lineRule="auto"/>
     </w:pPr>
     <w:rPr>
-      <w:rFonts w:asciiTheme="majorHAnsi" w:cstheme="majorBidi" w:eastAsiaTheme="majorEastAsia" w:hAnsiTheme="majorHAnsi"/>
+      <w:rFonts w:asciiTheme="majorHAnsi" w:cstheme="majorBidi" w:hAnsiTheme="majorHAnsi" w:eastAsia="黑体"/>
       <w:color w:themeColor="text1" w:val="000000"/>
     </w:rPr>
     <w:tblPr>
@@ -11097,6 +11603,7 @@
     </w:tcPr>
     <w:tblStylePr w:type="firstRow">
       <w:rPr>
+        <w:rFonts w:eastAsia="黑体"/>
         <w:b/>
         <w:bCs/>
         <w:color w:themeColor="text1" w:val="000000"/>
@@ -11108,6 +11615,7 @@
     </w:tblStylePr>
     <w:tblStylePr w:type="lastRow">
       <w:rPr>
+        <w:rFonts w:eastAsia="黑体"/>
         <w:b/>
         <w:bCs/>
         <w:color w:themeColor="text1" w:val="000000"/>
@@ -11127,6 +11635,7 @@
     </w:tblStylePr>
     <w:tblStylePr w:type="firstCol">
       <w:rPr>
+        <w:rFonts w:eastAsia="黑体"/>
         <w:b/>
         <w:bCs/>
         <w:color w:themeColor="text1" w:val="000000"/>
@@ -11146,6 +11655,7 @@
     </w:tblStylePr>
     <w:tblStylePr w:type="lastCol">
       <w:rPr>
+        <w:rFonts w:eastAsia="黑体"/>
         <w:b w:val="0"/>
         <w:bCs w:val="0"/>
         <w:color w:themeColor="text1" w:val="000000"/>
@@ -11195,7 +11705,7 @@
       <w:spacing w:after="0" w:line="240" w:lineRule="auto"/>
     </w:pPr>
     <w:rPr>
-      <w:rFonts w:asciiTheme="majorHAnsi" w:cstheme="majorBidi" w:eastAsiaTheme="majorEastAsia" w:hAnsiTheme="majorHAnsi"/>
+      <w:rFonts w:asciiTheme="majorHAnsi" w:cstheme="majorBidi" w:hAnsiTheme="majorHAnsi" w:eastAsia="黑体"/>
       <w:color w:themeColor="text1" w:val="000000"/>
     </w:rPr>
     <w:tblPr>
@@ -11222,6 +11732,7 @@
     </w:tcPr>
     <w:tblStylePr w:type="firstRow">
       <w:rPr>
+        <w:rFonts w:eastAsia="黑体"/>
         <w:b/>
         <w:bCs/>
         <w:color w:themeColor="text1" w:val="000000"/>
@@ -11233,6 +11744,7 @@
     </w:tblStylePr>
     <w:tblStylePr w:type="lastRow">
       <w:rPr>
+        <w:rFonts w:eastAsia="黑体"/>
         <w:b/>
         <w:bCs/>
         <w:color w:themeColor="text1" w:val="000000"/>
@@ -11252,6 +11764,7 @@
     </w:tblStylePr>
     <w:tblStylePr w:type="firstCol">
       <w:rPr>
+        <w:rFonts w:eastAsia="黑体"/>
         <w:b/>
         <w:bCs/>
         <w:color w:themeColor="text1" w:val="000000"/>
@@ -11271,6 +11784,7 @@
     </w:tblStylePr>
     <w:tblStylePr w:type="lastCol">
       <w:rPr>
+        <w:rFonts w:eastAsia="黑体"/>
         <w:b w:val="0"/>
         <w:bCs w:val="0"/>
         <w:color w:themeColor="text1" w:val="000000"/>
@@ -11320,7 +11834,7 @@
       <w:spacing w:after="0" w:line="240" w:lineRule="auto"/>
     </w:pPr>
     <w:rPr>
-      <w:rFonts w:asciiTheme="majorHAnsi" w:cstheme="majorBidi" w:eastAsiaTheme="majorEastAsia" w:hAnsiTheme="majorHAnsi"/>
+      <w:rFonts w:asciiTheme="majorHAnsi" w:cstheme="majorBidi" w:hAnsiTheme="majorHAnsi" w:eastAsia="黑体"/>
       <w:color w:themeColor="text1" w:val="000000"/>
     </w:rPr>
     <w:tblPr>
@@ -11347,6 +11861,7 @@
     </w:tcPr>
     <w:tblStylePr w:type="firstRow">
       <w:rPr>
+        <w:rFonts w:eastAsia="黑体"/>
         <w:b/>
         <w:bCs/>
         <w:color w:themeColor="text1" w:val="000000"/>
@@ -11358,6 +11873,7 @@
     </w:tblStylePr>
     <w:tblStylePr w:type="lastRow">
       <w:rPr>
+        <w:rFonts w:eastAsia="黑体"/>
         <w:b/>
         <w:bCs/>
         <w:color w:themeColor="text1" w:val="000000"/>
@@ -11377,6 +11893,7 @@
     </w:tblStylePr>
     <w:tblStylePr w:type="firstCol">
       <w:rPr>
+        <w:rFonts w:eastAsia="黑体"/>
         <w:b/>
         <w:bCs/>
         <w:color w:themeColor="text1" w:val="000000"/>
@@ -11396,6 +11913,7 @@
     </w:tblStylePr>
     <w:tblStylePr w:type="lastCol">
       <w:rPr>
+        <w:rFonts w:eastAsia="黑体"/>
         <w:b w:val="0"/>
         <w:bCs w:val="0"/>
         <w:color w:themeColor="text1" w:val="000000"/>
@@ -11445,7 +11963,7 @@
       <w:spacing w:after="0" w:line="240" w:lineRule="auto"/>
     </w:pPr>
     <w:rPr>
-      <w:rFonts w:asciiTheme="majorHAnsi" w:cstheme="majorBidi" w:eastAsiaTheme="majorEastAsia" w:hAnsiTheme="majorHAnsi"/>
+      <w:rFonts w:asciiTheme="majorHAnsi" w:cstheme="majorBidi" w:hAnsiTheme="majorHAnsi" w:eastAsia="黑体"/>
       <w:color w:themeColor="text1" w:val="000000"/>
     </w:rPr>
     <w:tblPr>
@@ -11472,6 +11990,7 @@
     </w:tcPr>
     <w:tblStylePr w:type="firstRow">
       <w:rPr>
+        <w:rFonts w:eastAsia="黑体"/>
         <w:b/>
         <w:bCs/>
         <w:color w:themeColor="text1" w:val="000000"/>
@@ -11483,6 +12002,7 @@
     </w:tblStylePr>
     <w:tblStylePr w:type="lastRow">
       <w:rPr>
+        <w:rFonts w:eastAsia="黑体"/>
         <w:b/>
         <w:bCs/>
         <w:color w:themeColor="text1" w:val="000000"/>
@@ -11502,6 +12022,7 @@
     </w:tblStylePr>
     <w:tblStylePr w:type="firstCol">
       <w:rPr>
+        <w:rFonts w:eastAsia="黑体"/>
         <w:b/>
         <w:bCs/>
         <w:color w:themeColor="text1" w:val="000000"/>
@@ -11521,6 +12042,7 @@
     </w:tblStylePr>
     <w:tblStylePr w:type="lastCol">
       <w:rPr>
+        <w:rFonts w:eastAsia="黑体"/>
         <w:b w:val="0"/>
         <w:bCs w:val="0"/>
         <w:color w:themeColor="text1" w:val="000000"/>
@@ -11593,6 +12115,7 @@
     </w:tcPr>
     <w:tblStylePr w:type="firstRow">
       <w:rPr>
+        <w:rFonts w:eastAsia="黑体"/>
         <w:b/>
         <w:bCs/>
         <w:i w:val="0"/>
@@ -11614,6 +12137,7 @@
     </w:tblStylePr>
     <w:tblStylePr w:type="lastRow">
       <w:rPr>
+        <w:rFonts w:eastAsia="黑体"/>
         <w:b/>
         <w:bCs/>
         <w:i w:val="0"/>
@@ -11635,6 +12159,7 @@
     </w:tblStylePr>
     <w:tblStylePr w:type="firstCol">
       <w:rPr>
+        <w:rFonts w:eastAsia="黑体"/>
         <w:b/>
         <w:bCs/>
         <w:i w:val="0"/>
@@ -11654,6 +12179,7 @@
     </w:tblStylePr>
     <w:tblStylePr w:type="lastCol">
       <w:rPr>
+        <w:rFonts w:eastAsia="黑体"/>
         <w:b/>
         <w:bCs/>
         <w:i w:val="0"/>
@@ -11734,6 +12260,7 @@
     </w:tcPr>
     <w:tblStylePr w:type="firstRow">
       <w:rPr>
+        <w:rFonts w:eastAsia="黑体"/>
         <w:b/>
         <w:bCs/>
         <w:i w:val="0"/>
@@ -11755,6 +12282,7 @@
     </w:tblStylePr>
     <w:tblStylePr w:type="lastRow">
       <w:rPr>
+        <w:rFonts w:eastAsia="黑体"/>
         <w:b/>
         <w:bCs/>
         <w:i w:val="0"/>
@@ -11776,6 +12304,7 @@
     </w:tblStylePr>
     <w:tblStylePr w:type="firstCol">
       <w:rPr>
+        <w:rFonts w:eastAsia="黑体"/>
         <w:b/>
         <w:bCs/>
         <w:i w:val="0"/>
@@ -11795,6 +12324,7 @@
     </w:tblStylePr>
     <w:tblStylePr w:type="lastCol">
       <w:rPr>
+        <w:rFonts w:eastAsia="黑体"/>
         <w:b/>
         <w:bCs/>
         <w:i w:val="0"/>
@@ -11875,6 +12405,7 @@
     </w:tcPr>
     <w:tblStylePr w:type="firstRow">
       <w:rPr>
+        <w:rFonts w:eastAsia="黑体"/>
         <w:b/>
         <w:bCs/>
         <w:i w:val="0"/>
@@ -11896,6 +12427,7 @@
     </w:tblStylePr>
     <w:tblStylePr w:type="lastRow">
       <w:rPr>
+        <w:rFonts w:eastAsia="黑体"/>
         <w:b/>
         <w:bCs/>
         <w:i w:val="0"/>
@@ -11917,6 +12449,7 @@
     </w:tblStylePr>
     <w:tblStylePr w:type="firstCol">
       <w:rPr>
+        <w:rFonts w:eastAsia="黑体"/>
         <w:b/>
         <w:bCs/>
         <w:i w:val="0"/>
@@ -11936,6 +12469,7 @@
     </w:tblStylePr>
     <w:tblStylePr w:type="lastCol">
       <w:rPr>
+        <w:rFonts w:eastAsia="黑体"/>
         <w:b/>
         <w:bCs/>
         <w:i w:val="0"/>
@@ -12016,6 +12550,7 @@
     </w:tcPr>
     <w:tblStylePr w:type="firstRow">
       <w:rPr>
+        <w:rFonts w:eastAsia="黑体"/>
         <w:b/>
         <w:bCs/>
         <w:i w:val="0"/>
@@ -12037,6 +12572,7 @@
     </w:tblStylePr>
     <w:tblStylePr w:type="lastRow">
       <w:rPr>
+        <w:rFonts w:eastAsia="黑体"/>
         <w:b/>
         <w:bCs/>
         <w:i w:val="0"/>
@@ -12058,6 +12594,7 @@
     </w:tblStylePr>
     <w:tblStylePr w:type="firstCol">
       <w:rPr>
+        <w:rFonts w:eastAsia="黑体"/>
         <w:b/>
         <w:bCs/>
         <w:i w:val="0"/>
@@ -12077,6 +12614,7 @@
     </w:tblStylePr>
     <w:tblStylePr w:type="lastCol">
       <w:rPr>
+        <w:rFonts w:eastAsia="黑体"/>
         <w:b/>
         <w:bCs/>
         <w:i w:val="0"/>
@@ -12157,6 +12695,7 @@
     </w:tcPr>
     <w:tblStylePr w:type="firstRow">
       <w:rPr>
+        <w:rFonts w:eastAsia="黑体"/>
         <w:b/>
         <w:bCs/>
         <w:i w:val="0"/>
@@ -12178,6 +12717,7 @@
     </w:tblStylePr>
     <w:tblStylePr w:type="lastRow">
       <w:rPr>
+        <w:rFonts w:eastAsia="黑体"/>
         <w:b/>
         <w:bCs/>
         <w:i w:val="0"/>
@@ -12199,6 +12739,7 @@
     </w:tblStylePr>
     <w:tblStylePr w:type="firstCol">
       <w:rPr>
+        <w:rFonts w:eastAsia="黑体"/>
         <w:b/>
         <w:bCs/>
         <w:i w:val="0"/>
@@ -12218,6 +12759,7 @@
     </w:tblStylePr>
     <w:tblStylePr w:type="lastCol">
       <w:rPr>
+        <w:rFonts w:eastAsia="黑体"/>
         <w:b/>
         <w:bCs/>
         <w:i w:val="0"/>
@@ -12298,6 +12840,7 @@
     </w:tcPr>
     <w:tblStylePr w:type="firstRow">
       <w:rPr>
+        <w:rFonts w:eastAsia="黑体"/>
         <w:b/>
         <w:bCs/>
         <w:i w:val="0"/>
@@ -12319,6 +12862,7 @@
     </w:tblStylePr>
     <w:tblStylePr w:type="lastRow">
       <w:rPr>
+        <w:rFonts w:eastAsia="黑体"/>
         <w:b/>
         <w:bCs/>
         <w:i w:val="0"/>
@@ -12340,6 +12884,7 @@
     </w:tblStylePr>
     <w:tblStylePr w:type="firstCol">
       <w:rPr>
+        <w:rFonts w:eastAsia="黑体"/>
         <w:b/>
         <w:bCs/>
         <w:i w:val="0"/>
@@ -12359,6 +12904,7 @@
     </w:tblStylePr>
     <w:tblStylePr w:type="lastCol">
       <w:rPr>
+        <w:rFonts w:eastAsia="黑体"/>
         <w:b/>
         <w:bCs/>
         <w:i w:val="0"/>
@@ -12439,6 +12985,7 @@
     </w:tcPr>
     <w:tblStylePr w:type="firstRow">
       <w:rPr>
+        <w:rFonts w:eastAsia="黑体"/>
         <w:b/>
         <w:bCs/>
         <w:i w:val="0"/>
@@ -12460,6 +13007,7 @@
     </w:tblStylePr>
     <w:tblStylePr w:type="lastRow">
       <w:rPr>
+        <w:rFonts w:eastAsia="黑体"/>
         <w:b/>
         <w:bCs/>
         <w:i w:val="0"/>
@@ -12481,6 +13029,7 @@
     </w:tblStylePr>
     <w:tblStylePr w:type="firstCol">
       <w:rPr>
+        <w:rFonts w:eastAsia="黑体"/>
         <w:b/>
         <w:bCs/>
         <w:i w:val="0"/>
@@ -12500,6 +13049,7 @@
     </w:tblStylePr>
     <w:tblStylePr w:type="lastCol">
       <w:rPr>
+        <w:rFonts w:eastAsia="黑体"/>
         <w:b/>
         <w:bCs/>
         <w:i w:val="0"/>
@@ -12557,6 +13107,7 @@
       <w:spacing w:after="0" w:line="240" w:lineRule="auto"/>
     </w:pPr>
     <w:rPr>
+      <w:rFonts w:eastAsia="黑体"/>
       <w:color w:themeColor="background1" w:val="FFFFFF"/>
     </w:rPr>
     <w:tblPr>
@@ -12575,6 +13126,7 @@
     </w:tcPr>
     <w:tblStylePr w:type="firstRow">
       <w:rPr>
+        <w:rFonts w:eastAsia="黑体"/>
         <w:b/>
         <w:bCs/>
       </w:rPr>
@@ -12671,6 +13223,7 @@
       <w:spacing w:after="0" w:line="240" w:lineRule="auto"/>
     </w:pPr>
     <w:rPr>
+      <w:rFonts w:eastAsia="黑体"/>
       <w:color w:themeColor="background1" w:val="FFFFFF"/>
     </w:rPr>
     <w:tblPr>
@@ -12689,6 +13242,7 @@
     </w:tcPr>
     <w:tblStylePr w:type="firstRow">
       <w:rPr>
+        <w:rFonts w:eastAsia="黑体"/>
         <w:b/>
         <w:bCs/>
       </w:rPr>
@@ -12785,6 +13339,7 @@
       <w:spacing w:after="0" w:line="240" w:lineRule="auto"/>
     </w:pPr>
     <w:rPr>
+      <w:rFonts w:eastAsia="黑体"/>
       <w:color w:themeColor="background1" w:val="FFFFFF"/>
     </w:rPr>
     <w:tblPr>
@@ -12803,6 +13358,7 @@
     </w:tcPr>
     <w:tblStylePr w:type="firstRow">
       <w:rPr>
+        <w:rFonts w:eastAsia="黑体"/>
         <w:b/>
         <w:bCs/>
       </w:rPr>
@@ -12899,6 +13455,7 @@
       <w:spacing w:after="0" w:line="240" w:lineRule="auto"/>
     </w:pPr>
     <w:rPr>
+      <w:rFonts w:eastAsia="黑体"/>
       <w:color w:themeColor="background1" w:val="FFFFFF"/>
     </w:rPr>
     <w:tblPr>
@@ -12917,6 +13474,7 @@
     </w:tcPr>
     <w:tblStylePr w:type="firstRow">
       <w:rPr>
+        <w:rFonts w:eastAsia="黑体"/>
         <w:b/>
         <w:bCs/>
       </w:rPr>
@@ -13013,6 +13571,7 @@
       <w:spacing w:after="0" w:line="240" w:lineRule="auto"/>
     </w:pPr>
     <w:rPr>
+      <w:rFonts w:eastAsia="黑体"/>
       <w:color w:themeColor="background1" w:val="FFFFFF"/>
     </w:rPr>
     <w:tblPr>
@@ -13031,6 +13590,7 @@
     </w:tcPr>
     <w:tblStylePr w:type="firstRow">
       <w:rPr>
+        <w:rFonts w:eastAsia="黑体"/>
         <w:b/>
         <w:bCs/>
       </w:rPr>
@@ -13127,6 +13687,7 @@
       <w:spacing w:after="0" w:line="240" w:lineRule="auto"/>
     </w:pPr>
     <w:rPr>
+      <w:rFonts w:eastAsia="黑体"/>
       <w:color w:themeColor="background1" w:val="FFFFFF"/>
     </w:rPr>
     <w:tblPr>
@@ -13145,6 +13706,7 @@
     </w:tcPr>
     <w:tblStylePr w:type="firstRow">
       <w:rPr>
+        <w:rFonts w:eastAsia="黑体"/>
         <w:b/>
         <w:bCs/>
       </w:rPr>
@@ -13241,6 +13803,7 @@
       <w:spacing w:after="0" w:line="240" w:lineRule="auto"/>
     </w:pPr>
     <w:rPr>
+      <w:rFonts w:eastAsia="黑体"/>
       <w:color w:themeColor="background1" w:val="FFFFFF"/>
     </w:rPr>
     <w:tblPr>
@@ -13259,6 +13822,7 @@
     </w:tcPr>
     <w:tblStylePr w:type="firstRow">
       <w:rPr>
+        <w:rFonts w:eastAsia="黑体"/>
         <w:b/>
         <w:bCs/>
       </w:rPr>
@@ -13355,6 +13919,7 @@
       <w:spacing w:after="0" w:line="240" w:lineRule="auto"/>
     </w:pPr>
     <w:rPr>
+      <w:rFonts w:eastAsia="黑体"/>
       <w:color w:themeColor="text1" w:val="000000"/>
     </w:rPr>
     <w:tblPr>
@@ -13381,6 +13946,7 @@
     </w:tcPr>
     <w:tblStylePr w:type="firstRow">
       <w:rPr>
+        <w:rFonts w:eastAsia="黑体"/>
         <w:b/>
         <w:bCs/>
       </w:rPr>
@@ -13399,6 +13965,7 @@
     </w:tblStylePr>
     <w:tblStylePr w:type="lastRow">
       <w:rPr>
+        <w:rFonts w:eastAsia="黑体"/>
         <w:b/>
         <w:bCs/>
         <w:color w:themeColor="background1" w:val="FFFFFF"/>
@@ -13413,6 +13980,7 @@
     </w:tblStylePr>
     <w:tblStylePr w:type="firstCol">
       <w:rPr>
+        <w:rFonts w:eastAsia="黑体"/>
         <w:color w:themeColor="background1" w:val="FFFFFF"/>
       </w:rPr>
       <w:tblPr/>
@@ -13430,6 +13998,7 @@
     </w:tblStylePr>
     <w:tblStylePr w:type="lastCol">
       <w:rPr>
+        <w:rFonts w:eastAsia="黑体"/>
         <w:color w:themeColor="background1" w:val="FFFFFF"/>
       </w:rPr>
       <w:tblPr/>
@@ -13459,11 +14028,13 @@
     </w:tblStylePr>
     <w:tblStylePr w:type="neCell">
       <w:rPr>
+        <w:rFonts w:eastAsia="黑体"/>
         <w:color w:themeColor="text1" w:val="000000"/>
       </w:rPr>
     </w:tblStylePr>
     <w:tblStylePr w:type="nwCell">
       <w:rPr>
+        <w:rFonts w:eastAsia="黑体"/>
         <w:color w:themeColor="text1" w:val="000000"/>
       </w:rPr>
     </w:tblStylePr>
@@ -13477,6 +14048,7 @@
       <w:spacing w:after="0" w:line="240" w:lineRule="auto"/>
     </w:pPr>
     <w:rPr>
+      <w:rFonts w:eastAsia="黑体"/>
       <w:color w:themeColor="text1" w:val="000000"/>
     </w:rPr>
     <w:tblPr>
@@ -13503,6 +14075,7 @@
     </w:tcPr>
     <w:tblStylePr w:type="firstRow">
       <w:rPr>
+        <w:rFonts w:eastAsia="黑体"/>
         <w:b/>
         <w:bCs/>
       </w:rPr>
@@ -13521,6 +14094,7 @@
     </w:tblStylePr>
     <w:tblStylePr w:type="lastRow">
       <w:rPr>
+        <w:rFonts w:eastAsia="黑体"/>
         <w:b/>
         <w:bCs/>
         <w:color w:themeColor="background1" w:val="FFFFFF"/>
@@ -13535,6 +14109,7 @@
     </w:tblStylePr>
     <w:tblStylePr w:type="firstCol">
       <w:rPr>
+        <w:rFonts w:eastAsia="黑体"/>
         <w:color w:themeColor="background1" w:val="FFFFFF"/>
       </w:rPr>
       <w:tblPr/>
@@ -13552,6 +14127,7 @@
     </w:tblStylePr>
     <w:tblStylePr w:type="lastCol">
       <w:rPr>
+        <w:rFonts w:eastAsia="黑体"/>
         <w:color w:themeColor="background1" w:val="FFFFFF"/>
       </w:rPr>
       <w:tblPr/>
@@ -13581,11 +14157,13 @@
     </w:tblStylePr>
     <w:tblStylePr w:type="neCell">
       <w:rPr>
+        <w:rFonts w:eastAsia="黑体"/>
         <w:color w:themeColor="text1" w:val="000000"/>
       </w:rPr>
     </w:tblStylePr>
     <w:tblStylePr w:type="nwCell">
       <w:rPr>
+        <w:rFonts w:eastAsia="黑体"/>
         <w:color w:themeColor="text1" w:val="000000"/>
       </w:rPr>
     </w:tblStylePr>
@@ -13599,6 +14177,7 @@
       <w:spacing w:after="0" w:line="240" w:lineRule="auto"/>
     </w:pPr>
     <w:rPr>
+      <w:rFonts w:eastAsia="黑体"/>
       <w:color w:themeColor="text1" w:val="000000"/>
     </w:rPr>
     <w:tblPr>
@@ -13625,6 +14204,7 @@
     </w:tcPr>
     <w:tblStylePr w:type="firstRow">
       <w:rPr>
+        <w:rFonts w:eastAsia="黑体"/>
         <w:b/>
         <w:bCs/>
       </w:rPr>
@@ -13643,6 +14223,7 @@
     </w:tblStylePr>
     <w:tblStylePr w:type="lastRow">
       <w:rPr>
+        <w:rFonts w:eastAsia="黑体"/>
         <w:b/>
         <w:bCs/>
         <w:color w:themeColor="background1" w:val="FFFFFF"/>
@@ -13657,6 +14238,7 @@
     </w:tblStylePr>
     <w:tblStylePr w:type="firstCol">
       <w:rPr>
+        <w:rFonts w:eastAsia="黑体"/>
         <w:color w:themeColor="background1" w:val="FFFFFF"/>
       </w:rPr>
       <w:tblPr/>
@@ -13674,6 +14256,7 @@
     </w:tblStylePr>
     <w:tblStylePr w:type="lastCol">
       <w:rPr>
+        <w:rFonts w:eastAsia="黑体"/>
         <w:color w:themeColor="background1" w:val="FFFFFF"/>
       </w:rPr>
       <w:tblPr/>
@@ -13703,11 +14286,13 @@
     </w:tblStylePr>
     <w:tblStylePr w:type="neCell">
       <w:rPr>
+        <w:rFonts w:eastAsia="黑体"/>
         <w:color w:themeColor="text1" w:val="000000"/>
       </w:rPr>
     </w:tblStylePr>
     <w:tblStylePr w:type="nwCell">
       <w:rPr>
+        <w:rFonts w:eastAsia="黑体"/>
         <w:color w:themeColor="text1" w:val="000000"/>
       </w:rPr>
     </w:tblStylePr>
@@ -13721,6 +14306,7 @@
       <w:spacing w:after="0" w:line="240" w:lineRule="auto"/>
     </w:pPr>
     <w:rPr>
+      <w:rFonts w:eastAsia="黑体"/>
       <w:color w:themeColor="text1" w:val="000000"/>
     </w:rPr>
     <w:tblPr>
@@ -13747,6 +14333,7 @@
     </w:tcPr>
     <w:tblStylePr w:type="firstRow">
       <w:rPr>
+        <w:rFonts w:eastAsia="黑体"/>
         <w:b/>
         <w:bCs/>
       </w:rPr>
@@ -13765,6 +14352,7 @@
     </w:tblStylePr>
     <w:tblStylePr w:type="lastRow">
       <w:rPr>
+        <w:rFonts w:eastAsia="黑体"/>
         <w:b/>
         <w:bCs/>
         <w:color w:themeColor="background1" w:val="FFFFFF"/>
@@ -13779,6 +14367,7 @@
     </w:tblStylePr>
     <w:tblStylePr w:type="firstCol">
       <w:rPr>
+        <w:rFonts w:eastAsia="黑体"/>
         <w:color w:themeColor="background1" w:val="FFFFFF"/>
       </w:rPr>
       <w:tblPr/>
@@ -13796,6 +14385,7 @@
     </w:tblStylePr>
     <w:tblStylePr w:type="lastCol">
       <w:rPr>
+        <w:rFonts w:eastAsia="黑体"/>
         <w:color w:themeColor="background1" w:val="FFFFFF"/>
       </w:rPr>
       <w:tblPr/>
@@ -13833,6 +14423,7 @@
       <w:spacing w:after="0" w:line="240" w:lineRule="auto"/>
     </w:pPr>
     <w:rPr>
+      <w:rFonts w:eastAsia="黑体"/>
       <w:color w:themeColor="text1" w:val="000000"/>
     </w:rPr>
     <w:tblPr>
@@ -13859,6 +14450,7 @@
     </w:tcPr>
     <w:tblStylePr w:type="firstRow">
       <w:rPr>
+        <w:rFonts w:eastAsia="黑体"/>
         <w:b/>
         <w:bCs/>
       </w:rPr>
@@ -13877,6 +14469,7 @@
     </w:tblStylePr>
     <w:tblStylePr w:type="lastRow">
       <w:rPr>
+        <w:rFonts w:eastAsia="黑体"/>
         <w:b/>
         <w:bCs/>
         <w:color w:themeColor="background1" w:val="FFFFFF"/>
@@ -13891,6 +14484,7 @@
     </w:tblStylePr>
     <w:tblStylePr w:type="firstCol">
       <w:rPr>
+        <w:rFonts w:eastAsia="黑体"/>
         <w:color w:themeColor="background1" w:val="FFFFFF"/>
       </w:rPr>
       <w:tblPr/>
@@ -13908,6 +14502,7 @@
     </w:tblStylePr>
     <w:tblStylePr w:type="lastCol">
       <w:rPr>
+        <w:rFonts w:eastAsia="黑体"/>
         <w:color w:themeColor="background1" w:val="FFFFFF"/>
       </w:rPr>
       <w:tblPr/>
@@ -13937,11 +14532,13 @@
     </w:tblStylePr>
     <w:tblStylePr w:type="neCell">
       <w:rPr>
+        <w:rFonts w:eastAsia="黑体"/>
         <w:color w:themeColor="text1" w:val="000000"/>
       </w:rPr>
     </w:tblStylePr>
     <w:tblStylePr w:type="nwCell">
       <w:rPr>
+        <w:rFonts w:eastAsia="黑体"/>
         <w:color w:themeColor="text1" w:val="000000"/>
       </w:rPr>
     </w:tblStylePr>
@@ -13955,6 +14552,7 @@
       <w:spacing w:after="0" w:line="240" w:lineRule="auto"/>
     </w:pPr>
     <w:rPr>
+      <w:rFonts w:eastAsia="黑体"/>
       <w:color w:themeColor="text1" w:val="000000"/>
     </w:rPr>
     <w:tblPr>
@@ -13981,6 +14579,7 @@
     </w:tcPr>
     <w:tblStylePr w:type="firstRow">
       <w:rPr>
+        <w:rFonts w:eastAsia="黑体"/>
         <w:b/>
         <w:bCs/>
       </w:rPr>
@@ -13999,6 +14598,7 @@
     </w:tblStylePr>
     <w:tblStylePr w:type="lastRow">
       <w:rPr>
+        <w:rFonts w:eastAsia="黑体"/>
         <w:b/>
         <w:bCs/>
         <w:color w:themeColor="background1" w:val="FFFFFF"/>
@@ -14013,6 +14613,7 @@
     </w:tblStylePr>
     <w:tblStylePr w:type="firstCol">
       <w:rPr>
+        <w:rFonts w:eastAsia="黑体"/>
         <w:color w:themeColor="background1" w:val="FFFFFF"/>
       </w:rPr>
       <w:tblPr/>
@@ -14030,6 +14631,7 @@
     </w:tblStylePr>
     <w:tblStylePr w:type="lastCol">
       <w:rPr>
+        <w:rFonts w:eastAsia="黑体"/>
         <w:color w:themeColor="background1" w:val="FFFFFF"/>
       </w:rPr>
       <w:tblPr/>
@@ -14059,11 +14661,13 @@
     </w:tblStylePr>
     <w:tblStylePr w:type="neCell">
       <w:rPr>
+        <w:rFonts w:eastAsia="黑体"/>
         <w:color w:themeColor="text1" w:val="000000"/>
       </w:rPr>
     </w:tblStylePr>
     <w:tblStylePr w:type="nwCell">
       <w:rPr>
+        <w:rFonts w:eastAsia="黑体"/>
         <w:color w:themeColor="text1" w:val="000000"/>
       </w:rPr>
     </w:tblStylePr>
@@ -14077,6 +14681,7 @@
       <w:spacing w:after="0" w:line="240" w:lineRule="auto"/>
     </w:pPr>
     <w:rPr>
+      <w:rFonts w:eastAsia="黑体"/>
       <w:color w:themeColor="text1" w:val="000000"/>
     </w:rPr>
     <w:tblPr>
@@ -14103,6 +14708,7 @@
     </w:tcPr>
     <w:tblStylePr w:type="firstRow">
       <w:rPr>
+        <w:rFonts w:eastAsia="黑体"/>
         <w:b/>
         <w:bCs/>
       </w:rPr>
@@ -14121,6 +14727,7 @@
     </w:tblStylePr>
     <w:tblStylePr w:type="lastRow">
       <w:rPr>
+        <w:rFonts w:eastAsia="黑体"/>
         <w:b/>
         <w:bCs/>
         <w:color w:themeColor="background1" w:val="FFFFFF"/>
@@ -14135,6 +14742,7 @@
     </w:tblStylePr>
     <w:tblStylePr w:type="firstCol">
       <w:rPr>
+        <w:rFonts w:eastAsia="黑体"/>
         <w:color w:themeColor="background1" w:val="FFFFFF"/>
       </w:rPr>
       <w:tblPr/>
@@ -14152,6 +14760,7 @@
     </w:tblStylePr>
     <w:tblStylePr w:type="lastCol">
       <w:rPr>
+        <w:rFonts w:eastAsia="黑体"/>
         <w:color w:themeColor="background1" w:val="FFFFFF"/>
       </w:rPr>
       <w:tblPr/>
@@ -14181,11 +14790,13 @@
     </w:tblStylePr>
     <w:tblStylePr w:type="neCell">
       <w:rPr>
+        <w:rFonts w:eastAsia="黑体"/>
         <w:color w:themeColor="text1" w:val="000000"/>
       </w:rPr>
     </w:tblStylePr>
     <w:tblStylePr w:type="nwCell">
       <w:rPr>
+        <w:rFonts w:eastAsia="黑体"/>
         <w:color w:themeColor="text1" w:val="000000"/>
       </w:rPr>
     </w:tblStylePr>
@@ -14199,6 +14810,7 @@
       <w:spacing w:after="0" w:line="240" w:lineRule="auto"/>
     </w:pPr>
     <w:rPr>
+      <w:rFonts w:eastAsia="黑体"/>
       <w:color w:themeColor="text1" w:val="000000"/>
     </w:rPr>
     <w:tblPr>
@@ -14217,6 +14829,7 @@
     </w:tcPr>
     <w:tblStylePr w:type="firstRow">
       <w:rPr>
+        <w:rFonts w:eastAsia="黑体"/>
         <w:b/>
         <w:bCs/>
         <w:color w:themeColor="background1" w:val="FFFFFF"/>
@@ -14231,6 +14844,7 @@
     </w:tblStylePr>
     <w:tblStylePr w:type="lastRow">
       <w:rPr>
+        <w:rFonts w:eastAsia="黑体"/>
         <w:b/>
         <w:bCs/>
         <w:color w:themeColor="accent2" w:themeShade="CC" w:val="9E3A38"/>
@@ -14245,12 +14859,14 @@
     </w:tblStylePr>
     <w:tblStylePr w:type="firstCol">
       <w:rPr>
+        <w:rFonts w:eastAsia="黑体"/>
         <w:b/>
         <w:bCs/>
       </w:rPr>
     </w:tblStylePr>
     <w:tblStylePr w:type="lastCol">
       <w:rPr>
+        <w:rFonts w:eastAsia="黑体"/>
         <w:b/>
         <w:bCs/>
       </w:rPr>
@@ -14285,6 +14901,7 @@
       <w:spacing w:after="0" w:line="240" w:lineRule="auto"/>
     </w:pPr>
     <w:rPr>
+      <w:rFonts w:eastAsia="黑体"/>
       <w:color w:themeColor="text1" w:val="000000"/>
     </w:rPr>
     <w:tblPr>
@@ -14303,6 +14920,7 @@
     </w:tcPr>
     <w:tblStylePr w:type="firstRow">
       <w:rPr>
+        <w:rFonts w:eastAsia="黑体"/>
         <w:b/>
         <w:bCs/>
         <w:color w:themeColor="background1" w:val="FFFFFF"/>
@@ -14317,6 +14935,7 @@
     </w:tblStylePr>
     <w:tblStylePr w:type="lastRow">
       <w:rPr>
+        <w:rFonts w:eastAsia="黑体"/>
         <w:b/>
         <w:bCs/>
         <w:color w:themeColor="accent2" w:themeShade="CC" w:val="9E3A38"/>
@@ -14331,12 +14950,14 @@
     </w:tblStylePr>
     <w:tblStylePr w:type="firstCol">
       <w:rPr>
+        <w:rFonts w:eastAsia="黑体"/>
         <w:b/>
         <w:bCs/>
       </w:rPr>
     </w:tblStylePr>
     <w:tblStylePr w:type="lastCol">
       <w:rPr>
+        <w:rFonts w:eastAsia="黑体"/>
         <w:b/>
         <w:bCs/>
       </w:rPr>
@@ -14371,6 +14992,7 @@
       <w:spacing w:after="0" w:line="240" w:lineRule="auto"/>
     </w:pPr>
     <w:rPr>
+      <w:rFonts w:eastAsia="黑体"/>
       <w:color w:themeColor="text1" w:val="000000"/>
     </w:rPr>
     <w:tblPr>
@@ -14389,6 +15011,7 @@
     </w:tcPr>
     <w:tblStylePr w:type="firstRow">
       <w:rPr>
+        <w:rFonts w:eastAsia="黑体"/>
         <w:b/>
         <w:bCs/>
         <w:color w:themeColor="background1" w:val="FFFFFF"/>
@@ -14403,6 +15026,7 @@
     </w:tblStylePr>
     <w:tblStylePr w:type="lastRow">
       <w:rPr>
+        <w:rFonts w:eastAsia="黑体"/>
         <w:b/>
         <w:bCs/>
         <w:color w:themeColor="accent2" w:themeShade="CC" w:val="9E3A38"/>
@@ -14417,12 +15041,14 @@
     </w:tblStylePr>
     <w:tblStylePr w:type="firstCol">
       <w:rPr>
+        <w:rFonts w:eastAsia="黑体"/>
         <w:b/>
         <w:bCs/>
       </w:rPr>
     </w:tblStylePr>
     <w:tblStylePr w:type="lastCol">
       <w:rPr>
+        <w:rFonts w:eastAsia="黑体"/>
         <w:b/>
         <w:bCs/>
       </w:rPr>
@@ -14457,6 +15083,7 @@
       <w:spacing w:after="0" w:line="240" w:lineRule="auto"/>
     </w:pPr>
     <w:rPr>
+      <w:rFonts w:eastAsia="黑体"/>
       <w:color w:themeColor="text1" w:val="000000"/>
     </w:rPr>
     <w:tblPr>
@@ -14475,6 +15102,7 @@
     </w:tcPr>
     <w:tblStylePr w:type="firstRow">
       <w:rPr>
+        <w:rFonts w:eastAsia="黑体"/>
         <w:b/>
         <w:bCs/>
         <w:color w:themeColor="background1" w:val="FFFFFF"/>
@@ -14489,6 +15117,7 @@
     </w:tblStylePr>
     <w:tblStylePr w:type="lastRow">
       <w:rPr>
+        <w:rFonts w:eastAsia="黑体"/>
         <w:b/>
         <w:bCs/>
         <w:color w:themeColor="accent4" w:themeShade="CC" w:val="664E82"/>
@@ -14503,12 +15132,14 @@
     </w:tblStylePr>
     <w:tblStylePr w:type="firstCol">
       <w:rPr>
+        <w:rFonts w:eastAsia="黑体"/>
         <w:b/>
         <w:bCs/>
       </w:rPr>
     </w:tblStylePr>
     <w:tblStylePr w:type="lastCol">
       <w:rPr>
+        <w:rFonts w:eastAsia="黑体"/>
         <w:b/>
         <w:bCs/>
       </w:rPr>
@@ -14543,6 +15174,7 @@
       <w:spacing w:after="0" w:line="240" w:lineRule="auto"/>
     </w:pPr>
     <w:rPr>
+      <w:rFonts w:eastAsia="黑体"/>
       <w:color w:themeColor="text1" w:val="000000"/>
     </w:rPr>
     <w:tblPr>
@@ -14561,6 +15193,7 @@
     </w:tcPr>
     <w:tblStylePr w:type="firstRow">
       <w:rPr>
+        <w:rFonts w:eastAsia="黑体"/>
         <w:b/>
         <w:bCs/>
         <w:color w:themeColor="background1" w:val="FFFFFF"/>
@@ -14575,6 +15208,7 @@
     </w:tblStylePr>
     <w:tblStylePr w:type="lastRow">
       <w:rPr>
+        <w:rFonts w:eastAsia="黑体"/>
         <w:b/>
         <w:bCs/>
         <w:color w:themeColor="accent3" w:themeShade="CC" w:val="7E9C40"/>
@@ -14589,12 +15223,14 @@
     </w:tblStylePr>
     <w:tblStylePr w:type="firstCol">
       <w:rPr>
+        <w:rFonts w:eastAsia="黑体"/>
         <w:b/>
         <w:bCs/>
       </w:rPr>
     </w:tblStylePr>
     <w:tblStylePr w:type="lastCol">
       <w:rPr>
+        <w:rFonts w:eastAsia="黑体"/>
         <w:b/>
         <w:bCs/>
       </w:rPr>
@@ -14629,6 +15265,7 @@
       <w:spacing w:after="0" w:line="240" w:lineRule="auto"/>
     </w:pPr>
     <w:rPr>
+      <w:rFonts w:eastAsia="黑体"/>
       <w:color w:themeColor="text1" w:val="000000"/>
     </w:rPr>
     <w:tblPr>
@@ -14647,6 +15284,7 @@
     </w:tcPr>
     <w:tblStylePr w:type="firstRow">
       <w:rPr>
+        <w:rFonts w:eastAsia="黑体"/>
         <w:b/>
         <w:bCs/>
         <w:color w:themeColor="background1" w:val="FFFFFF"/>
@@ -14661,6 +15299,7 @@
     </w:tblStylePr>
     <w:tblStylePr w:type="lastRow">
       <w:rPr>
+        <w:rFonts w:eastAsia="黑体"/>
         <w:b/>
         <w:bCs/>
         <w:color w:themeColor="accent6" w:themeShade="CC" w:val="F2730A"/>
@@ -14675,12 +15314,14 @@
     </w:tblStylePr>
     <w:tblStylePr w:type="firstCol">
       <w:rPr>
+        <w:rFonts w:eastAsia="黑体"/>
         <w:b/>
         <w:bCs/>
       </w:rPr>
     </w:tblStylePr>
     <w:tblStylePr w:type="lastCol">
       <w:rPr>
+        <w:rFonts w:eastAsia="黑体"/>
         <w:b/>
         <w:bCs/>
       </w:rPr>
@@ -14715,6 +15356,7 @@
       <w:spacing w:after="0" w:line="240" w:lineRule="auto"/>
     </w:pPr>
     <w:rPr>
+      <w:rFonts w:eastAsia="黑体"/>
       <w:color w:themeColor="text1" w:val="000000"/>
     </w:rPr>
     <w:tblPr>
@@ -14733,6 +15375,7 @@
     </w:tcPr>
     <w:tblStylePr w:type="firstRow">
       <w:rPr>
+        <w:rFonts w:eastAsia="黑体"/>
         <w:b/>
         <w:bCs/>
         <w:color w:themeColor="background1" w:val="FFFFFF"/>
@@ -14747,6 +15390,7 @@
     </w:tblStylePr>
     <w:tblStylePr w:type="lastRow">
       <w:rPr>
+        <w:rFonts w:eastAsia="黑体"/>
         <w:b/>
         <w:bCs/>
         <w:color w:themeColor="accent5" w:themeShade="CC" w:val="348DA5"/>
@@ -14761,12 +15405,14 @@
     </w:tblStylePr>
     <w:tblStylePr w:type="firstCol">
       <w:rPr>
+        <w:rFonts w:eastAsia="黑体"/>
         <w:b/>
         <w:bCs/>
       </w:rPr>
     </w:tblStylePr>
     <w:tblStylePr w:type="lastCol">
       <w:rPr>
+        <w:rFonts w:eastAsia="黑体"/>
         <w:b/>
         <w:bCs/>
       </w:rPr>
@@ -14801,6 +15447,7 @@
       <w:spacing w:after="0" w:line="240" w:lineRule="auto"/>
     </w:pPr>
     <w:rPr>
+      <w:rFonts w:eastAsia="黑体"/>
       <w:color w:themeColor="text1" w:val="000000"/>
     </w:rPr>
     <w:tblPr>
@@ -14822,6 +15469,7 @@
     </w:tcPr>
     <w:tblStylePr w:type="firstRow">
       <w:rPr>
+        <w:rFonts w:eastAsia="黑体"/>
         <w:b/>
         <w:bCs/>
       </w:rPr>
@@ -14832,6 +15480,7 @@
     </w:tblStylePr>
     <w:tblStylePr w:type="lastRow">
       <w:rPr>
+        <w:rFonts w:eastAsia="黑体"/>
         <w:b/>
         <w:bCs/>
         <w:color w:themeColor="text1" w:val="000000"/>
@@ -14843,6 +15492,7 @@
     </w:tblStylePr>
     <w:tblStylePr w:type="firstCol">
       <w:rPr>
+        <w:rFonts w:eastAsia="黑体"/>
         <w:color w:themeColor="background1" w:val="FFFFFF"/>
       </w:rPr>
       <w:tblPr/>
@@ -14852,6 +15502,7 @@
     </w:tblStylePr>
     <w:tblStylePr w:type="lastCol">
       <w:rPr>
+        <w:rFonts w:eastAsia="黑体"/>
         <w:color w:themeColor="background1" w:val="FFFFFF"/>
       </w:rPr>
       <w:tblPr/>
@@ -14881,6 +15532,7 @@
       <w:spacing w:after="0" w:line="240" w:lineRule="auto"/>
     </w:pPr>
     <w:rPr>
+      <w:rFonts w:eastAsia="黑体"/>
       <w:color w:themeColor="text1" w:val="000000"/>
     </w:rPr>
     <w:tblPr>
@@ -14902,6 +15554,7 @@
     </w:tcPr>
     <w:tblStylePr w:type="firstRow">
       <w:rPr>
+        <w:rFonts w:eastAsia="黑体"/>
         <w:b/>
         <w:bCs/>
       </w:rPr>
@@ -14912,6 +15565,7 @@
     </w:tblStylePr>
     <w:tblStylePr w:type="lastRow">
       <w:rPr>
+        <w:rFonts w:eastAsia="黑体"/>
         <w:b/>
         <w:bCs/>
         <w:color w:themeColor="text1" w:val="000000"/>
@@ -14923,6 +15577,7 @@
     </w:tblStylePr>
     <w:tblStylePr w:type="firstCol">
       <w:rPr>
+        <w:rFonts w:eastAsia="黑体"/>
         <w:color w:themeColor="background1" w:val="FFFFFF"/>
       </w:rPr>
       <w:tblPr/>
@@ -14932,6 +15587,7 @@
     </w:tblStylePr>
     <w:tblStylePr w:type="lastCol">
       <w:rPr>
+        <w:rFonts w:eastAsia="黑体"/>
         <w:color w:themeColor="background1" w:val="FFFFFF"/>
       </w:rPr>
       <w:tblPr/>
@@ -14961,6 +15617,7 @@
       <w:spacing w:after="0" w:line="240" w:lineRule="auto"/>
     </w:pPr>
     <w:rPr>
+      <w:rFonts w:eastAsia="黑体"/>
       <w:color w:themeColor="text1" w:val="000000"/>
     </w:rPr>
     <w:tblPr>
@@ -14982,6 +15639,7 @@
     </w:tcPr>
     <w:tblStylePr w:type="firstRow">
       <w:rPr>
+        <w:rFonts w:eastAsia="黑体"/>
         <w:b/>
         <w:bCs/>
       </w:rPr>
@@ -14992,6 +15650,7 @@
     </w:tblStylePr>
     <w:tblStylePr w:type="lastRow">
       <w:rPr>
+        <w:rFonts w:eastAsia="黑体"/>
         <w:b/>
         <w:bCs/>
         <w:color w:themeColor="text1" w:val="000000"/>
@@ -15003,6 +15662,7 @@
     </w:tblStylePr>
     <w:tblStylePr w:type="firstCol">
       <w:rPr>
+        <w:rFonts w:eastAsia="黑体"/>
         <w:color w:themeColor="background1" w:val="FFFFFF"/>
       </w:rPr>
       <w:tblPr/>
@@ -15012,6 +15672,7 @@
     </w:tblStylePr>
     <w:tblStylePr w:type="lastCol">
       <w:rPr>
+        <w:rFonts w:eastAsia="黑体"/>
         <w:color w:themeColor="background1" w:val="FFFFFF"/>
       </w:rPr>
       <w:tblPr/>
@@ -15041,6 +15702,7 @@
       <w:spacing w:after="0" w:line="240" w:lineRule="auto"/>
     </w:pPr>
     <w:rPr>
+      <w:rFonts w:eastAsia="黑体"/>
       <w:color w:themeColor="text1" w:val="000000"/>
     </w:rPr>
     <w:tblPr>
@@ -15062,6 +15724,7 @@
     </w:tcPr>
     <w:tblStylePr w:type="firstRow">
       <w:rPr>
+        <w:rFonts w:eastAsia="黑体"/>
         <w:b/>
         <w:bCs/>
       </w:rPr>
@@ -15072,6 +15735,7 @@
     </w:tblStylePr>
     <w:tblStylePr w:type="lastRow">
       <w:rPr>
+        <w:rFonts w:eastAsia="黑体"/>
         <w:b/>
         <w:bCs/>
         <w:color w:themeColor="text1" w:val="000000"/>
@@ -15083,6 +15747,7 @@
     </w:tblStylePr>
     <w:tblStylePr w:type="firstCol">
       <w:rPr>
+        <w:rFonts w:eastAsia="黑体"/>
         <w:color w:themeColor="background1" w:val="FFFFFF"/>
       </w:rPr>
       <w:tblPr/>
@@ -15092,6 +15757,7 @@
     </w:tblStylePr>
     <w:tblStylePr w:type="lastCol">
       <w:rPr>
+        <w:rFonts w:eastAsia="黑体"/>
         <w:color w:themeColor="background1" w:val="FFFFFF"/>
       </w:rPr>
       <w:tblPr/>
@@ -15121,6 +15787,7 @@
       <w:spacing w:after="0" w:line="240" w:lineRule="auto"/>
     </w:pPr>
     <w:rPr>
+      <w:rFonts w:eastAsia="黑体"/>
       <w:color w:themeColor="text1" w:val="000000"/>
     </w:rPr>
     <w:tblPr>
@@ -15142,6 +15809,7 @@
     </w:tcPr>
     <w:tblStylePr w:type="firstRow">
       <w:rPr>
+        <w:rFonts w:eastAsia="黑体"/>
         <w:b/>
         <w:bCs/>
       </w:rPr>
@@ -15152,6 +15820,7 @@
     </w:tblStylePr>
     <w:tblStylePr w:type="lastRow">
       <w:rPr>
+        <w:rFonts w:eastAsia="黑体"/>
         <w:b/>
         <w:bCs/>
         <w:color w:themeColor="text1" w:val="000000"/>
@@ -15163,6 +15832,7 @@
     </w:tblStylePr>
     <w:tblStylePr w:type="firstCol">
       <w:rPr>
+        <w:rFonts w:eastAsia="黑体"/>
         <w:color w:themeColor="background1" w:val="FFFFFF"/>
       </w:rPr>
       <w:tblPr/>
@@ -15172,6 +15842,7 @@
     </w:tblStylePr>
     <w:tblStylePr w:type="lastCol">
       <w:rPr>
+        <w:rFonts w:eastAsia="黑体"/>
         <w:color w:themeColor="background1" w:val="FFFFFF"/>
       </w:rPr>
       <w:tblPr/>
@@ -15201,6 +15872,7 @@
       <w:spacing w:after="0" w:line="240" w:lineRule="auto"/>
     </w:pPr>
     <w:rPr>
+      <w:rFonts w:eastAsia="黑体"/>
       <w:color w:themeColor="text1" w:val="000000"/>
     </w:rPr>
     <w:tblPr>
@@ -15222,6 +15894,7 @@
     </w:tcPr>
     <w:tblStylePr w:type="firstRow">
       <w:rPr>
+        <w:rFonts w:eastAsia="黑体"/>
         <w:b/>
         <w:bCs/>
       </w:rPr>
@@ -15232,6 +15905,7 @@
     </w:tblStylePr>
     <w:tblStylePr w:type="lastRow">
       <w:rPr>
+        <w:rFonts w:eastAsia="黑体"/>
         <w:b/>
         <w:bCs/>
         <w:color w:themeColor="text1" w:val="000000"/>
@@ -15243,6 +15917,7 @@
     </w:tblStylePr>
     <w:tblStylePr w:type="firstCol">
       <w:rPr>
+        <w:rFonts w:eastAsia="黑体"/>
         <w:color w:themeColor="background1" w:val="FFFFFF"/>
       </w:rPr>
       <w:tblPr/>
@@ -15252,6 +15927,7 @@
     </w:tblStylePr>
     <w:tblStylePr w:type="lastCol">
       <w:rPr>
+        <w:rFonts w:eastAsia="黑体"/>
         <w:color w:themeColor="background1" w:val="FFFFFF"/>
       </w:rPr>
       <w:tblPr/>
@@ -15281,6 +15957,7 @@
       <w:spacing w:after="0" w:line="240" w:lineRule="auto"/>
     </w:pPr>
     <w:rPr>
+      <w:rFonts w:eastAsia="黑体"/>
       <w:color w:themeColor="text1" w:val="000000"/>
     </w:rPr>
     <w:tblPr>
@@ -15302,6 +15979,7 @@
     </w:tcPr>
     <w:tblStylePr w:type="firstRow">
       <w:rPr>
+        <w:rFonts w:eastAsia="黑体"/>
         <w:b/>
         <w:bCs/>
       </w:rPr>
@@ -15312,6 +15990,7 @@
     </w:tblStylePr>
     <w:tblStylePr w:type="lastRow">
       <w:rPr>
+        <w:rFonts w:eastAsia="黑体"/>
         <w:b/>
         <w:bCs/>
         <w:color w:themeColor="text1" w:val="000000"/>
@@ -15323,6 +16002,7 @@
     </w:tblStylePr>
     <w:tblStylePr w:type="firstCol">
       <w:rPr>
+        <w:rFonts w:eastAsia="黑体"/>
         <w:color w:themeColor="background1" w:val="FFFFFF"/>
       </w:rPr>
       <w:tblPr/>
@@ -15332,6 +16012,7 @@
     </w:tblStylePr>
     <w:tblStylePr w:type="lastCol">
       <w:rPr>
+        <w:rFonts w:eastAsia="黑体"/>
         <w:color w:themeColor="background1" w:val="FFFFFF"/>
       </w:rPr>
       <w:tblPr/>
@@ -15364,6 +16045,7 @@
     <w:name w:val="KeywordTok"/>
     <w:basedOn w:val="VerbatimChar"/>
     <w:rPr>
+      <w:rFonts w:eastAsia="黑体"/>
       <w:b/>
       <w:color w:val="007020"/>
     </w:rPr>
@@ -15372,6 +16054,7 @@
     <w:name w:val="DataTypeTok"/>
     <w:basedOn w:val="VerbatimChar"/>
     <w:rPr>
+      <w:rFonts w:eastAsia="黑体"/>
       <w:color w:val="902000"/>
     </w:rPr>
   </w:style>
@@ -15379,6 +16062,7 @@
     <w:name w:val="DecValTok"/>
     <w:basedOn w:val="VerbatimChar"/>
     <w:rPr>
+      <w:rFonts w:eastAsia="黑体"/>
       <w:color w:val="40a070"/>
     </w:rPr>
   </w:style>
@@ -15386,6 +16070,7 @@
     <w:name w:val="BaseNTok"/>
     <w:basedOn w:val="VerbatimChar"/>
     <w:rPr>
+      <w:rFonts w:eastAsia="黑体"/>
       <w:color w:val="40a070"/>
     </w:rPr>
   </w:style>
@@ -15393,6 +16078,7 @@
     <w:name w:val="FloatTok"/>
     <w:basedOn w:val="VerbatimChar"/>
     <w:rPr>
+      <w:rFonts w:eastAsia="黑体"/>
       <w:color w:val="40a070"/>
     </w:rPr>
   </w:style>
@@ -15400,6 +16086,7 @@
     <w:name w:val="ConstantTok"/>
     <w:basedOn w:val="VerbatimChar"/>
     <w:rPr>
+      <w:rFonts w:eastAsia="黑体"/>
       <w:color w:val="880000"/>
     </w:rPr>
   </w:style>
@@ -15407,6 +16094,7 @@
     <w:name w:val="CharTok"/>
     <w:basedOn w:val="VerbatimChar"/>
     <w:rPr>
+      <w:rFonts w:eastAsia="黑体"/>
       <w:color w:val="4070a0"/>
     </w:rPr>
   </w:style>
@@ -15414,6 +16102,7 @@
     <w:name w:val="SpecialCharTok"/>
     <w:basedOn w:val="VerbatimChar"/>
     <w:rPr>
+      <w:rFonts w:eastAsia="黑体"/>
       <w:color w:val="4070a0"/>
     </w:rPr>
   </w:style>
@@ -15421,6 +16110,7 @@
     <w:name w:val="StringTok"/>
     <w:basedOn w:val="VerbatimChar"/>
     <w:rPr>
+      <w:rFonts w:eastAsia="黑体"/>
       <w:color w:val="4070a0"/>
     </w:rPr>
   </w:style>
@@ -15428,6 +16118,7 @@
     <w:name w:val="VerbatimStringTok"/>
     <w:basedOn w:val="VerbatimChar"/>
     <w:rPr>
+      <w:rFonts w:eastAsia="黑体"/>
       <w:color w:val="4070a0"/>
     </w:rPr>
   </w:style>
@@ -15435,6 +16126,7 @@
     <w:name w:val="SpecialStringTok"/>
     <w:basedOn w:val="VerbatimChar"/>
     <w:rPr>
+      <w:rFonts w:eastAsia="黑体"/>
       <w:color w:val="bb6688"/>
     </w:rPr>
   </w:style>
@@ -15442,6 +16134,7 @@
     <w:name w:val="ImportTok"/>
     <w:basedOn w:val="VerbatimChar"/>
     <w:rPr>
+      <w:rFonts w:eastAsia="黑体"/>
       <w:b/>
       <w:color w:val="008000"/>
     </w:rPr>
@@ -15450,6 +16143,7 @@
     <w:name w:val="CommentTok"/>
     <w:basedOn w:val="VerbatimChar"/>
     <w:rPr>
+      <w:rFonts w:eastAsia="黑体"/>
       <w:i/>
       <w:color w:val="60a0b0"/>
     </w:rPr>
@@ -15458,6 +16152,7 @@
     <w:name w:val="DocumentationTok"/>
     <w:basedOn w:val="VerbatimChar"/>
     <w:rPr>
+      <w:rFonts w:eastAsia="黑体"/>
       <w:i/>
       <w:color w:val="ba2121"/>
     </w:rPr>
@@ -15466,6 +16161,7 @@
     <w:name w:val="AnnotationTok"/>
     <w:basedOn w:val="VerbatimChar"/>
     <w:rPr>
+      <w:rFonts w:eastAsia="黑体"/>
       <w:b/>
       <w:i/>
       <w:color w:val="60a0b0"/>
@@ -15475,6 +16171,7 @@
     <w:name w:val="CommentVarTok"/>
     <w:basedOn w:val="VerbatimChar"/>
     <w:rPr>
+      <w:rFonts w:eastAsia="黑体"/>
       <w:b/>
       <w:i/>
       <w:color w:val="60a0b0"/>
@@ -15484,6 +16181,7 @@
     <w:name w:val="OtherTok"/>
     <w:basedOn w:val="VerbatimChar"/>
     <w:rPr>
+      <w:rFonts w:eastAsia="黑体"/>
       <w:color w:val="007020"/>
     </w:rPr>
   </w:style>
@@ -15491,6 +16189,7 @@
     <w:name w:val="FunctionTok"/>
     <w:basedOn w:val="VerbatimChar"/>
     <w:rPr>
+      <w:rFonts w:eastAsia="黑体"/>
       <w:color w:val="06287e"/>
     </w:rPr>
   </w:style>
@@ -15498,6 +16197,7 @@
     <w:name w:val="VariableTok"/>
     <w:basedOn w:val="VerbatimChar"/>
     <w:rPr>
+      <w:rFonts w:eastAsia="黑体"/>
       <w:color w:val="19177c"/>
     </w:rPr>
   </w:style>
@@ -15505,6 +16205,7 @@
     <w:name w:val="ControlFlowTok"/>
     <w:basedOn w:val="VerbatimChar"/>
     <w:rPr>
+      <w:rFonts w:eastAsia="黑体"/>
       <w:b/>
       <w:color w:val="007020"/>
     </w:rPr>
@@ -15513,6 +16214,7 @@
     <w:name w:val="OperatorTok"/>
     <w:basedOn w:val="VerbatimChar"/>
     <w:rPr>
+      <w:rFonts w:eastAsia="黑体"/>
       <w:color w:val="666666"/>
     </w:rPr>
   </w:style>
@@ -15520,18 +16222,22 @@
     <w:name w:val="BuiltInTok"/>
     <w:basedOn w:val="VerbatimChar"/>
     <w:rPr>
+      <w:rFonts w:eastAsia="黑体"/>
       <w:color w:val="008000"/>
     </w:rPr>
   </w:style>
   <w:style w:type="character" w:customStyle="1" w:styleId="ExtensionTok">
     <w:name w:val="ExtensionTok"/>
     <w:basedOn w:val="VerbatimChar"/>
-    <w:rPr/>
+    <w:rPr>
+      <w:rFonts w:eastAsia="黑体"/>
+    </w:rPr>
   </w:style>
   <w:style w:type="character" w:customStyle="1" w:styleId="PreprocessorTok">
     <w:name w:val="PreprocessorTok"/>
     <w:basedOn w:val="VerbatimChar"/>
     <w:rPr>
+      <w:rFonts w:eastAsia="黑体"/>
       <w:color w:val="bc7a00"/>
     </w:rPr>
   </w:style>
@@ -15539,18 +16245,22 @@
     <w:name w:val="AttributeTok"/>
     <w:basedOn w:val="VerbatimChar"/>
     <w:rPr>
+      <w:rFonts w:eastAsia="黑体"/>
       <w:color w:val="7d9029"/>
     </w:rPr>
   </w:style>
   <w:style w:type="character" w:customStyle="1" w:styleId="RegionMarkerTok">
     <w:name w:val="RegionMarkerTok"/>
     <w:basedOn w:val="VerbatimChar"/>
-    <w:rPr/>
+    <w:rPr>
+      <w:rFonts w:eastAsia="黑体"/>
+    </w:rPr>
   </w:style>
   <w:style w:type="character" w:customStyle="1" w:styleId="InformationTok">
     <w:name w:val="InformationTok"/>
     <w:basedOn w:val="VerbatimChar"/>
     <w:rPr>
+      <w:rFonts w:eastAsia="黑体"/>
       <w:b/>
       <w:i/>
       <w:color w:val="60a0b0"/>
@@ -15560,6 +16270,7 @@
     <w:name w:val="WarningTok"/>
     <w:basedOn w:val="VerbatimChar"/>
     <w:rPr>
+      <w:rFonts w:eastAsia="黑体"/>
       <w:b/>
       <w:i/>
       <w:color w:val="60a0b0"/>
@@ -15569,6 +16280,7 @@
     <w:name w:val="AlertTok"/>
     <w:basedOn w:val="VerbatimChar"/>
     <w:rPr>
+      <w:rFonts w:eastAsia="黑体"/>
       <w:b/>
       <w:color w:val="ff0000"/>
     </w:rPr>
@@ -15577,6 +16289,7 @@
     <w:name w:val="ErrorTok"/>
     <w:basedOn w:val="VerbatimChar"/>
     <w:rPr>
+      <w:rFonts w:eastAsia="黑体"/>
       <w:b/>
       <w:color w:val="ff0000"/>
     </w:rPr>
@@ -15584,7 +16297,9 @@
   <w:style w:type="character" w:customStyle="1" w:styleId="NormalTok">
     <w:name w:val="NormalTok"/>
     <w:basedOn w:val="VerbatimChar"/>
-    <w:rPr/>
+    <w:rPr>
+      <w:rFonts w:eastAsia="黑体"/>
+    </w:rPr>
   </w:style>
 </w:styles>
 </file>
@@ -15633,12 +16348,12 @@
     <a:fontScheme name="Office">
       <a:majorFont>
         <a:latin typeface="Calibri"/>
-        <a:ea typeface=""/>
+        <a:ea typeface="黑体"/>
         <a:cs typeface=""/>
         <a:font script="Jpan" typeface="ＭＳ ゴシック"/>
         <a:font script="Hang" typeface="맑은 고딕"/>
-        <a:font script="Hans" typeface="宋体"/>
-        <a:font script="Hant" typeface="新細明體"/>
+        <a:font script="Hans" typeface="黑体"/>
+        <a:font script="Hant" typeface="黑体"/>
         <a:font script="Arab" typeface="Times New Roman"/>
         <a:font script="Hebr" typeface="Times New Roman"/>
         <a:font script="Thai" typeface="Angsana New"/>
@@ -15668,12 +16383,12 @@
       </a:majorFont>
       <a:minorFont>
         <a:latin typeface="Cambria"/>
-        <a:ea typeface=""/>
+        <a:ea typeface="黑体"/>
         <a:cs typeface=""/>
         <a:font script="Jpan" typeface="ＭＳ 明朝"/>
         <a:font script="Hang" typeface="맑은 고딕"/>
-        <a:font script="Hans" typeface="宋体"/>
-        <a:font script="Hant" typeface="新細明體"/>
+        <a:font script="Hans" typeface="黑体"/>
+        <a:font script="Hant" typeface="黑体"/>
         <a:font script="Arab" typeface="Arial"/>
         <a:font script="Hebr" typeface="Arial"/>
         <a:font script="Thai" typeface="Cordia New"/>

--- a/08-传感器电路/02-光电传感器电路/光电池检测电路/光电池检测电路.docx
+++ b/08-传感器电路/02-光电传感器电路/光电池检测电路/光电池检测电路.docx
@@ -3277,7 +3277,7 @@
           <w:color w:val="555555"/>
           <w:sz w:val="21"/>
         </w:rPr>
-        <w:t>材料收集者：杜文杰，WX手机：19519196569，QQ:3478827729</w:t>
+        <w:t>材料收集者：杜文杰，微信/手机：19519196569，QQ:3478827729</w:t>
       </w:r>
     </w:p>
     <w:sectPr>
